--- a/docs/Requerimientos.docx
+++ b/docs/Requerimientos.docx
@@ -1429,8 +1429,1688 @@
         </w:rPr>
       </w:pPr>
     </w:p>
+    <w:p>
+      <w:pPr>
+        <w:rPr>
+          <w:rFonts w:ascii="Arial" w:hAnsi="Arial" w:cs="Arial"/>
+        </w:rPr>
+      </w:pPr>
+    </w:p>
+    <w:p>
+      <w:pPr>
+        <w:rPr>
+          <w:rFonts w:ascii="Arial" w:hAnsi="Arial" w:cs="Arial"/>
+        </w:rPr>
+      </w:pPr>
+    </w:p>
+    <w:p>
+      <w:pPr>
+        <w:rPr>
+          <w:rFonts w:ascii="Arial" w:hAnsi="Arial" w:cs="Arial"/>
+        </w:rPr>
+      </w:pPr>
+    </w:p>
+    <w:p>
+      <w:pPr>
+        <w:rPr>
+          <w:rFonts w:ascii="Arial" w:hAnsi="Arial" w:cs="Arial"/>
+        </w:rPr>
+      </w:pPr>
+    </w:p>
+    <w:p>
+      <w:pPr>
+        <w:rPr>
+          <w:rFonts w:ascii="Arial" w:hAnsi="Arial" w:cs="Arial"/>
+        </w:rPr>
+      </w:pPr>
+    </w:p>
+    <w:p>
+      <w:pPr>
+        <w:rPr>
+          <w:rFonts w:ascii="Arial" w:hAnsi="Arial" w:cs="Arial"/>
+        </w:rPr>
+      </w:pPr>
+    </w:p>
+    <w:p>
+      <w:pPr>
+        <w:rPr>
+          <w:rFonts w:ascii="Arial" w:hAnsi="Arial" w:cs="Arial"/>
+        </w:rPr>
+      </w:pPr>
+    </w:p>
+    <w:p>
+      <w:pPr>
+        <w:rPr>
+          <w:rFonts w:ascii="Arial" w:hAnsi="Arial" w:cs="Arial"/>
+        </w:rPr>
+      </w:pPr>
+    </w:p>
+    <w:p>
+      <w:pPr>
+        <w:rPr>
+          <w:rFonts w:ascii="Arial" w:hAnsi="Arial" w:cs="Arial"/>
+        </w:rPr>
+      </w:pPr>
+    </w:p>
+    <w:p>
+      <w:pPr>
+        <w:rPr>
+          <w:rFonts w:ascii="Arial" w:hAnsi="Arial" w:cs="Arial"/>
+        </w:rPr>
+      </w:pPr>
+    </w:p>
+    <w:p>
+      <w:pPr>
+        <w:rPr>
+          <w:rFonts w:ascii="Arial" w:hAnsi="Arial" w:cs="Arial"/>
+        </w:rPr>
+      </w:pPr>
+    </w:p>
+    <w:p>
+      <w:pPr>
+        <w:rPr>
+          <w:rFonts w:ascii="Arial" w:hAnsi="Arial" w:cs="Arial"/>
+        </w:rPr>
+      </w:pPr>
+    </w:p>
+    <w:p>
+      <w:pPr>
+        <w:rPr>
+          <w:rFonts w:ascii="Arial" w:hAnsi="Arial" w:cs="Arial"/>
+        </w:rPr>
+      </w:pPr>
+    </w:p>
+    <w:p>
+      <w:pPr>
+        <w:rPr>
+          <w:rFonts w:ascii="Arial" w:hAnsi="Arial" w:cs="Arial"/>
+        </w:rPr>
+      </w:pPr>
+    </w:p>
+    <w:p>
+      <w:pPr>
+        <w:rPr>
+          <w:rFonts w:ascii="Arial" w:hAnsi="Arial" w:cs="Arial"/>
+        </w:rPr>
+      </w:pPr>
+    </w:p>
+    <w:p>
+      <w:pPr>
+        <w:rPr>
+          <w:rFonts w:ascii="Arial" w:hAnsi="Arial" w:cs="Arial"/>
+        </w:rPr>
+      </w:pPr>
+    </w:p>
+    <w:p>
+      <w:pPr>
+        <w:rPr>
+          <w:rFonts w:ascii="Arial" w:hAnsi="Arial" w:cs="Arial"/>
+        </w:rPr>
+      </w:pPr>
+    </w:p>
+    <w:p>
+      <w:pPr>
+        <w:rPr>
+          <w:rFonts w:ascii="Arial" w:hAnsi="Arial" w:cs="Arial"/>
+        </w:rPr>
+      </w:pPr>
+    </w:p>
+    <w:p>
+      <w:pPr>
+        <w:rPr>
+          <w:rFonts w:ascii="Arial" w:hAnsi="Arial" w:cs="Arial"/>
+          <w:b/>
+          <w:bCs/>
+        </w:rPr>
+      </w:pPr>
+      <w:r>
+        <w:rPr>
+          <w:rFonts w:ascii="Arial" w:hAnsi="Arial" w:cs="Arial"/>
+          <w:b/>
+          <w:bCs/>
+        </w:rPr>
+        <w:lastRenderedPageBreak/>
+        <w:t>1. Actores del sistema</w:t>
+      </w:r>
+    </w:p>
+    <w:p>
+      <w:pPr>
+        <w:rPr>
+          <w:rFonts w:ascii="Arial" w:hAnsi="Arial" w:cs="Arial"/>
+          <w:b/>
+          <w:bCs/>
+        </w:rPr>
+      </w:pPr>
+      <w:r>
+        <w:rPr>
+          <w:rFonts w:ascii="Arial" w:hAnsi="Arial" w:cs="Arial"/>
+          <w:b/>
+          <w:bCs/>
+        </w:rPr>
+        <w:t>1.1 Administrador (</w:t>
+      </w:r>
+      <w:proofErr w:type="spellStart"/>
+      <w:r>
+        <w:rPr>
+          <w:rFonts w:ascii="Arial" w:hAnsi="Arial" w:cs="Arial"/>
+          <w:b/>
+          <w:bCs/>
+        </w:rPr>
+        <w:t>Admin</w:t>
+      </w:r>
+      <w:proofErr w:type="spellEnd"/>
+      <w:r>
+        <w:rPr>
+          <w:rFonts w:ascii="Arial" w:hAnsi="Arial" w:cs="Arial"/>
+          <w:b/>
+          <w:bCs/>
+        </w:rPr>
+        <w:t>)</w:t>
+      </w:r>
+    </w:p>
+    <w:p>
+      <w:pPr>
+        <w:numPr>
+          <w:ilvl w:val="0"/>
+          <w:numId w:val="17"/>
+        </w:numPr>
+        <w:rPr>
+          <w:rFonts w:ascii="Arial" w:hAnsi="Arial" w:cs="Arial"/>
+        </w:rPr>
+      </w:pPr>
+      <w:r>
+        <w:rPr>
+          <w:rFonts w:ascii="Arial" w:hAnsi="Arial" w:cs="Arial"/>
+        </w:rPr>
+        <w:t xml:space="preserve">Acceso total al sistema </w:t>
+      </w:r>
+    </w:p>
+    <w:p>
+      <w:pPr>
+        <w:numPr>
+          <w:ilvl w:val="0"/>
+          <w:numId w:val="17"/>
+        </w:numPr>
+        <w:rPr>
+          <w:rFonts w:ascii="Arial" w:hAnsi="Arial" w:cs="Arial"/>
+        </w:rPr>
+      </w:pPr>
+      <w:r>
+        <w:rPr>
+          <w:rFonts w:ascii="Arial" w:hAnsi="Arial" w:cs="Arial"/>
+        </w:rPr>
+        <w:t xml:space="preserve">Puede visualizar, registrar, modificar y eliminar información </w:t>
+      </w:r>
+    </w:p>
+    <w:p>
+      <w:pPr>
+        <w:numPr>
+          <w:ilvl w:val="0"/>
+          <w:numId w:val="17"/>
+        </w:numPr>
+        <w:rPr>
+          <w:rFonts w:ascii="Arial" w:hAnsi="Arial" w:cs="Arial"/>
+        </w:rPr>
+      </w:pPr>
+      <w:r>
+        <w:rPr>
+          <w:rFonts w:ascii="Arial" w:hAnsi="Arial" w:cs="Arial"/>
+        </w:rPr>
+        <w:t xml:space="preserve">Puede acceder a todos los tramos y núcleos agrarios </w:t>
+      </w:r>
+    </w:p>
+    <w:p>
+      <w:pPr>
+        <w:rPr>
+          <w:rFonts w:ascii="Arial" w:hAnsi="Arial" w:cs="Arial"/>
+          <w:b/>
+          <w:bCs/>
+        </w:rPr>
+      </w:pPr>
+      <w:r>
+        <w:rPr>
+          <w:rFonts w:ascii="Arial" w:hAnsi="Arial" w:cs="Arial"/>
+          <w:b/>
+          <w:bCs/>
+        </w:rPr>
+        <w:t>1.2 Operador</w:t>
+      </w:r>
+    </w:p>
+    <w:p>
+      <w:pPr>
+        <w:numPr>
+          <w:ilvl w:val="0"/>
+          <w:numId w:val="18"/>
+        </w:numPr>
+        <w:rPr>
+          <w:rFonts w:ascii="Arial" w:hAnsi="Arial" w:cs="Arial"/>
+        </w:rPr>
+      </w:pPr>
+      <w:r>
+        <w:rPr>
+          <w:rFonts w:ascii="Arial" w:hAnsi="Arial" w:cs="Arial"/>
+        </w:rPr>
+        <w:t xml:space="preserve">Registra información de campo </w:t>
+      </w:r>
+    </w:p>
+    <w:p>
+      <w:pPr>
+        <w:numPr>
+          <w:ilvl w:val="0"/>
+          <w:numId w:val="18"/>
+        </w:numPr>
+        <w:rPr>
+          <w:rFonts w:ascii="Arial" w:hAnsi="Arial" w:cs="Arial"/>
+        </w:rPr>
+      </w:pPr>
+      <w:r>
+        <w:rPr>
+          <w:rFonts w:ascii="Arial" w:hAnsi="Arial" w:cs="Arial"/>
+        </w:rPr>
+        <w:t xml:space="preserve">Actualiza estatus de núcleos agrarios </w:t>
+      </w:r>
+    </w:p>
+    <w:p>
+      <w:pPr>
+        <w:numPr>
+          <w:ilvl w:val="0"/>
+          <w:numId w:val="18"/>
+        </w:numPr>
+        <w:rPr>
+          <w:rFonts w:ascii="Arial" w:hAnsi="Arial" w:cs="Arial"/>
+        </w:rPr>
+      </w:pPr>
+      <w:r>
+        <w:rPr>
+          <w:rFonts w:ascii="Arial" w:hAnsi="Arial" w:cs="Arial"/>
+        </w:rPr>
+        <w:t xml:space="preserve">Solo accede a los tramos/núcleos asignados </w:t>
+      </w:r>
+    </w:p>
+    <w:p>
+      <w:pPr>
+        <w:rPr>
+          <w:rFonts w:ascii="Arial" w:hAnsi="Arial" w:cs="Arial"/>
+          <w:b/>
+          <w:bCs/>
+        </w:rPr>
+      </w:pPr>
+      <w:r>
+        <w:rPr>
+          <w:rFonts w:ascii="Arial" w:hAnsi="Arial" w:cs="Arial"/>
+          <w:b/>
+          <w:bCs/>
+        </w:rPr>
+        <w:t>1.3 Analista / Lector</w:t>
+      </w:r>
+    </w:p>
+    <w:p>
+      <w:pPr>
+        <w:numPr>
+          <w:ilvl w:val="0"/>
+          <w:numId w:val="19"/>
+        </w:numPr>
+        <w:rPr>
+          <w:rFonts w:ascii="Arial" w:hAnsi="Arial" w:cs="Arial"/>
+        </w:rPr>
+      </w:pPr>
+      <w:r>
+        <w:rPr>
+          <w:rFonts w:ascii="Arial" w:hAnsi="Arial" w:cs="Arial"/>
+        </w:rPr>
+        <w:t xml:space="preserve">Solo consulta información </w:t>
+      </w:r>
+    </w:p>
+    <w:p>
+      <w:pPr>
+        <w:numPr>
+          <w:ilvl w:val="0"/>
+          <w:numId w:val="19"/>
+        </w:numPr>
+        <w:rPr>
+          <w:rFonts w:ascii="Arial" w:hAnsi="Arial" w:cs="Arial"/>
+        </w:rPr>
+      </w:pPr>
+      <w:r>
+        <w:rPr>
+          <w:rFonts w:ascii="Arial" w:hAnsi="Arial" w:cs="Arial"/>
+        </w:rPr>
+        <w:t xml:space="preserve">No puede registrar ni modificar datos </w:t>
+      </w:r>
+    </w:p>
+    <w:p>
+      <w:pPr>
+        <w:rPr>
+          <w:rFonts w:ascii="Arial" w:hAnsi="Arial" w:cs="Arial"/>
+        </w:rPr>
+      </w:pPr>
+      <w:r>
+        <w:rPr>
+          <w:rFonts w:ascii="Arial" w:hAnsi="Arial" w:cs="Arial"/>
+        </w:rPr>
+        <w:pict w14:anchorId="1080F000">
+          <v:rect id="_x0000_i1073" style="width:0;height:1.5pt" o:hralign="center" o:hrstd="t" o:hr="t" fillcolor="#a0a0a0" stroked="f"/>
+        </w:pict>
+      </w:r>
+    </w:p>
+    <w:p>
+      <w:pPr>
+        <w:rPr>
+          <w:rFonts w:ascii="Arial" w:hAnsi="Arial" w:cs="Arial"/>
+          <w:b/>
+          <w:bCs/>
+        </w:rPr>
+      </w:pPr>
+      <w:r>
+        <w:rPr>
+          <w:rFonts w:ascii="Arial" w:hAnsi="Arial" w:cs="Arial"/>
+          <w:b/>
+          <w:bCs/>
+        </w:rPr>
+        <w:t>2. Reglas de negocio</w:t>
+      </w:r>
+    </w:p>
+    <w:p>
+      <w:pPr>
+        <w:rPr>
+          <w:rFonts w:ascii="Arial" w:hAnsi="Arial" w:cs="Arial"/>
+          <w:b/>
+          <w:bCs/>
+        </w:rPr>
+      </w:pPr>
+      <w:r>
+        <w:rPr>
+          <w:rFonts w:ascii="Arial" w:hAnsi="Arial" w:cs="Arial"/>
+          <w:b/>
+          <w:bCs/>
+        </w:rPr>
+        <w:t>2.1 Control de acceso</w:t>
+      </w:r>
+    </w:p>
+    <w:p>
+      <w:pPr>
+        <w:numPr>
+          <w:ilvl w:val="0"/>
+          <w:numId w:val="20"/>
+        </w:numPr>
+        <w:rPr>
+          <w:rFonts w:ascii="Arial" w:hAnsi="Arial" w:cs="Arial"/>
+        </w:rPr>
+      </w:pPr>
+      <w:r>
+        <w:rPr>
+          <w:rFonts w:ascii="Arial" w:hAnsi="Arial" w:cs="Arial"/>
+        </w:rPr>
+        <w:t xml:space="preserve">RN-01: Todo usuario debe autenticarse para acceder al sistema </w:t>
+      </w:r>
+    </w:p>
+    <w:p>
+      <w:pPr>
+        <w:numPr>
+          <w:ilvl w:val="0"/>
+          <w:numId w:val="20"/>
+        </w:numPr>
+        <w:rPr>
+          <w:rFonts w:ascii="Arial" w:hAnsi="Arial" w:cs="Arial"/>
+        </w:rPr>
+      </w:pPr>
+      <w:r>
+        <w:rPr>
+          <w:rFonts w:ascii="Arial" w:hAnsi="Arial" w:cs="Arial"/>
+        </w:rPr>
+        <w:t xml:space="preserve">RN-02: El acceso a funcionalidades depende del rol del usuario </w:t>
+      </w:r>
+    </w:p>
+    <w:p>
+      <w:pPr>
+        <w:numPr>
+          <w:ilvl w:val="0"/>
+          <w:numId w:val="20"/>
+        </w:numPr>
+        <w:rPr>
+          <w:rFonts w:ascii="Arial" w:hAnsi="Arial" w:cs="Arial"/>
+        </w:rPr>
+      </w:pPr>
+      <w:r>
+        <w:rPr>
+          <w:rFonts w:ascii="Arial" w:hAnsi="Arial" w:cs="Arial"/>
+        </w:rPr>
+        <w:t xml:space="preserve">RN-03: Un Analista/Lector no puede registrar ni modificar información </w:t>
+      </w:r>
+    </w:p>
+    <w:p>
+      <w:pPr>
+        <w:numPr>
+          <w:ilvl w:val="0"/>
+          <w:numId w:val="20"/>
+        </w:numPr>
+        <w:rPr>
+          <w:rFonts w:ascii="Arial" w:hAnsi="Arial" w:cs="Arial"/>
+        </w:rPr>
+      </w:pPr>
+      <w:r>
+        <w:rPr>
+          <w:rFonts w:ascii="Arial" w:hAnsi="Arial" w:cs="Arial"/>
+        </w:rPr>
+        <w:t xml:space="preserve">RN-04: Un Operador solo puede modificar núcleos asignados </w:t>
+      </w:r>
+    </w:p>
+    <w:p>
+      <w:pPr>
+        <w:numPr>
+          <w:ilvl w:val="0"/>
+          <w:numId w:val="20"/>
+        </w:numPr>
+        <w:rPr>
+          <w:rFonts w:ascii="Arial" w:hAnsi="Arial" w:cs="Arial"/>
+        </w:rPr>
+      </w:pPr>
+      <w:r>
+        <w:rPr>
+          <w:rFonts w:ascii="Arial" w:hAnsi="Arial" w:cs="Arial"/>
+        </w:rPr>
+        <w:t xml:space="preserve">RN-05: El Administrador puede acceder y modificar cualquier información </w:t>
+      </w:r>
+    </w:p>
+    <w:p>
+      <w:pPr>
+        <w:rPr>
+          <w:rFonts w:ascii="Arial" w:hAnsi="Arial" w:cs="Arial"/>
+          <w:b/>
+          <w:bCs/>
+        </w:rPr>
+      </w:pPr>
+      <w:r>
+        <w:rPr>
+          <w:rFonts w:ascii="Arial" w:hAnsi="Arial" w:cs="Arial"/>
+          <w:b/>
+          <w:bCs/>
+        </w:rPr>
+        <w:t>2.2 Núcleos agrarios</w:t>
+      </w:r>
+    </w:p>
+    <w:p>
+      <w:pPr>
+        <w:numPr>
+          <w:ilvl w:val="0"/>
+          <w:numId w:val="21"/>
+        </w:numPr>
+        <w:rPr>
+          <w:rFonts w:ascii="Arial" w:hAnsi="Arial" w:cs="Arial"/>
+        </w:rPr>
+      </w:pPr>
+      <w:r>
+        <w:rPr>
+          <w:rFonts w:ascii="Arial" w:hAnsi="Arial" w:cs="Arial"/>
+        </w:rPr>
+        <w:t xml:space="preserve">RN-06: Cada núcleo agrario se representa mediante un único polígono </w:t>
+      </w:r>
+    </w:p>
+    <w:p>
+      <w:pPr>
+        <w:numPr>
+          <w:ilvl w:val="0"/>
+          <w:numId w:val="21"/>
+        </w:numPr>
+        <w:rPr>
+          <w:rFonts w:ascii="Arial" w:hAnsi="Arial" w:cs="Arial"/>
+        </w:rPr>
+      </w:pPr>
+      <w:r>
+        <w:rPr>
+          <w:rFonts w:ascii="Arial" w:hAnsi="Arial" w:cs="Arial"/>
+        </w:rPr>
+        <w:t xml:space="preserve">RN-07: Un núcleo agrario puede ser atravesado por el tramo del tren más de una vez </w:t>
+      </w:r>
+    </w:p>
+    <w:p>
+      <w:pPr>
+        <w:numPr>
+          <w:ilvl w:val="0"/>
+          <w:numId w:val="21"/>
+        </w:numPr>
+        <w:rPr>
+          <w:rFonts w:ascii="Arial" w:hAnsi="Arial" w:cs="Arial"/>
+        </w:rPr>
+      </w:pPr>
+      <w:r>
+        <w:rPr>
+          <w:rFonts w:ascii="Arial" w:hAnsi="Arial" w:cs="Arial"/>
+        </w:rPr>
+        <w:t xml:space="preserve">RN-08: El estado del núcleo agrario es único (no puede haber múltiples estados dentro del mismo núcleo) </w:t>
+      </w:r>
+    </w:p>
+    <w:p>
+      <w:pPr>
+        <w:rPr>
+          <w:rFonts w:ascii="Arial" w:hAnsi="Arial" w:cs="Arial"/>
+        </w:rPr>
+      </w:pPr>
+    </w:p>
+    <w:p>
+      <w:pPr>
+        <w:rPr>
+          <w:rFonts w:ascii="Arial" w:hAnsi="Arial" w:cs="Arial"/>
+        </w:rPr>
+      </w:pPr>
+    </w:p>
+    <w:p>
+      <w:pPr>
+        <w:rPr>
+          <w:rFonts w:ascii="Arial" w:hAnsi="Arial" w:cs="Arial"/>
+          <w:b/>
+          <w:bCs/>
+        </w:rPr>
+      </w:pPr>
+      <w:r>
+        <w:rPr>
+          <w:rFonts w:ascii="Arial" w:hAnsi="Arial" w:cs="Arial"/>
+          <w:b/>
+          <w:bCs/>
+        </w:rPr>
+        <w:lastRenderedPageBreak/>
+        <w:t>2.3 Estado del tramo</w:t>
+      </w:r>
+    </w:p>
+    <w:p>
+      <w:pPr>
+        <w:numPr>
+          <w:ilvl w:val="0"/>
+          <w:numId w:val="22"/>
+        </w:numPr>
+        <w:rPr>
+          <w:rFonts w:ascii="Arial" w:hAnsi="Arial" w:cs="Arial"/>
+        </w:rPr>
+      </w:pPr>
+      <w:r>
+        <w:rPr>
+          <w:rFonts w:ascii="Arial" w:hAnsi="Arial" w:cs="Arial"/>
+        </w:rPr>
+        <w:t xml:space="preserve">RN-09: El estado del tramo dentro de un núcleo depende del estado del núcleo agrario </w:t>
+      </w:r>
+    </w:p>
+    <w:p>
+      <w:pPr>
+        <w:numPr>
+          <w:ilvl w:val="0"/>
+          <w:numId w:val="22"/>
+        </w:numPr>
+        <w:rPr>
+          <w:rFonts w:ascii="Arial" w:hAnsi="Arial" w:cs="Arial"/>
+        </w:rPr>
+      </w:pPr>
+      <w:r>
+        <w:rPr>
+          <w:rFonts w:ascii="Arial" w:hAnsi="Arial" w:cs="Arial"/>
+        </w:rPr>
+        <w:t xml:space="preserve">RN-10: Los estados posibles son: </w:t>
+      </w:r>
+    </w:p>
+    <w:p>
+      <w:pPr>
+        <w:numPr>
+          <w:ilvl w:val="1"/>
+          <w:numId w:val="22"/>
+        </w:numPr>
+        <w:rPr>
+          <w:rFonts w:ascii="Arial" w:hAnsi="Arial" w:cs="Arial"/>
+        </w:rPr>
+      </w:pPr>
+      <w:r>
+        <w:rPr>
+          <w:rFonts w:ascii="Arial" w:hAnsi="Arial" w:cs="Arial"/>
+        </w:rPr>
+        <w:t xml:space="preserve">Liberado (verde) </w:t>
+      </w:r>
+    </w:p>
+    <w:p>
+      <w:pPr>
+        <w:numPr>
+          <w:ilvl w:val="1"/>
+          <w:numId w:val="22"/>
+        </w:numPr>
+        <w:rPr>
+          <w:rFonts w:ascii="Arial" w:hAnsi="Arial" w:cs="Arial"/>
+        </w:rPr>
+      </w:pPr>
+      <w:r>
+        <w:rPr>
+          <w:rFonts w:ascii="Arial" w:hAnsi="Arial" w:cs="Arial"/>
+        </w:rPr>
+        <w:t xml:space="preserve">Pendiente (gris) </w:t>
+      </w:r>
+    </w:p>
+    <w:p>
+      <w:pPr>
+        <w:numPr>
+          <w:ilvl w:val="1"/>
+          <w:numId w:val="22"/>
+        </w:numPr>
+        <w:rPr>
+          <w:rFonts w:ascii="Arial" w:hAnsi="Arial" w:cs="Arial"/>
+        </w:rPr>
+      </w:pPr>
+      <w:r>
+        <w:rPr>
+          <w:rFonts w:ascii="Arial" w:hAnsi="Arial" w:cs="Arial"/>
+        </w:rPr>
+        <w:t xml:space="preserve">Problema (rojo) </w:t>
+      </w:r>
+    </w:p>
+    <w:p>
+      <w:pPr>
+        <w:rPr>
+          <w:rFonts w:ascii="Arial" w:hAnsi="Arial" w:cs="Arial"/>
+          <w:b/>
+          <w:bCs/>
+        </w:rPr>
+      </w:pPr>
+      <w:r>
+        <w:rPr>
+          <w:rFonts w:ascii="Arial" w:hAnsi="Arial" w:cs="Arial"/>
+          <w:b/>
+          <w:bCs/>
+        </w:rPr>
+        <w:t>2.4 Asambleas y convenios</w:t>
+      </w:r>
+    </w:p>
+    <w:p>
+      <w:pPr>
+        <w:numPr>
+          <w:ilvl w:val="0"/>
+          <w:numId w:val="23"/>
+        </w:numPr>
+        <w:rPr>
+          <w:rFonts w:ascii="Arial" w:hAnsi="Arial" w:cs="Arial"/>
+        </w:rPr>
+      </w:pPr>
+      <w:r>
+        <w:rPr>
+          <w:rFonts w:ascii="Arial" w:hAnsi="Arial" w:cs="Arial"/>
+        </w:rPr>
+        <w:t xml:space="preserve">RN-11: Cada núcleo agrario debe registrar: </w:t>
+      </w:r>
+    </w:p>
+    <w:p>
+      <w:pPr>
+        <w:numPr>
+          <w:ilvl w:val="1"/>
+          <w:numId w:val="23"/>
+        </w:numPr>
+        <w:rPr>
+          <w:rFonts w:ascii="Arial" w:hAnsi="Arial" w:cs="Arial"/>
+        </w:rPr>
+      </w:pPr>
+      <w:r>
+        <w:rPr>
+          <w:rFonts w:ascii="Arial" w:hAnsi="Arial" w:cs="Arial"/>
+        </w:rPr>
+        <w:t xml:space="preserve">Asambleas programadas </w:t>
+      </w:r>
+    </w:p>
+    <w:p>
+      <w:pPr>
+        <w:numPr>
+          <w:ilvl w:val="1"/>
+          <w:numId w:val="23"/>
+        </w:numPr>
+        <w:rPr>
+          <w:rFonts w:ascii="Arial" w:hAnsi="Arial" w:cs="Arial"/>
+        </w:rPr>
+      </w:pPr>
+      <w:r>
+        <w:rPr>
+          <w:rFonts w:ascii="Arial" w:hAnsi="Arial" w:cs="Arial"/>
+        </w:rPr>
+        <w:t xml:space="preserve">Asambleas convocadas </w:t>
+      </w:r>
+    </w:p>
+    <w:p>
+      <w:pPr>
+        <w:numPr>
+          <w:ilvl w:val="1"/>
+          <w:numId w:val="23"/>
+        </w:numPr>
+        <w:rPr>
+          <w:rFonts w:ascii="Arial" w:hAnsi="Arial" w:cs="Arial"/>
+        </w:rPr>
+      </w:pPr>
+      <w:r>
+        <w:rPr>
+          <w:rFonts w:ascii="Arial" w:hAnsi="Arial" w:cs="Arial"/>
+        </w:rPr>
+        <w:t xml:space="preserve">Asambleas realizadas con autorización </w:t>
+      </w:r>
+    </w:p>
+    <w:p>
+      <w:pPr>
+        <w:numPr>
+          <w:ilvl w:val="1"/>
+          <w:numId w:val="23"/>
+        </w:numPr>
+        <w:rPr>
+          <w:rFonts w:ascii="Arial" w:hAnsi="Arial" w:cs="Arial"/>
+        </w:rPr>
+      </w:pPr>
+      <w:r>
+        <w:rPr>
+          <w:rFonts w:ascii="Arial" w:hAnsi="Arial" w:cs="Arial"/>
+        </w:rPr>
+        <w:t xml:space="preserve">Convenios firmados </w:t>
+      </w:r>
+    </w:p>
+    <w:p>
+      <w:pPr>
+        <w:numPr>
+          <w:ilvl w:val="0"/>
+          <w:numId w:val="23"/>
+        </w:numPr>
+        <w:rPr>
+          <w:rFonts w:ascii="Arial" w:hAnsi="Arial" w:cs="Arial"/>
+        </w:rPr>
+      </w:pPr>
+      <w:r>
+        <w:rPr>
+          <w:rFonts w:ascii="Arial" w:hAnsi="Arial" w:cs="Arial"/>
+        </w:rPr>
+        <w:t xml:space="preserve">RN-12: El estado del núcleo agrario depende del avance de estos indicadores (definición pendiente) </w:t>
+      </w:r>
+    </w:p>
+    <w:p>
+      <w:pPr>
+        <w:rPr>
+          <w:rFonts w:ascii="Arial" w:hAnsi="Arial" w:cs="Arial"/>
+          <w:b/>
+          <w:bCs/>
+        </w:rPr>
+      </w:pPr>
+      <w:r>
+        <w:rPr>
+          <w:rFonts w:ascii="Arial" w:hAnsi="Arial" w:cs="Arial"/>
+          <w:b/>
+          <w:bCs/>
+        </w:rPr>
+        <w:t>2.5 Datos y consistencia</w:t>
+      </w:r>
+    </w:p>
+    <w:p>
+      <w:pPr>
+        <w:numPr>
+          <w:ilvl w:val="0"/>
+          <w:numId w:val="24"/>
+        </w:numPr>
+        <w:rPr>
+          <w:rFonts w:ascii="Arial" w:hAnsi="Arial" w:cs="Arial"/>
+        </w:rPr>
+      </w:pPr>
+      <w:r>
+        <w:rPr>
+          <w:rFonts w:ascii="Arial" w:hAnsi="Arial" w:cs="Arial"/>
+        </w:rPr>
+        <w:t xml:space="preserve">RN-13: Toda la información capturada debe almacenarse en la base de datos del sistema </w:t>
+      </w:r>
+    </w:p>
+    <w:p>
+      <w:pPr>
+        <w:numPr>
+          <w:ilvl w:val="0"/>
+          <w:numId w:val="24"/>
+        </w:numPr>
+        <w:rPr>
+          <w:rFonts w:ascii="Arial" w:hAnsi="Arial" w:cs="Arial"/>
+        </w:rPr>
+      </w:pPr>
+      <w:r>
+        <w:rPr>
+          <w:rFonts w:ascii="Arial" w:hAnsi="Arial" w:cs="Arial"/>
+        </w:rPr>
+        <w:t xml:space="preserve">RN-14: El sistema debe permitir generar reportes con la información actual </w:t>
+      </w:r>
+    </w:p>
+    <w:p>
+      <w:pPr>
+        <w:numPr>
+          <w:ilvl w:val="0"/>
+          <w:numId w:val="24"/>
+        </w:numPr>
+        <w:rPr>
+          <w:rFonts w:ascii="Arial" w:hAnsi="Arial" w:cs="Arial"/>
+        </w:rPr>
+      </w:pPr>
+      <w:r>
+        <w:rPr>
+          <w:rFonts w:ascii="Arial" w:hAnsi="Arial" w:cs="Arial"/>
+        </w:rPr>
+        <w:t xml:space="preserve">RN-15: El sistema debe registrar cambios realizados por los usuarios (auditoría básica – pendiente detalle) </w:t>
+      </w:r>
+    </w:p>
+    <w:p>
+      <w:pPr>
+        <w:rPr>
+          <w:rFonts w:ascii="Arial" w:hAnsi="Arial" w:cs="Arial"/>
+          <w:b/>
+          <w:bCs/>
+        </w:rPr>
+      </w:pPr>
+      <w:r>
+        <w:rPr>
+          <w:rFonts w:ascii="Arial" w:hAnsi="Arial" w:cs="Arial"/>
+          <w:b/>
+          <w:bCs/>
+        </w:rPr>
+        <w:t>2.6 Visualización</w:t>
+      </w:r>
+    </w:p>
+    <w:p>
+      <w:pPr>
+        <w:numPr>
+          <w:ilvl w:val="0"/>
+          <w:numId w:val="25"/>
+        </w:numPr>
+        <w:rPr>
+          <w:rFonts w:ascii="Arial" w:hAnsi="Arial" w:cs="Arial"/>
+        </w:rPr>
+      </w:pPr>
+      <w:r>
+        <w:rPr>
+          <w:rFonts w:ascii="Arial" w:hAnsi="Arial" w:cs="Arial"/>
+        </w:rPr>
+        <w:t xml:space="preserve">RN-16: El mapa debe mostrar: </w:t>
+      </w:r>
+    </w:p>
+    <w:p>
+      <w:pPr>
+        <w:numPr>
+          <w:ilvl w:val="1"/>
+          <w:numId w:val="25"/>
+        </w:numPr>
+        <w:rPr>
+          <w:rFonts w:ascii="Arial" w:hAnsi="Arial" w:cs="Arial"/>
+        </w:rPr>
+      </w:pPr>
+      <w:r>
+        <w:rPr>
+          <w:rFonts w:ascii="Arial" w:hAnsi="Arial" w:cs="Arial"/>
+        </w:rPr>
+        <w:t xml:space="preserve">Núcleos agrarios (polígonos) </w:t>
+      </w:r>
+    </w:p>
+    <w:p>
+      <w:pPr>
+        <w:numPr>
+          <w:ilvl w:val="1"/>
+          <w:numId w:val="25"/>
+        </w:numPr>
+        <w:rPr>
+          <w:rFonts w:ascii="Arial" w:hAnsi="Arial" w:cs="Arial"/>
+        </w:rPr>
+      </w:pPr>
+      <w:r>
+        <w:rPr>
+          <w:rFonts w:ascii="Arial" w:hAnsi="Arial" w:cs="Arial"/>
+        </w:rPr>
+        <w:t xml:space="preserve">Tramo del tren (línea) </w:t>
+      </w:r>
+    </w:p>
+    <w:p>
+      <w:pPr>
+        <w:numPr>
+          <w:ilvl w:val="0"/>
+          <w:numId w:val="25"/>
+        </w:numPr>
+        <w:rPr>
+          <w:rFonts w:ascii="Arial" w:hAnsi="Arial" w:cs="Arial"/>
+        </w:rPr>
+      </w:pPr>
+      <w:r>
+        <w:rPr>
+          <w:rFonts w:ascii="Arial" w:hAnsi="Arial" w:cs="Arial"/>
+        </w:rPr>
+        <w:t xml:space="preserve">RN-17: El tramo debe colorearse según el estado del núcleo agrario correspondiente </w:t>
+      </w:r>
+    </w:p>
+    <w:p>
+      <w:pPr>
+        <w:numPr>
+          <w:ilvl w:val="0"/>
+          <w:numId w:val="25"/>
+        </w:numPr>
+        <w:rPr>
+          <w:rFonts w:ascii="Arial" w:hAnsi="Arial" w:cs="Arial"/>
+        </w:rPr>
+      </w:pPr>
+      <w:r>
+        <w:rPr>
+          <w:rFonts w:ascii="Arial" w:hAnsi="Arial" w:cs="Arial"/>
+        </w:rPr>
+        <w:t xml:space="preserve">RN-18: Un mismo núcleo puede aparecer múltiples veces en el trazo </w:t>
+      </w:r>
+    </w:p>
+    <w:p>
+      <w:pPr>
+        <w:rPr>
+          <w:rFonts w:ascii="Arial" w:hAnsi="Arial" w:cs="Arial"/>
+        </w:rPr>
+      </w:pPr>
+      <w:r>
+        <w:rPr>
+          <w:rFonts w:ascii="Arial" w:hAnsi="Arial" w:cs="Arial"/>
+        </w:rPr>
+        <w:pict w14:anchorId="3D83E4D4">
+          <v:rect id="_x0000_i1074" style="width:0;height:1.5pt" o:hralign="center" o:hrstd="t" o:hr="t" fillcolor="#a0a0a0" stroked="f"/>
+        </w:pict>
+      </w:r>
+    </w:p>
+    <w:p>
+      <w:pPr>
+        <w:rPr>
+          <w:rFonts w:ascii="Arial" w:hAnsi="Arial" w:cs="Arial"/>
+          <w:b/>
+          <w:bCs/>
+        </w:rPr>
+      </w:pPr>
+      <w:r>
+        <w:rPr>
+          <w:rFonts w:ascii="Arial" w:hAnsi="Arial" w:cs="Arial"/>
+          <w:b/>
+          <w:bCs/>
+        </w:rPr>
+        <w:lastRenderedPageBreak/>
+        <w:t>3. Requerimientos funcionales</w:t>
+      </w:r>
+    </w:p>
+    <w:p>
+      <w:pPr>
+        <w:rPr>
+          <w:rFonts w:ascii="Arial" w:hAnsi="Arial" w:cs="Arial"/>
+          <w:b/>
+          <w:bCs/>
+        </w:rPr>
+      </w:pPr>
+      <w:r>
+        <w:rPr>
+          <w:rFonts w:ascii="Arial" w:hAnsi="Arial" w:cs="Arial"/>
+          <w:b/>
+          <w:bCs/>
+        </w:rPr>
+        <w:t>3.1 Autenticación</w:t>
+      </w:r>
+    </w:p>
+    <w:p>
+      <w:pPr>
+        <w:numPr>
+          <w:ilvl w:val="0"/>
+          <w:numId w:val="26"/>
+        </w:numPr>
+        <w:rPr>
+          <w:rFonts w:ascii="Arial" w:hAnsi="Arial" w:cs="Arial"/>
+        </w:rPr>
+      </w:pPr>
+      <w:r>
+        <w:rPr>
+          <w:rFonts w:ascii="Arial" w:hAnsi="Arial" w:cs="Arial"/>
+        </w:rPr>
+        <w:t xml:space="preserve">RF-01: El sistema debe permitir a los usuarios iniciar sesión con correo y contraseña </w:t>
+      </w:r>
+    </w:p>
+    <w:p>
+      <w:pPr>
+        <w:numPr>
+          <w:ilvl w:val="0"/>
+          <w:numId w:val="26"/>
+        </w:numPr>
+        <w:rPr>
+          <w:rFonts w:ascii="Arial" w:hAnsi="Arial" w:cs="Arial"/>
+        </w:rPr>
+      </w:pPr>
+      <w:r>
+        <w:rPr>
+          <w:rFonts w:ascii="Arial" w:hAnsi="Arial" w:cs="Arial"/>
+        </w:rPr>
+        <w:t xml:space="preserve">RF-02: El sistema debe permitir recuperar contraseña </w:t>
+      </w:r>
+    </w:p>
+    <w:p>
+      <w:pPr>
+        <w:numPr>
+          <w:ilvl w:val="0"/>
+          <w:numId w:val="26"/>
+        </w:numPr>
+        <w:rPr>
+          <w:rFonts w:ascii="Arial" w:hAnsi="Arial" w:cs="Arial"/>
+        </w:rPr>
+      </w:pPr>
+      <w:r>
+        <w:rPr>
+          <w:rFonts w:ascii="Arial" w:hAnsi="Arial" w:cs="Arial"/>
+        </w:rPr>
+        <w:t xml:space="preserve">RF-03: El sistema debe mantener sesión activa del usuario </w:t>
+      </w:r>
+    </w:p>
+    <w:p>
+      <w:pPr>
+        <w:rPr>
+          <w:rFonts w:ascii="Arial" w:hAnsi="Arial" w:cs="Arial"/>
+        </w:rPr>
+      </w:pPr>
+      <w:r>
+        <w:rPr>
+          <w:rFonts w:ascii="Arial" w:hAnsi="Arial" w:cs="Arial"/>
+        </w:rPr>
+        <w:pict w14:anchorId="07EE65AC">
+          <v:rect id="_x0000_i1075" style="width:0;height:1.5pt" o:hralign="center" o:hrstd="t" o:hr="t" fillcolor="#a0a0a0" stroked="f"/>
+        </w:pict>
+      </w:r>
+    </w:p>
+    <w:p>
+      <w:pPr>
+        <w:rPr>
+          <w:rFonts w:ascii="Arial" w:hAnsi="Arial" w:cs="Arial"/>
+          <w:b/>
+          <w:bCs/>
+        </w:rPr>
+      </w:pPr>
+      <w:r>
+        <w:rPr>
+          <w:rFonts w:ascii="Arial" w:hAnsi="Arial" w:cs="Arial"/>
+          <w:b/>
+          <w:bCs/>
+        </w:rPr>
+        <w:t>3.2 Gestión de usuarios</w:t>
+      </w:r>
+    </w:p>
+    <w:p>
+      <w:pPr>
+        <w:numPr>
+          <w:ilvl w:val="0"/>
+          <w:numId w:val="27"/>
+        </w:numPr>
+        <w:rPr>
+          <w:rFonts w:ascii="Arial" w:hAnsi="Arial" w:cs="Arial"/>
+        </w:rPr>
+      </w:pPr>
+      <w:r>
+        <w:rPr>
+          <w:rFonts w:ascii="Arial" w:hAnsi="Arial" w:cs="Arial"/>
+        </w:rPr>
+        <w:t xml:space="preserve">RF-04: El sistema debe permitir al Administrador crear usuarios </w:t>
+      </w:r>
+    </w:p>
+    <w:p>
+      <w:pPr>
+        <w:numPr>
+          <w:ilvl w:val="0"/>
+          <w:numId w:val="27"/>
+        </w:numPr>
+        <w:rPr>
+          <w:rFonts w:ascii="Arial" w:hAnsi="Arial" w:cs="Arial"/>
+        </w:rPr>
+      </w:pPr>
+      <w:r>
+        <w:rPr>
+          <w:rFonts w:ascii="Arial" w:hAnsi="Arial" w:cs="Arial"/>
+        </w:rPr>
+        <w:t xml:space="preserve">RF-05: El sistema debe permitir asignar roles a usuarios </w:t>
+      </w:r>
+    </w:p>
+    <w:p>
+      <w:pPr>
+        <w:numPr>
+          <w:ilvl w:val="0"/>
+          <w:numId w:val="27"/>
+        </w:numPr>
+        <w:rPr>
+          <w:rFonts w:ascii="Arial" w:hAnsi="Arial" w:cs="Arial"/>
+        </w:rPr>
+      </w:pPr>
+      <w:r>
+        <w:rPr>
+          <w:rFonts w:ascii="Arial" w:hAnsi="Arial" w:cs="Arial"/>
+        </w:rPr>
+        <w:t xml:space="preserve">RF-06: El sistema debe permitir editar usuarios </w:t>
+      </w:r>
+    </w:p>
+    <w:p>
+      <w:pPr>
+        <w:numPr>
+          <w:ilvl w:val="0"/>
+          <w:numId w:val="27"/>
+        </w:numPr>
+        <w:rPr>
+          <w:rFonts w:ascii="Arial" w:hAnsi="Arial" w:cs="Arial"/>
+        </w:rPr>
+      </w:pPr>
+      <w:r>
+        <w:rPr>
+          <w:rFonts w:ascii="Arial" w:hAnsi="Arial" w:cs="Arial"/>
+        </w:rPr>
+        <w:t xml:space="preserve">RF-07: El sistema debe permitir desactivar usuarios </w:t>
+      </w:r>
+    </w:p>
+    <w:p>
+      <w:pPr>
+        <w:rPr>
+          <w:rFonts w:ascii="Arial" w:hAnsi="Arial" w:cs="Arial"/>
+        </w:rPr>
+      </w:pPr>
+      <w:r>
+        <w:rPr>
+          <w:rFonts w:ascii="Arial" w:hAnsi="Arial" w:cs="Arial"/>
+        </w:rPr>
+        <w:pict w14:anchorId="5FBF23FD">
+          <v:rect id="_x0000_i1076" style="width:0;height:1.5pt" o:hralign="center" o:hrstd="t" o:hr="t" fillcolor="#a0a0a0" stroked="f"/>
+        </w:pict>
+      </w:r>
+    </w:p>
+    <w:p>
+      <w:pPr>
+        <w:rPr>
+          <w:rFonts w:ascii="Arial" w:hAnsi="Arial" w:cs="Arial"/>
+          <w:b/>
+          <w:bCs/>
+        </w:rPr>
+      </w:pPr>
+      <w:r>
+        <w:rPr>
+          <w:rFonts w:ascii="Arial" w:hAnsi="Arial" w:cs="Arial"/>
+          <w:b/>
+          <w:bCs/>
+        </w:rPr>
+        <w:t>3.3 Gestión de núcleos agrarios</w:t>
+      </w:r>
+    </w:p>
+    <w:p>
+      <w:pPr>
+        <w:numPr>
+          <w:ilvl w:val="0"/>
+          <w:numId w:val="28"/>
+        </w:numPr>
+        <w:rPr>
+          <w:rFonts w:ascii="Arial" w:hAnsi="Arial" w:cs="Arial"/>
+        </w:rPr>
+      </w:pPr>
+      <w:r>
+        <w:rPr>
+          <w:rFonts w:ascii="Arial" w:hAnsi="Arial" w:cs="Arial"/>
+        </w:rPr>
+        <w:t xml:space="preserve">RF-08: El sistema debe permitir registrar núcleos agrarios </w:t>
+      </w:r>
+    </w:p>
+    <w:p>
+      <w:pPr>
+        <w:numPr>
+          <w:ilvl w:val="0"/>
+          <w:numId w:val="28"/>
+        </w:numPr>
+        <w:rPr>
+          <w:rFonts w:ascii="Arial" w:hAnsi="Arial" w:cs="Arial"/>
+        </w:rPr>
+      </w:pPr>
+      <w:r>
+        <w:rPr>
+          <w:rFonts w:ascii="Arial" w:hAnsi="Arial" w:cs="Arial"/>
+        </w:rPr>
+        <w:t xml:space="preserve">RF-09: El sistema debe permitir visualizar núcleos agrarios </w:t>
+      </w:r>
+    </w:p>
+    <w:p>
+      <w:pPr>
+        <w:numPr>
+          <w:ilvl w:val="0"/>
+          <w:numId w:val="28"/>
+        </w:numPr>
+        <w:rPr>
+          <w:rFonts w:ascii="Arial" w:hAnsi="Arial" w:cs="Arial"/>
+        </w:rPr>
+      </w:pPr>
+      <w:r>
+        <w:rPr>
+          <w:rFonts w:ascii="Arial" w:hAnsi="Arial" w:cs="Arial"/>
+        </w:rPr>
+        <w:t xml:space="preserve">RF-10: El sistema debe permitir actualizar información de núcleos (solo </w:t>
+      </w:r>
+      <w:proofErr w:type="spellStart"/>
+      <w:r>
+        <w:rPr>
+          <w:rFonts w:ascii="Arial" w:hAnsi="Arial" w:cs="Arial"/>
+        </w:rPr>
+        <w:t>Admin</w:t>
+      </w:r>
+      <w:proofErr w:type="spellEnd"/>
+      <w:r>
+        <w:rPr>
+          <w:rFonts w:ascii="Arial" w:hAnsi="Arial" w:cs="Arial"/>
+        </w:rPr>
+        <w:t xml:space="preserve"> y Operador autorizado) </w:t>
+      </w:r>
+    </w:p>
+    <w:p>
+      <w:pPr>
+        <w:numPr>
+          <w:ilvl w:val="0"/>
+          <w:numId w:val="28"/>
+        </w:numPr>
+        <w:rPr>
+          <w:rFonts w:ascii="Arial" w:hAnsi="Arial" w:cs="Arial"/>
+        </w:rPr>
+      </w:pPr>
+      <w:r>
+        <w:rPr>
+          <w:rFonts w:ascii="Arial" w:hAnsi="Arial" w:cs="Arial"/>
+        </w:rPr>
+        <w:t xml:space="preserve">RF-11: El sistema debe mostrar el estado actual del núcleo </w:t>
+      </w:r>
+    </w:p>
+    <w:p>
+      <w:pPr>
+        <w:rPr>
+          <w:rFonts w:ascii="Arial" w:hAnsi="Arial" w:cs="Arial"/>
+        </w:rPr>
+      </w:pPr>
+      <w:r>
+        <w:rPr>
+          <w:rFonts w:ascii="Arial" w:hAnsi="Arial" w:cs="Arial"/>
+        </w:rPr>
+        <w:pict w14:anchorId="42D49D11">
+          <v:rect id="_x0000_i1077" style="width:0;height:1.5pt" o:hralign="center" o:hrstd="t" o:hr="t" fillcolor="#a0a0a0" stroked="f"/>
+        </w:pict>
+      </w:r>
+    </w:p>
+    <w:p>
+      <w:pPr>
+        <w:rPr>
+          <w:rFonts w:ascii="Arial" w:hAnsi="Arial" w:cs="Arial"/>
+          <w:b/>
+          <w:bCs/>
+        </w:rPr>
+      </w:pPr>
+      <w:r>
+        <w:rPr>
+          <w:rFonts w:ascii="Arial" w:hAnsi="Arial" w:cs="Arial"/>
+          <w:b/>
+          <w:bCs/>
+        </w:rPr>
+        <w:t>3.4 Captura de información (Operador)</w:t>
+      </w:r>
+    </w:p>
+    <w:p>
+      <w:pPr>
+        <w:numPr>
+          <w:ilvl w:val="0"/>
+          <w:numId w:val="29"/>
+        </w:numPr>
+        <w:rPr>
+          <w:rFonts w:ascii="Arial" w:hAnsi="Arial" w:cs="Arial"/>
+        </w:rPr>
+      </w:pPr>
+      <w:r>
+        <w:rPr>
+          <w:rFonts w:ascii="Arial" w:hAnsi="Arial" w:cs="Arial"/>
+        </w:rPr>
+        <w:t xml:space="preserve">RF-12: El sistema debe permitir registrar información de un núcleo agrario (formulario – campos pendientes) </w:t>
+      </w:r>
+    </w:p>
+    <w:p>
+      <w:pPr>
+        <w:numPr>
+          <w:ilvl w:val="0"/>
+          <w:numId w:val="29"/>
+        </w:numPr>
+        <w:rPr>
+          <w:rFonts w:ascii="Arial" w:hAnsi="Arial" w:cs="Arial"/>
+        </w:rPr>
+      </w:pPr>
+      <w:r>
+        <w:rPr>
+          <w:rFonts w:ascii="Arial" w:hAnsi="Arial" w:cs="Arial"/>
+        </w:rPr>
+        <w:t xml:space="preserve">RF-13: El sistema debe permitir actualizar información existente </w:t>
+      </w:r>
+    </w:p>
+    <w:p>
+      <w:pPr>
+        <w:numPr>
+          <w:ilvl w:val="0"/>
+          <w:numId w:val="29"/>
+        </w:numPr>
+        <w:rPr>
+          <w:rFonts w:ascii="Arial" w:hAnsi="Arial" w:cs="Arial"/>
+        </w:rPr>
+      </w:pPr>
+      <w:r>
+        <w:rPr>
+          <w:rFonts w:ascii="Arial" w:hAnsi="Arial" w:cs="Arial"/>
+        </w:rPr>
+        <w:t xml:space="preserve">RF-14: El sistema debe validar permisos antes de permitir la captura </w:t>
+      </w:r>
+    </w:p>
+    <w:p>
+      <w:pPr>
+        <w:numPr>
+          <w:ilvl w:val="0"/>
+          <w:numId w:val="29"/>
+        </w:numPr>
+        <w:rPr>
+          <w:rFonts w:ascii="Arial" w:hAnsi="Arial" w:cs="Arial"/>
+        </w:rPr>
+      </w:pPr>
+      <w:r>
+        <w:rPr>
+          <w:rFonts w:ascii="Arial" w:hAnsi="Arial" w:cs="Arial"/>
+        </w:rPr>
+        <w:t xml:space="preserve">RF-15: El sistema debe mostrar mensaje de restricción cuando el usuario no tenga permisos </w:t>
+      </w:r>
+    </w:p>
+    <w:p>
+      <w:pPr>
+        <w:rPr>
+          <w:rFonts w:ascii="Arial" w:hAnsi="Arial" w:cs="Arial"/>
+        </w:rPr>
+      </w:pPr>
+      <w:r>
+        <w:rPr>
+          <w:rFonts w:ascii="Arial" w:hAnsi="Arial" w:cs="Arial"/>
+        </w:rPr>
+        <w:pict w14:anchorId="719A6E30">
+          <v:rect id="_x0000_i1078" style="width:0;height:1.5pt" o:hralign="center" o:hrstd="t" o:hr="t" fillcolor="#a0a0a0" stroked="f"/>
+        </w:pict>
+      </w:r>
+    </w:p>
+    <w:p>
+      <w:pPr>
+        <w:rPr>
+          <w:rFonts w:ascii="Arial" w:hAnsi="Arial" w:cs="Arial"/>
+          <w:b/>
+          <w:bCs/>
+        </w:rPr>
+      </w:pPr>
+      <w:r>
+        <w:rPr>
+          <w:rFonts w:ascii="Arial" w:hAnsi="Arial" w:cs="Arial"/>
+          <w:b/>
+          <w:bCs/>
+        </w:rPr>
+        <w:lastRenderedPageBreak/>
+        <w:t>3.5 Visualización del mapa</w:t>
+      </w:r>
+    </w:p>
+    <w:p>
+      <w:pPr>
+        <w:numPr>
+          <w:ilvl w:val="0"/>
+          <w:numId w:val="30"/>
+        </w:numPr>
+        <w:rPr>
+          <w:rFonts w:ascii="Arial" w:hAnsi="Arial" w:cs="Arial"/>
+        </w:rPr>
+      </w:pPr>
+      <w:r>
+        <w:rPr>
+          <w:rFonts w:ascii="Arial" w:hAnsi="Arial" w:cs="Arial"/>
+        </w:rPr>
+        <w:t xml:space="preserve">RF-16: El sistema debe mostrar un mapa con los núcleos agrarios </w:t>
+      </w:r>
+    </w:p>
+    <w:p>
+      <w:pPr>
+        <w:numPr>
+          <w:ilvl w:val="0"/>
+          <w:numId w:val="30"/>
+        </w:numPr>
+        <w:rPr>
+          <w:rFonts w:ascii="Arial" w:hAnsi="Arial" w:cs="Arial"/>
+        </w:rPr>
+      </w:pPr>
+      <w:r>
+        <w:rPr>
+          <w:rFonts w:ascii="Arial" w:hAnsi="Arial" w:cs="Arial"/>
+        </w:rPr>
+        <w:t xml:space="preserve">RF-17: El sistema debe mostrar el trazo del tren sobre el mapa </w:t>
+      </w:r>
+    </w:p>
+    <w:p>
+      <w:pPr>
+        <w:numPr>
+          <w:ilvl w:val="0"/>
+          <w:numId w:val="30"/>
+        </w:numPr>
+        <w:rPr>
+          <w:rFonts w:ascii="Arial" w:hAnsi="Arial" w:cs="Arial"/>
+        </w:rPr>
+      </w:pPr>
+      <w:r>
+        <w:rPr>
+          <w:rFonts w:ascii="Arial" w:hAnsi="Arial" w:cs="Arial"/>
+        </w:rPr>
+        <w:t xml:space="preserve">RF-18: El sistema debe colorear el tramo según el estado del núcleo </w:t>
+      </w:r>
+    </w:p>
+    <w:p>
+      <w:pPr>
+        <w:numPr>
+          <w:ilvl w:val="0"/>
+          <w:numId w:val="30"/>
+        </w:numPr>
+        <w:rPr>
+          <w:rFonts w:ascii="Arial" w:hAnsi="Arial" w:cs="Arial"/>
+        </w:rPr>
+      </w:pPr>
+      <w:r>
+        <w:rPr>
+          <w:rFonts w:ascii="Arial" w:hAnsi="Arial" w:cs="Arial"/>
+        </w:rPr>
+        <w:t xml:space="preserve">RF-19: El sistema debe permitir seleccionar un núcleo agrario en el mapa </w:t>
+      </w:r>
+    </w:p>
+    <w:p>
+      <w:pPr>
+        <w:numPr>
+          <w:ilvl w:val="0"/>
+          <w:numId w:val="30"/>
+        </w:numPr>
+        <w:rPr>
+          <w:rFonts w:ascii="Arial" w:hAnsi="Arial" w:cs="Arial"/>
+        </w:rPr>
+      </w:pPr>
+      <w:r>
+        <w:rPr>
+          <w:rFonts w:ascii="Arial" w:hAnsi="Arial" w:cs="Arial"/>
+        </w:rPr>
+        <w:t xml:space="preserve">RF-20: El sistema debe mostrar información del núcleo seleccionado </w:t>
+      </w:r>
+    </w:p>
+    <w:p>
+      <w:pPr>
+        <w:rPr>
+          <w:rFonts w:ascii="Arial" w:hAnsi="Arial" w:cs="Arial"/>
+        </w:rPr>
+      </w:pPr>
+      <w:r>
+        <w:rPr>
+          <w:rFonts w:ascii="Arial" w:hAnsi="Arial" w:cs="Arial"/>
+        </w:rPr>
+        <w:pict w14:anchorId="4C821F8C">
+          <v:rect id="_x0000_i1079" style="width:0;height:1.5pt" o:hralign="center" o:hrstd="t" o:hr="t" fillcolor="#a0a0a0" stroked="f"/>
+        </w:pict>
+      </w:r>
+    </w:p>
+    <w:p>
+      <w:pPr>
+        <w:rPr>
+          <w:rFonts w:ascii="Arial" w:hAnsi="Arial" w:cs="Arial"/>
+          <w:b/>
+          <w:bCs/>
+        </w:rPr>
+      </w:pPr>
+      <w:r>
+        <w:rPr>
+          <w:rFonts w:ascii="Arial" w:hAnsi="Arial" w:cs="Arial"/>
+          <w:b/>
+          <w:bCs/>
+        </w:rPr>
+        <w:t>3.6 Reportes</w:t>
+      </w:r>
+    </w:p>
+    <w:p>
+      <w:pPr>
+        <w:numPr>
+          <w:ilvl w:val="0"/>
+          <w:numId w:val="31"/>
+        </w:numPr>
+        <w:rPr>
+          <w:rFonts w:ascii="Arial" w:hAnsi="Arial" w:cs="Arial"/>
+        </w:rPr>
+      </w:pPr>
+      <w:r>
+        <w:rPr>
+          <w:rFonts w:ascii="Arial" w:hAnsi="Arial" w:cs="Arial"/>
+        </w:rPr>
+        <w:t xml:space="preserve">RF-21: El sistema debe generar reportes de avance por núcleo agrario </w:t>
+      </w:r>
+    </w:p>
+    <w:p>
+      <w:pPr>
+        <w:numPr>
+          <w:ilvl w:val="0"/>
+          <w:numId w:val="31"/>
+        </w:numPr>
+        <w:rPr>
+          <w:rFonts w:ascii="Arial" w:hAnsi="Arial" w:cs="Arial"/>
+        </w:rPr>
+      </w:pPr>
+      <w:r>
+        <w:rPr>
+          <w:rFonts w:ascii="Arial" w:hAnsi="Arial" w:cs="Arial"/>
+        </w:rPr>
+        <w:t xml:space="preserve">RF-22: El sistema debe mostrar gráficas de distribución (ej. tipo de propiedad) </w:t>
+      </w:r>
+    </w:p>
+    <w:p>
+      <w:pPr>
+        <w:numPr>
+          <w:ilvl w:val="0"/>
+          <w:numId w:val="31"/>
+        </w:numPr>
+        <w:rPr>
+          <w:rFonts w:ascii="Arial" w:hAnsi="Arial" w:cs="Arial"/>
+        </w:rPr>
+      </w:pPr>
+      <w:r>
+        <w:rPr>
+          <w:rFonts w:ascii="Arial" w:hAnsi="Arial" w:cs="Arial"/>
+        </w:rPr>
+        <w:t xml:space="preserve">RF-23: El sistema debe permitir exportar reportes en formato: </w:t>
+      </w:r>
+    </w:p>
+    <w:p>
+      <w:pPr>
+        <w:numPr>
+          <w:ilvl w:val="1"/>
+          <w:numId w:val="31"/>
+        </w:numPr>
+        <w:rPr>
+          <w:rFonts w:ascii="Arial" w:hAnsi="Arial" w:cs="Arial"/>
+        </w:rPr>
+      </w:pPr>
+      <w:r>
+        <w:rPr>
+          <w:rFonts w:ascii="Arial" w:hAnsi="Arial" w:cs="Arial"/>
+        </w:rPr>
+        <w:t xml:space="preserve">XLSX </w:t>
+      </w:r>
+    </w:p>
+    <w:p>
+      <w:pPr>
+        <w:numPr>
+          <w:ilvl w:val="1"/>
+          <w:numId w:val="31"/>
+        </w:numPr>
+        <w:rPr>
+          <w:rFonts w:ascii="Arial" w:hAnsi="Arial" w:cs="Arial"/>
+        </w:rPr>
+      </w:pPr>
+      <w:r>
+        <w:rPr>
+          <w:rFonts w:ascii="Arial" w:hAnsi="Arial" w:cs="Arial"/>
+        </w:rPr>
+        <w:t xml:space="preserve">PDF (opcional en esta fase) </w:t>
+      </w:r>
+    </w:p>
+    <w:p>
+      <w:pPr>
+        <w:rPr>
+          <w:rFonts w:ascii="Arial" w:hAnsi="Arial" w:cs="Arial"/>
+        </w:rPr>
+      </w:pPr>
+      <w:r>
+        <w:rPr>
+          <w:rFonts w:ascii="Arial" w:hAnsi="Arial" w:cs="Arial"/>
+        </w:rPr>
+        <w:pict w14:anchorId="37011E4B">
+          <v:rect id="_x0000_i1080" style="width:0;height:1.5pt" o:hralign="center" o:hrstd="t" o:hr="t" fillcolor="#a0a0a0" stroked="f"/>
+        </w:pict>
+      </w:r>
+    </w:p>
+    <w:p>
+      <w:pPr>
+        <w:rPr>
+          <w:rFonts w:ascii="Arial" w:hAnsi="Arial" w:cs="Arial"/>
+          <w:b/>
+          <w:bCs/>
+        </w:rPr>
+      </w:pPr>
+      <w:r>
+        <w:rPr>
+          <w:rFonts w:ascii="Arial" w:hAnsi="Arial" w:cs="Arial"/>
+          <w:b/>
+          <w:bCs/>
+        </w:rPr>
+        <w:t>3.7 Control del tramo</w:t>
+      </w:r>
+    </w:p>
+    <w:p>
+      <w:pPr>
+        <w:numPr>
+          <w:ilvl w:val="0"/>
+          <w:numId w:val="32"/>
+        </w:numPr>
+        <w:rPr>
+          <w:rFonts w:ascii="Arial" w:hAnsi="Arial" w:cs="Arial"/>
+        </w:rPr>
+      </w:pPr>
+      <w:r>
+        <w:rPr>
+          <w:rFonts w:ascii="Arial" w:hAnsi="Arial" w:cs="Arial"/>
+        </w:rPr>
+        <w:t xml:space="preserve">RF-24: El sistema debe permitir actualizar el trazo del tren </w:t>
+      </w:r>
+    </w:p>
+    <w:p>
+      <w:pPr>
+        <w:numPr>
+          <w:ilvl w:val="0"/>
+          <w:numId w:val="32"/>
+        </w:numPr>
+        <w:rPr>
+          <w:rFonts w:ascii="Arial" w:hAnsi="Arial" w:cs="Arial"/>
+        </w:rPr>
+      </w:pPr>
+      <w:r>
+        <w:rPr>
+          <w:rFonts w:ascii="Arial" w:hAnsi="Arial" w:cs="Arial"/>
+        </w:rPr>
+        <w:t>RF-25: El sistema debe permitir mantener versiones del trazo (opcional v1.1)</w:t>
+      </w:r>
+    </w:p>
+    <w:p>
+      <w:pPr>
+        <w:rPr>
+          <w:rFonts w:ascii="Arial" w:hAnsi="Arial" w:cs="Arial"/>
+        </w:rPr>
+      </w:pPr>
+    </w:p>
     <w:sectPr>
-      <w:footerReference w:type="first" r:id="rId6"/>
+      <w:footerReference w:type="first" r:id="rId7"/>
       <w:pgSz w:w="12240" w:h="15840"/>
       <w:pgMar w:top="1417" w:right="1701" w:bottom="1417" w:left="1701" w:header="708" w:footer="708" w:gutter="0"/>
       <w:cols w:space="708"/>
@@ -1515,6 +3195,4875 @@
     </w:p>
   </w:footnote>
 </w:footnotes>
+</file>
+
+<file path=word/numbering.xml><?xml version="1.0" encoding="utf-8"?>
+<w:numbering xmlns:wpc="http://schemas.microsoft.com/office/word/2010/wordprocessingCanvas" xmlns:cx="http://schemas.microsoft.com/office/drawing/2014/chartex" xmlns:cx1="http://schemas.microsoft.com/office/drawing/2015/9/8/chartex" xmlns:cx2="http://schemas.microsoft.com/office/drawing/2015/10/21/chartex" xmlns:cx3="http://schemas.microsoft.com/office/drawing/2016/5/9/chartex" xmlns:cx4="http://schemas.microsoft.com/office/drawing/2016/5/10/chartex" xmlns:cx5="http://schemas.microsoft.com/office/drawing/2016/5/11/chartex" xmlns:cx6="http://schemas.microsoft.com/office/drawing/2016/5/12/chartex" xmlns:cx7="http://schemas.microsoft.com/office/drawing/2016/5/13/chartex" xmlns:cx8="http://schemas.microsoft.com/office/drawing/2016/5/14/chartex" xmlns:mc="http://schemas.openxmlformats.org/markup-compatibility/2006" xmlns:aink="http://schemas.microsoft.com/office/drawing/2016/ink" xmlns:am3d="http://schemas.microsoft.com/office/drawing/2017/model3d" xmlns:o="urn:schemas-microsoft-com:office:office" xmlns:oel="http://schemas.microsoft.com/office/2019/extlst" xmlns:r="http://schemas.openxmlformats.org/officeDocument/2006/relationships" xmlns:m="http://schemas.openxmlformats.org/officeDocument/2006/math" xmlns:v="urn:schemas-microsoft-com:vml" xmlns:wp14="http://schemas.microsoft.com/office/word/2010/wordprocessingDrawing" xmlns:wp="http://schemas.openxmlformats.org/drawingml/2006/wordprocessingDrawing" xmlns:w10="urn:schemas-microsoft-com:office:word" xmlns:w="http://schemas.openxmlformats.org/wordprocessingml/2006/main" xmlns:w14="http://schemas.microsoft.com/office/word/2010/wordml" xmlns:w15="http://schemas.microsoft.com/office/word/2012/wordml" xmlns:w16cex="http://schemas.microsoft.com/office/word/2018/wordml/cex" xmlns:w16cid="http://schemas.microsoft.com/office/word/2016/wordml/cid" xmlns:w16="http://schemas.microsoft.com/office/word/2018/wordml" xmlns:w16du="http://schemas.microsoft.com/office/word/2023/wordml/word16du" xmlns:w16sdtdh="http://schemas.microsoft.com/office/word/2020/wordml/sdtdatahash" xmlns:w16sdtfl="http://schemas.microsoft.com/office/word/2024/wordml/sdtformatlock" xmlns:w16se="http://schemas.microsoft.com/office/word/2015/wordml/symex" xmlns:wpg="http://schemas.microsoft.com/office/word/2010/wordprocessingGroup" xmlns:wpi="http://schemas.microsoft.com/office/word/2010/wordprocessingInk" xmlns:wne="http://schemas.microsoft.com/office/word/2006/wordml" xmlns:wps="http://schemas.microsoft.com/office/word/2010/wordprocessingShape" mc:Ignorable="w14 w15 w16se w16cid w16 w16cex w16sdtdh w16sdtfl w16du wp14">
+  <w:abstractNum w:abstractNumId="0" w15:restartNumberingAfterBreak="0">
+    <w:nsid w:val="013C0DD7"/>
+    <w:multiLevelType w:val="multilevel"/>
+    <w:tmpl w:val="479C909E"/>
+    <w:lvl w:ilvl="0">
+      <w:start w:val="1"/>
+      <w:numFmt w:val="bullet"/>
+      <w:lvlText w:val=""/>
+      <w:lvlJc w:val="left"/>
+      <w:pPr>
+        <w:tabs>
+          <w:tab w:val="num" w:pos="720"/>
+        </w:tabs>
+        <w:ind w:left="720" w:hanging="360"/>
+      </w:pPr>
+      <w:rPr>
+        <w:rFonts w:ascii="Symbol" w:hAnsi="Symbol" w:hint="default"/>
+        <w:sz w:val="20"/>
+      </w:rPr>
+    </w:lvl>
+    <w:lvl w:ilvl="1">
+      <w:start w:val="1"/>
+      <w:numFmt w:val="bullet"/>
+      <w:lvlText w:val="o"/>
+      <w:lvlJc w:val="left"/>
+      <w:pPr>
+        <w:tabs>
+          <w:tab w:val="num" w:pos="1440"/>
+        </w:tabs>
+        <w:ind w:left="1440" w:hanging="360"/>
+      </w:pPr>
+      <w:rPr>
+        <w:rFonts w:ascii="Courier New" w:hAnsi="Courier New" w:hint="default"/>
+        <w:sz w:val="20"/>
+      </w:rPr>
+    </w:lvl>
+    <w:lvl w:ilvl="2" w:tentative="1">
+      <w:start w:val="1"/>
+      <w:numFmt w:val="bullet"/>
+      <w:lvlText w:val=""/>
+      <w:lvlJc w:val="left"/>
+      <w:pPr>
+        <w:tabs>
+          <w:tab w:val="num" w:pos="2160"/>
+        </w:tabs>
+        <w:ind w:left="2160" w:hanging="360"/>
+      </w:pPr>
+      <w:rPr>
+        <w:rFonts w:ascii="Wingdings" w:hAnsi="Wingdings" w:hint="default"/>
+        <w:sz w:val="20"/>
+      </w:rPr>
+    </w:lvl>
+    <w:lvl w:ilvl="3" w:tentative="1">
+      <w:start w:val="1"/>
+      <w:numFmt w:val="bullet"/>
+      <w:lvlText w:val=""/>
+      <w:lvlJc w:val="left"/>
+      <w:pPr>
+        <w:tabs>
+          <w:tab w:val="num" w:pos="2880"/>
+        </w:tabs>
+        <w:ind w:left="2880" w:hanging="360"/>
+      </w:pPr>
+      <w:rPr>
+        <w:rFonts w:ascii="Wingdings" w:hAnsi="Wingdings" w:hint="default"/>
+        <w:sz w:val="20"/>
+      </w:rPr>
+    </w:lvl>
+    <w:lvl w:ilvl="4" w:tentative="1">
+      <w:start w:val="1"/>
+      <w:numFmt w:val="bullet"/>
+      <w:lvlText w:val=""/>
+      <w:lvlJc w:val="left"/>
+      <w:pPr>
+        <w:tabs>
+          <w:tab w:val="num" w:pos="3600"/>
+        </w:tabs>
+        <w:ind w:left="3600" w:hanging="360"/>
+      </w:pPr>
+      <w:rPr>
+        <w:rFonts w:ascii="Wingdings" w:hAnsi="Wingdings" w:hint="default"/>
+        <w:sz w:val="20"/>
+      </w:rPr>
+    </w:lvl>
+    <w:lvl w:ilvl="5" w:tentative="1">
+      <w:start w:val="1"/>
+      <w:numFmt w:val="bullet"/>
+      <w:lvlText w:val=""/>
+      <w:lvlJc w:val="left"/>
+      <w:pPr>
+        <w:tabs>
+          <w:tab w:val="num" w:pos="4320"/>
+        </w:tabs>
+        <w:ind w:left="4320" w:hanging="360"/>
+      </w:pPr>
+      <w:rPr>
+        <w:rFonts w:ascii="Wingdings" w:hAnsi="Wingdings" w:hint="default"/>
+        <w:sz w:val="20"/>
+      </w:rPr>
+    </w:lvl>
+    <w:lvl w:ilvl="6" w:tentative="1">
+      <w:start w:val="1"/>
+      <w:numFmt w:val="bullet"/>
+      <w:lvlText w:val=""/>
+      <w:lvlJc w:val="left"/>
+      <w:pPr>
+        <w:tabs>
+          <w:tab w:val="num" w:pos="5040"/>
+        </w:tabs>
+        <w:ind w:left="5040" w:hanging="360"/>
+      </w:pPr>
+      <w:rPr>
+        <w:rFonts w:ascii="Wingdings" w:hAnsi="Wingdings" w:hint="default"/>
+        <w:sz w:val="20"/>
+      </w:rPr>
+    </w:lvl>
+    <w:lvl w:ilvl="7" w:tentative="1">
+      <w:start w:val="1"/>
+      <w:numFmt w:val="bullet"/>
+      <w:lvlText w:val=""/>
+      <w:lvlJc w:val="left"/>
+      <w:pPr>
+        <w:tabs>
+          <w:tab w:val="num" w:pos="5760"/>
+        </w:tabs>
+        <w:ind w:left="5760" w:hanging="360"/>
+      </w:pPr>
+      <w:rPr>
+        <w:rFonts w:ascii="Wingdings" w:hAnsi="Wingdings" w:hint="default"/>
+        <w:sz w:val="20"/>
+      </w:rPr>
+    </w:lvl>
+    <w:lvl w:ilvl="8" w:tentative="1">
+      <w:start w:val="1"/>
+      <w:numFmt w:val="bullet"/>
+      <w:lvlText w:val=""/>
+      <w:lvlJc w:val="left"/>
+      <w:pPr>
+        <w:tabs>
+          <w:tab w:val="num" w:pos="6480"/>
+        </w:tabs>
+        <w:ind w:left="6480" w:hanging="360"/>
+      </w:pPr>
+      <w:rPr>
+        <w:rFonts w:ascii="Wingdings" w:hAnsi="Wingdings" w:hint="default"/>
+        <w:sz w:val="20"/>
+      </w:rPr>
+    </w:lvl>
+  </w:abstractNum>
+  <w:abstractNum w:abstractNumId="1" w15:restartNumberingAfterBreak="0">
+    <w:nsid w:val="16987DFB"/>
+    <w:multiLevelType w:val="multilevel"/>
+    <w:tmpl w:val="C02E56AA"/>
+    <w:lvl w:ilvl="0">
+      <w:start w:val="1"/>
+      <w:numFmt w:val="bullet"/>
+      <w:lvlText w:val=""/>
+      <w:lvlJc w:val="left"/>
+      <w:pPr>
+        <w:tabs>
+          <w:tab w:val="num" w:pos="720"/>
+        </w:tabs>
+        <w:ind w:left="720" w:hanging="360"/>
+      </w:pPr>
+      <w:rPr>
+        <w:rFonts w:ascii="Symbol" w:hAnsi="Symbol" w:hint="default"/>
+        <w:sz w:val="20"/>
+      </w:rPr>
+    </w:lvl>
+    <w:lvl w:ilvl="1" w:tentative="1">
+      <w:start w:val="1"/>
+      <w:numFmt w:val="bullet"/>
+      <w:lvlText w:val="o"/>
+      <w:lvlJc w:val="left"/>
+      <w:pPr>
+        <w:tabs>
+          <w:tab w:val="num" w:pos="1440"/>
+        </w:tabs>
+        <w:ind w:left="1440" w:hanging="360"/>
+      </w:pPr>
+      <w:rPr>
+        <w:rFonts w:ascii="Courier New" w:hAnsi="Courier New" w:hint="default"/>
+        <w:sz w:val="20"/>
+      </w:rPr>
+    </w:lvl>
+    <w:lvl w:ilvl="2" w:tentative="1">
+      <w:start w:val="1"/>
+      <w:numFmt w:val="bullet"/>
+      <w:lvlText w:val=""/>
+      <w:lvlJc w:val="left"/>
+      <w:pPr>
+        <w:tabs>
+          <w:tab w:val="num" w:pos="2160"/>
+        </w:tabs>
+        <w:ind w:left="2160" w:hanging="360"/>
+      </w:pPr>
+      <w:rPr>
+        <w:rFonts w:ascii="Wingdings" w:hAnsi="Wingdings" w:hint="default"/>
+        <w:sz w:val="20"/>
+      </w:rPr>
+    </w:lvl>
+    <w:lvl w:ilvl="3" w:tentative="1">
+      <w:start w:val="1"/>
+      <w:numFmt w:val="bullet"/>
+      <w:lvlText w:val=""/>
+      <w:lvlJc w:val="left"/>
+      <w:pPr>
+        <w:tabs>
+          <w:tab w:val="num" w:pos="2880"/>
+        </w:tabs>
+        <w:ind w:left="2880" w:hanging="360"/>
+      </w:pPr>
+      <w:rPr>
+        <w:rFonts w:ascii="Wingdings" w:hAnsi="Wingdings" w:hint="default"/>
+        <w:sz w:val="20"/>
+      </w:rPr>
+    </w:lvl>
+    <w:lvl w:ilvl="4" w:tentative="1">
+      <w:start w:val="1"/>
+      <w:numFmt w:val="bullet"/>
+      <w:lvlText w:val=""/>
+      <w:lvlJc w:val="left"/>
+      <w:pPr>
+        <w:tabs>
+          <w:tab w:val="num" w:pos="3600"/>
+        </w:tabs>
+        <w:ind w:left="3600" w:hanging="360"/>
+      </w:pPr>
+      <w:rPr>
+        <w:rFonts w:ascii="Wingdings" w:hAnsi="Wingdings" w:hint="default"/>
+        <w:sz w:val="20"/>
+      </w:rPr>
+    </w:lvl>
+    <w:lvl w:ilvl="5" w:tentative="1">
+      <w:start w:val="1"/>
+      <w:numFmt w:val="bullet"/>
+      <w:lvlText w:val=""/>
+      <w:lvlJc w:val="left"/>
+      <w:pPr>
+        <w:tabs>
+          <w:tab w:val="num" w:pos="4320"/>
+        </w:tabs>
+        <w:ind w:left="4320" w:hanging="360"/>
+      </w:pPr>
+      <w:rPr>
+        <w:rFonts w:ascii="Wingdings" w:hAnsi="Wingdings" w:hint="default"/>
+        <w:sz w:val="20"/>
+      </w:rPr>
+    </w:lvl>
+    <w:lvl w:ilvl="6" w:tentative="1">
+      <w:start w:val="1"/>
+      <w:numFmt w:val="bullet"/>
+      <w:lvlText w:val=""/>
+      <w:lvlJc w:val="left"/>
+      <w:pPr>
+        <w:tabs>
+          <w:tab w:val="num" w:pos="5040"/>
+        </w:tabs>
+        <w:ind w:left="5040" w:hanging="360"/>
+      </w:pPr>
+      <w:rPr>
+        <w:rFonts w:ascii="Wingdings" w:hAnsi="Wingdings" w:hint="default"/>
+        <w:sz w:val="20"/>
+      </w:rPr>
+    </w:lvl>
+    <w:lvl w:ilvl="7" w:tentative="1">
+      <w:start w:val="1"/>
+      <w:numFmt w:val="bullet"/>
+      <w:lvlText w:val=""/>
+      <w:lvlJc w:val="left"/>
+      <w:pPr>
+        <w:tabs>
+          <w:tab w:val="num" w:pos="5760"/>
+        </w:tabs>
+        <w:ind w:left="5760" w:hanging="360"/>
+      </w:pPr>
+      <w:rPr>
+        <w:rFonts w:ascii="Wingdings" w:hAnsi="Wingdings" w:hint="default"/>
+        <w:sz w:val="20"/>
+      </w:rPr>
+    </w:lvl>
+    <w:lvl w:ilvl="8" w:tentative="1">
+      <w:start w:val="1"/>
+      <w:numFmt w:val="bullet"/>
+      <w:lvlText w:val=""/>
+      <w:lvlJc w:val="left"/>
+      <w:pPr>
+        <w:tabs>
+          <w:tab w:val="num" w:pos="6480"/>
+        </w:tabs>
+        <w:ind w:left="6480" w:hanging="360"/>
+      </w:pPr>
+      <w:rPr>
+        <w:rFonts w:ascii="Wingdings" w:hAnsi="Wingdings" w:hint="default"/>
+        <w:sz w:val="20"/>
+      </w:rPr>
+    </w:lvl>
+  </w:abstractNum>
+  <w:abstractNum w:abstractNumId="2" w15:restartNumberingAfterBreak="0">
+    <w:nsid w:val="18A11D42"/>
+    <w:multiLevelType w:val="multilevel"/>
+    <w:tmpl w:val="32C4FEBE"/>
+    <w:lvl w:ilvl="0">
+      <w:start w:val="1"/>
+      <w:numFmt w:val="bullet"/>
+      <w:lvlText w:val=""/>
+      <w:lvlJc w:val="left"/>
+      <w:pPr>
+        <w:tabs>
+          <w:tab w:val="num" w:pos="720"/>
+        </w:tabs>
+        <w:ind w:left="720" w:hanging="360"/>
+      </w:pPr>
+      <w:rPr>
+        <w:rFonts w:ascii="Symbol" w:hAnsi="Symbol" w:hint="default"/>
+        <w:sz w:val="20"/>
+      </w:rPr>
+    </w:lvl>
+    <w:lvl w:ilvl="1">
+      <w:start w:val="1"/>
+      <w:numFmt w:val="bullet"/>
+      <w:lvlText w:val="o"/>
+      <w:lvlJc w:val="left"/>
+      <w:pPr>
+        <w:tabs>
+          <w:tab w:val="num" w:pos="1440"/>
+        </w:tabs>
+        <w:ind w:left="1440" w:hanging="360"/>
+      </w:pPr>
+      <w:rPr>
+        <w:rFonts w:ascii="Courier New" w:hAnsi="Courier New" w:hint="default"/>
+        <w:sz w:val="20"/>
+      </w:rPr>
+    </w:lvl>
+    <w:lvl w:ilvl="2" w:tentative="1">
+      <w:start w:val="1"/>
+      <w:numFmt w:val="bullet"/>
+      <w:lvlText w:val=""/>
+      <w:lvlJc w:val="left"/>
+      <w:pPr>
+        <w:tabs>
+          <w:tab w:val="num" w:pos="2160"/>
+        </w:tabs>
+        <w:ind w:left="2160" w:hanging="360"/>
+      </w:pPr>
+      <w:rPr>
+        <w:rFonts w:ascii="Wingdings" w:hAnsi="Wingdings" w:hint="default"/>
+        <w:sz w:val="20"/>
+      </w:rPr>
+    </w:lvl>
+    <w:lvl w:ilvl="3" w:tentative="1">
+      <w:start w:val="1"/>
+      <w:numFmt w:val="bullet"/>
+      <w:lvlText w:val=""/>
+      <w:lvlJc w:val="left"/>
+      <w:pPr>
+        <w:tabs>
+          <w:tab w:val="num" w:pos="2880"/>
+        </w:tabs>
+        <w:ind w:left="2880" w:hanging="360"/>
+      </w:pPr>
+      <w:rPr>
+        <w:rFonts w:ascii="Wingdings" w:hAnsi="Wingdings" w:hint="default"/>
+        <w:sz w:val="20"/>
+      </w:rPr>
+    </w:lvl>
+    <w:lvl w:ilvl="4" w:tentative="1">
+      <w:start w:val="1"/>
+      <w:numFmt w:val="bullet"/>
+      <w:lvlText w:val=""/>
+      <w:lvlJc w:val="left"/>
+      <w:pPr>
+        <w:tabs>
+          <w:tab w:val="num" w:pos="3600"/>
+        </w:tabs>
+        <w:ind w:left="3600" w:hanging="360"/>
+      </w:pPr>
+      <w:rPr>
+        <w:rFonts w:ascii="Wingdings" w:hAnsi="Wingdings" w:hint="default"/>
+        <w:sz w:val="20"/>
+      </w:rPr>
+    </w:lvl>
+    <w:lvl w:ilvl="5" w:tentative="1">
+      <w:start w:val="1"/>
+      <w:numFmt w:val="bullet"/>
+      <w:lvlText w:val=""/>
+      <w:lvlJc w:val="left"/>
+      <w:pPr>
+        <w:tabs>
+          <w:tab w:val="num" w:pos="4320"/>
+        </w:tabs>
+        <w:ind w:left="4320" w:hanging="360"/>
+      </w:pPr>
+      <w:rPr>
+        <w:rFonts w:ascii="Wingdings" w:hAnsi="Wingdings" w:hint="default"/>
+        <w:sz w:val="20"/>
+      </w:rPr>
+    </w:lvl>
+    <w:lvl w:ilvl="6" w:tentative="1">
+      <w:start w:val="1"/>
+      <w:numFmt w:val="bullet"/>
+      <w:lvlText w:val=""/>
+      <w:lvlJc w:val="left"/>
+      <w:pPr>
+        <w:tabs>
+          <w:tab w:val="num" w:pos="5040"/>
+        </w:tabs>
+        <w:ind w:left="5040" w:hanging="360"/>
+      </w:pPr>
+      <w:rPr>
+        <w:rFonts w:ascii="Wingdings" w:hAnsi="Wingdings" w:hint="default"/>
+        <w:sz w:val="20"/>
+      </w:rPr>
+    </w:lvl>
+    <w:lvl w:ilvl="7" w:tentative="1">
+      <w:start w:val="1"/>
+      <w:numFmt w:val="bullet"/>
+      <w:lvlText w:val=""/>
+      <w:lvlJc w:val="left"/>
+      <w:pPr>
+        <w:tabs>
+          <w:tab w:val="num" w:pos="5760"/>
+        </w:tabs>
+        <w:ind w:left="5760" w:hanging="360"/>
+      </w:pPr>
+      <w:rPr>
+        <w:rFonts w:ascii="Wingdings" w:hAnsi="Wingdings" w:hint="default"/>
+        <w:sz w:val="20"/>
+      </w:rPr>
+    </w:lvl>
+    <w:lvl w:ilvl="8" w:tentative="1">
+      <w:start w:val="1"/>
+      <w:numFmt w:val="bullet"/>
+      <w:lvlText w:val=""/>
+      <w:lvlJc w:val="left"/>
+      <w:pPr>
+        <w:tabs>
+          <w:tab w:val="num" w:pos="6480"/>
+        </w:tabs>
+        <w:ind w:left="6480" w:hanging="360"/>
+      </w:pPr>
+      <w:rPr>
+        <w:rFonts w:ascii="Wingdings" w:hAnsi="Wingdings" w:hint="default"/>
+        <w:sz w:val="20"/>
+      </w:rPr>
+    </w:lvl>
+  </w:abstractNum>
+  <w:abstractNum w:abstractNumId="3" w15:restartNumberingAfterBreak="0">
+    <w:nsid w:val="1AAD188F"/>
+    <w:multiLevelType w:val="multilevel"/>
+    <w:tmpl w:val="4B24FA3E"/>
+    <w:lvl w:ilvl="0">
+      <w:start w:val="1"/>
+      <w:numFmt w:val="bullet"/>
+      <w:lvlText w:val=""/>
+      <w:lvlJc w:val="left"/>
+      <w:pPr>
+        <w:tabs>
+          <w:tab w:val="num" w:pos="720"/>
+        </w:tabs>
+        <w:ind w:left="720" w:hanging="360"/>
+      </w:pPr>
+      <w:rPr>
+        <w:rFonts w:ascii="Symbol" w:hAnsi="Symbol" w:hint="default"/>
+        <w:sz w:val="20"/>
+      </w:rPr>
+    </w:lvl>
+    <w:lvl w:ilvl="1" w:tentative="1">
+      <w:start w:val="1"/>
+      <w:numFmt w:val="bullet"/>
+      <w:lvlText w:val="o"/>
+      <w:lvlJc w:val="left"/>
+      <w:pPr>
+        <w:tabs>
+          <w:tab w:val="num" w:pos="1440"/>
+        </w:tabs>
+        <w:ind w:left="1440" w:hanging="360"/>
+      </w:pPr>
+      <w:rPr>
+        <w:rFonts w:ascii="Courier New" w:hAnsi="Courier New" w:hint="default"/>
+        <w:sz w:val="20"/>
+      </w:rPr>
+    </w:lvl>
+    <w:lvl w:ilvl="2" w:tentative="1">
+      <w:start w:val="1"/>
+      <w:numFmt w:val="bullet"/>
+      <w:lvlText w:val=""/>
+      <w:lvlJc w:val="left"/>
+      <w:pPr>
+        <w:tabs>
+          <w:tab w:val="num" w:pos="2160"/>
+        </w:tabs>
+        <w:ind w:left="2160" w:hanging="360"/>
+      </w:pPr>
+      <w:rPr>
+        <w:rFonts w:ascii="Wingdings" w:hAnsi="Wingdings" w:hint="default"/>
+        <w:sz w:val="20"/>
+      </w:rPr>
+    </w:lvl>
+    <w:lvl w:ilvl="3" w:tentative="1">
+      <w:start w:val="1"/>
+      <w:numFmt w:val="bullet"/>
+      <w:lvlText w:val=""/>
+      <w:lvlJc w:val="left"/>
+      <w:pPr>
+        <w:tabs>
+          <w:tab w:val="num" w:pos="2880"/>
+        </w:tabs>
+        <w:ind w:left="2880" w:hanging="360"/>
+      </w:pPr>
+      <w:rPr>
+        <w:rFonts w:ascii="Wingdings" w:hAnsi="Wingdings" w:hint="default"/>
+        <w:sz w:val="20"/>
+      </w:rPr>
+    </w:lvl>
+    <w:lvl w:ilvl="4" w:tentative="1">
+      <w:start w:val="1"/>
+      <w:numFmt w:val="bullet"/>
+      <w:lvlText w:val=""/>
+      <w:lvlJc w:val="left"/>
+      <w:pPr>
+        <w:tabs>
+          <w:tab w:val="num" w:pos="3600"/>
+        </w:tabs>
+        <w:ind w:left="3600" w:hanging="360"/>
+      </w:pPr>
+      <w:rPr>
+        <w:rFonts w:ascii="Wingdings" w:hAnsi="Wingdings" w:hint="default"/>
+        <w:sz w:val="20"/>
+      </w:rPr>
+    </w:lvl>
+    <w:lvl w:ilvl="5" w:tentative="1">
+      <w:start w:val="1"/>
+      <w:numFmt w:val="bullet"/>
+      <w:lvlText w:val=""/>
+      <w:lvlJc w:val="left"/>
+      <w:pPr>
+        <w:tabs>
+          <w:tab w:val="num" w:pos="4320"/>
+        </w:tabs>
+        <w:ind w:left="4320" w:hanging="360"/>
+      </w:pPr>
+      <w:rPr>
+        <w:rFonts w:ascii="Wingdings" w:hAnsi="Wingdings" w:hint="default"/>
+        <w:sz w:val="20"/>
+      </w:rPr>
+    </w:lvl>
+    <w:lvl w:ilvl="6" w:tentative="1">
+      <w:start w:val="1"/>
+      <w:numFmt w:val="bullet"/>
+      <w:lvlText w:val=""/>
+      <w:lvlJc w:val="left"/>
+      <w:pPr>
+        <w:tabs>
+          <w:tab w:val="num" w:pos="5040"/>
+        </w:tabs>
+        <w:ind w:left="5040" w:hanging="360"/>
+      </w:pPr>
+      <w:rPr>
+        <w:rFonts w:ascii="Wingdings" w:hAnsi="Wingdings" w:hint="default"/>
+        <w:sz w:val="20"/>
+      </w:rPr>
+    </w:lvl>
+    <w:lvl w:ilvl="7" w:tentative="1">
+      <w:start w:val="1"/>
+      <w:numFmt w:val="bullet"/>
+      <w:lvlText w:val=""/>
+      <w:lvlJc w:val="left"/>
+      <w:pPr>
+        <w:tabs>
+          <w:tab w:val="num" w:pos="5760"/>
+        </w:tabs>
+        <w:ind w:left="5760" w:hanging="360"/>
+      </w:pPr>
+      <w:rPr>
+        <w:rFonts w:ascii="Wingdings" w:hAnsi="Wingdings" w:hint="default"/>
+        <w:sz w:val="20"/>
+      </w:rPr>
+    </w:lvl>
+    <w:lvl w:ilvl="8" w:tentative="1">
+      <w:start w:val="1"/>
+      <w:numFmt w:val="bullet"/>
+      <w:lvlText w:val=""/>
+      <w:lvlJc w:val="left"/>
+      <w:pPr>
+        <w:tabs>
+          <w:tab w:val="num" w:pos="6480"/>
+        </w:tabs>
+        <w:ind w:left="6480" w:hanging="360"/>
+      </w:pPr>
+      <w:rPr>
+        <w:rFonts w:ascii="Wingdings" w:hAnsi="Wingdings" w:hint="default"/>
+        <w:sz w:val="20"/>
+      </w:rPr>
+    </w:lvl>
+  </w:abstractNum>
+  <w:abstractNum w:abstractNumId="4" w15:restartNumberingAfterBreak="0">
+    <w:nsid w:val="1CDD76ED"/>
+    <w:multiLevelType w:val="multilevel"/>
+    <w:tmpl w:val="692A0354"/>
+    <w:lvl w:ilvl="0">
+      <w:start w:val="1"/>
+      <w:numFmt w:val="bullet"/>
+      <w:lvlText w:val=""/>
+      <w:lvlJc w:val="left"/>
+      <w:pPr>
+        <w:tabs>
+          <w:tab w:val="num" w:pos="720"/>
+        </w:tabs>
+        <w:ind w:left="720" w:hanging="360"/>
+      </w:pPr>
+      <w:rPr>
+        <w:rFonts w:ascii="Symbol" w:hAnsi="Symbol" w:hint="default"/>
+        <w:sz w:val="20"/>
+      </w:rPr>
+    </w:lvl>
+    <w:lvl w:ilvl="1" w:tentative="1">
+      <w:start w:val="1"/>
+      <w:numFmt w:val="bullet"/>
+      <w:lvlText w:val="o"/>
+      <w:lvlJc w:val="left"/>
+      <w:pPr>
+        <w:tabs>
+          <w:tab w:val="num" w:pos="1440"/>
+        </w:tabs>
+        <w:ind w:left="1440" w:hanging="360"/>
+      </w:pPr>
+      <w:rPr>
+        <w:rFonts w:ascii="Courier New" w:hAnsi="Courier New" w:hint="default"/>
+        <w:sz w:val="20"/>
+      </w:rPr>
+    </w:lvl>
+    <w:lvl w:ilvl="2" w:tentative="1">
+      <w:start w:val="1"/>
+      <w:numFmt w:val="bullet"/>
+      <w:lvlText w:val=""/>
+      <w:lvlJc w:val="left"/>
+      <w:pPr>
+        <w:tabs>
+          <w:tab w:val="num" w:pos="2160"/>
+        </w:tabs>
+        <w:ind w:left="2160" w:hanging="360"/>
+      </w:pPr>
+      <w:rPr>
+        <w:rFonts w:ascii="Wingdings" w:hAnsi="Wingdings" w:hint="default"/>
+        <w:sz w:val="20"/>
+      </w:rPr>
+    </w:lvl>
+    <w:lvl w:ilvl="3" w:tentative="1">
+      <w:start w:val="1"/>
+      <w:numFmt w:val="bullet"/>
+      <w:lvlText w:val=""/>
+      <w:lvlJc w:val="left"/>
+      <w:pPr>
+        <w:tabs>
+          <w:tab w:val="num" w:pos="2880"/>
+        </w:tabs>
+        <w:ind w:left="2880" w:hanging="360"/>
+      </w:pPr>
+      <w:rPr>
+        <w:rFonts w:ascii="Wingdings" w:hAnsi="Wingdings" w:hint="default"/>
+        <w:sz w:val="20"/>
+      </w:rPr>
+    </w:lvl>
+    <w:lvl w:ilvl="4" w:tentative="1">
+      <w:start w:val="1"/>
+      <w:numFmt w:val="bullet"/>
+      <w:lvlText w:val=""/>
+      <w:lvlJc w:val="left"/>
+      <w:pPr>
+        <w:tabs>
+          <w:tab w:val="num" w:pos="3600"/>
+        </w:tabs>
+        <w:ind w:left="3600" w:hanging="360"/>
+      </w:pPr>
+      <w:rPr>
+        <w:rFonts w:ascii="Wingdings" w:hAnsi="Wingdings" w:hint="default"/>
+        <w:sz w:val="20"/>
+      </w:rPr>
+    </w:lvl>
+    <w:lvl w:ilvl="5" w:tentative="1">
+      <w:start w:val="1"/>
+      <w:numFmt w:val="bullet"/>
+      <w:lvlText w:val=""/>
+      <w:lvlJc w:val="left"/>
+      <w:pPr>
+        <w:tabs>
+          <w:tab w:val="num" w:pos="4320"/>
+        </w:tabs>
+        <w:ind w:left="4320" w:hanging="360"/>
+      </w:pPr>
+      <w:rPr>
+        <w:rFonts w:ascii="Wingdings" w:hAnsi="Wingdings" w:hint="default"/>
+        <w:sz w:val="20"/>
+      </w:rPr>
+    </w:lvl>
+    <w:lvl w:ilvl="6" w:tentative="1">
+      <w:start w:val="1"/>
+      <w:numFmt w:val="bullet"/>
+      <w:lvlText w:val=""/>
+      <w:lvlJc w:val="left"/>
+      <w:pPr>
+        <w:tabs>
+          <w:tab w:val="num" w:pos="5040"/>
+        </w:tabs>
+        <w:ind w:left="5040" w:hanging="360"/>
+      </w:pPr>
+      <w:rPr>
+        <w:rFonts w:ascii="Wingdings" w:hAnsi="Wingdings" w:hint="default"/>
+        <w:sz w:val="20"/>
+      </w:rPr>
+    </w:lvl>
+    <w:lvl w:ilvl="7" w:tentative="1">
+      <w:start w:val="1"/>
+      <w:numFmt w:val="bullet"/>
+      <w:lvlText w:val=""/>
+      <w:lvlJc w:val="left"/>
+      <w:pPr>
+        <w:tabs>
+          <w:tab w:val="num" w:pos="5760"/>
+        </w:tabs>
+        <w:ind w:left="5760" w:hanging="360"/>
+      </w:pPr>
+      <w:rPr>
+        <w:rFonts w:ascii="Wingdings" w:hAnsi="Wingdings" w:hint="default"/>
+        <w:sz w:val="20"/>
+      </w:rPr>
+    </w:lvl>
+    <w:lvl w:ilvl="8" w:tentative="1">
+      <w:start w:val="1"/>
+      <w:numFmt w:val="bullet"/>
+      <w:lvlText w:val=""/>
+      <w:lvlJc w:val="left"/>
+      <w:pPr>
+        <w:tabs>
+          <w:tab w:val="num" w:pos="6480"/>
+        </w:tabs>
+        <w:ind w:left="6480" w:hanging="360"/>
+      </w:pPr>
+      <w:rPr>
+        <w:rFonts w:ascii="Wingdings" w:hAnsi="Wingdings" w:hint="default"/>
+        <w:sz w:val="20"/>
+      </w:rPr>
+    </w:lvl>
+  </w:abstractNum>
+  <w:abstractNum w:abstractNumId="5" w15:restartNumberingAfterBreak="0">
+    <w:nsid w:val="1E3F20BE"/>
+    <w:multiLevelType w:val="multilevel"/>
+    <w:tmpl w:val="90B4DB84"/>
+    <w:lvl w:ilvl="0">
+      <w:start w:val="1"/>
+      <w:numFmt w:val="bullet"/>
+      <w:lvlText w:val=""/>
+      <w:lvlJc w:val="left"/>
+      <w:pPr>
+        <w:tabs>
+          <w:tab w:val="num" w:pos="720"/>
+        </w:tabs>
+        <w:ind w:left="720" w:hanging="360"/>
+      </w:pPr>
+      <w:rPr>
+        <w:rFonts w:ascii="Symbol" w:hAnsi="Symbol" w:hint="default"/>
+        <w:sz w:val="20"/>
+      </w:rPr>
+    </w:lvl>
+    <w:lvl w:ilvl="1" w:tentative="1">
+      <w:start w:val="1"/>
+      <w:numFmt w:val="bullet"/>
+      <w:lvlText w:val="o"/>
+      <w:lvlJc w:val="left"/>
+      <w:pPr>
+        <w:tabs>
+          <w:tab w:val="num" w:pos="1440"/>
+        </w:tabs>
+        <w:ind w:left="1440" w:hanging="360"/>
+      </w:pPr>
+      <w:rPr>
+        <w:rFonts w:ascii="Courier New" w:hAnsi="Courier New" w:hint="default"/>
+        <w:sz w:val="20"/>
+      </w:rPr>
+    </w:lvl>
+    <w:lvl w:ilvl="2" w:tentative="1">
+      <w:start w:val="1"/>
+      <w:numFmt w:val="bullet"/>
+      <w:lvlText w:val=""/>
+      <w:lvlJc w:val="left"/>
+      <w:pPr>
+        <w:tabs>
+          <w:tab w:val="num" w:pos="2160"/>
+        </w:tabs>
+        <w:ind w:left="2160" w:hanging="360"/>
+      </w:pPr>
+      <w:rPr>
+        <w:rFonts w:ascii="Wingdings" w:hAnsi="Wingdings" w:hint="default"/>
+        <w:sz w:val="20"/>
+      </w:rPr>
+    </w:lvl>
+    <w:lvl w:ilvl="3" w:tentative="1">
+      <w:start w:val="1"/>
+      <w:numFmt w:val="bullet"/>
+      <w:lvlText w:val=""/>
+      <w:lvlJc w:val="left"/>
+      <w:pPr>
+        <w:tabs>
+          <w:tab w:val="num" w:pos="2880"/>
+        </w:tabs>
+        <w:ind w:left="2880" w:hanging="360"/>
+      </w:pPr>
+      <w:rPr>
+        <w:rFonts w:ascii="Wingdings" w:hAnsi="Wingdings" w:hint="default"/>
+        <w:sz w:val="20"/>
+      </w:rPr>
+    </w:lvl>
+    <w:lvl w:ilvl="4" w:tentative="1">
+      <w:start w:val="1"/>
+      <w:numFmt w:val="bullet"/>
+      <w:lvlText w:val=""/>
+      <w:lvlJc w:val="left"/>
+      <w:pPr>
+        <w:tabs>
+          <w:tab w:val="num" w:pos="3600"/>
+        </w:tabs>
+        <w:ind w:left="3600" w:hanging="360"/>
+      </w:pPr>
+      <w:rPr>
+        <w:rFonts w:ascii="Wingdings" w:hAnsi="Wingdings" w:hint="default"/>
+        <w:sz w:val="20"/>
+      </w:rPr>
+    </w:lvl>
+    <w:lvl w:ilvl="5" w:tentative="1">
+      <w:start w:val="1"/>
+      <w:numFmt w:val="bullet"/>
+      <w:lvlText w:val=""/>
+      <w:lvlJc w:val="left"/>
+      <w:pPr>
+        <w:tabs>
+          <w:tab w:val="num" w:pos="4320"/>
+        </w:tabs>
+        <w:ind w:left="4320" w:hanging="360"/>
+      </w:pPr>
+      <w:rPr>
+        <w:rFonts w:ascii="Wingdings" w:hAnsi="Wingdings" w:hint="default"/>
+        <w:sz w:val="20"/>
+      </w:rPr>
+    </w:lvl>
+    <w:lvl w:ilvl="6" w:tentative="1">
+      <w:start w:val="1"/>
+      <w:numFmt w:val="bullet"/>
+      <w:lvlText w:val=""/>
+      <w:lvlJc w:val="left"/>
+      <w:pPr>
+        <w:tabs>
+          <w:tab w:val="num" w:pos="5040"/>
+        </w:tabs>
+        <w:ind w:left="5040" w:hanging="360"/>
+      </w:pPr>
+      <w:rPr>
+        <w:rFonts w:ascii="Wingdings" w:hAnsi="Wingdings" w:hint="default"/>
+        <w:sz w:val="20"/>
+      </w:rPr>
+    </w:lvl>
+    <w:lvl w:ilvl="7" w:tentative="1">
+      <w:start w:val="1"/>
+      <w:numFmt w:val="bullet"/>
+      <w:lvlText w:val=""/>
+      <w:lvlJc w:val="left"/>
+      <w:pPr>
+        <w:tabs>
+          <w:tab w:val="num" w:pos="5760"/>
+        </w:tabs>
+        <w:ind w:left="5760" w:hanging="360"/>
+      </w:pPr>
+      <w:rPr>
+        <w:rFonts w:ascii="Wingdings" w:hAnsi="Wingdings" w:hint="default"/>
+        <w:sz w:val="20"/>
+      </w:rPr>
+    </w:lvl>
+    <w:lvl w:ilvl="8" w:tentative="1">
+      <w:start w:val="1"/>
+      <w:numFmt w:val="bullet"/>
+      <w:lvlText w:val=""/>
+      <w:lvlJc w:val="left"/>
+      <w:pPr>
+        <w:tabs>
+          <w:tab w:val="num" w:pos="6480"/>
+        </w:tabs>
+        <w:ind w:left="6480" w:hanging="360"/>
+      </w:pPr>
+      <w:rPr>
+        <w:rFonts w:ascii="Wingdings" w:hAnsi="Wingdings" w:hint="default"/>
+        <w:sz w:val="20"/>
+      </w:rPr>
+    </w:lvl>
+  </w:abstractNum>
+  <w:abstractNum w:abstractNumId="6" w15:restartNumberingAfterBreak="0">
+    <w:nsid w:val="22607B30"/>
+    <w:multiLevelType w:val="multilevel"/>
+    <w:tmpl w:val="4C7247D4"/>
+    <w:lvl w:ilvl="0">
+      <w:start w:val="1"/>
+      <w:numFmt w:val="bullet"/>
+      <w:lvlText w:val=""/>
+      <w:lvlJc w:val="left"/>
+      <w:pPr>
+        <w:tabs>
+          <w:tab w:val="num" w:pos="720"/>
+        </w:tabs>
+        <w:ind w:left="720" w:hanging="360"/>
+      </w:pPr>
+      <w:rPr>
+        <w:rFonts w:ascii="Symbol" w:hAnsi="Symbol" w:hint="default"/>
+        <w:sz w:val="20"/>
+      </w:rPr>
+    </w:lvl>
+    <w:lvl w:ilvl="1" w:tentative="1">
+      <w:start w:val="1"/>
+      <w:numFmt w:val="bullet"/>
+      <w:lvlText w:val="o"/>
+      <w:lvlJc w:val="left"/>
+      <w:pPr>
+        <w:tabs>
+          <w:tab w:val="num" w:pos="1440"/>
+        </w:tabs>
+        <w:ind w:left="1440" w:hanging="360"/>
+      </w:pPr>
+      <w:rPr>
+        <w:rFonts w:ascii="Courier New" w:hAnsi="Courier New" w:hint="default"/>
+        <w:sz w:val="20"/>
+      </w:rPr>
+    </w:lvl>
+    <w:lvl w:ilvl="2" w:tentative="1">
+      <w:start w:val="1"/>
+      <w:numFmt w:val="bullet"/>
+      <w:lvlText w:val=""/>
+      <w:lvlJc w:val="left"/>
+      <w:pPr>
+        <w:tabs>
+          <w:tab w:val="num" w:pos="2160"/>
+        </w:tabs>
+        <w:ind w:left="2160" w:hanging="360"/>
+      </w:pPr>
+      <w:rPr>
+        <w:rFonts w:ascii="Wingdings" w:hAnsi="Wingdings" w:hint="default"/>
+        <w:sz w:val="20"/>
+      </w:rPr>
+    </w:lvl>
+    <w:lvl w:ilvl="3" w:tentative="1">
+      <w:start w:val="1"/>
+      <w:numFmt w:val="bullet"/>
+      <w:lvlText w:val=""/>
+      <w:lvlJc w:val="left"/>
+      <w:pPr>
+        <w:tabs>
+          <w:tab w:val="num" w:pos="2880"/>
+        </w:tabs>
+        <w:ind w:left="2880" w:hanging="360"/>
+      </w:pPr>
+      <w:rPr>
+        <w:rFonts w:ascii="Wingdings" w:hAnsi="Wingdings" w:hint="default"/>
+        <w:sz w:val="20"/>
+      </w:rPr>
+    </w:lvl>
+    <w:lvl w:ilvl="4" w:tentative="1">
+      <w:start w:val="1"/>
+      <w:numFmt w:val="bullet"/>
+      <w:lvlText w:val=""/>
+      <w:lvlJc w:val="left"/>
+      <w:pPr>
+        <w:tabs>
+          <w:tab w:val="num" w:pos="3600"/>
+        </w:tabs>
+        <w:ind w:left="3600" w:hanging="360"/>
+      </w:pPr>
+      <w:rPr>
+        <w:rFonts w:ascii="Wingdings" w:hAnsi="Wingdings" w:hint="default"/>
+        <w:sz w:val="20"/>
+      </w:rPr>
+    </w:lvl>
+    <w:lvl w:ilvl="5" w:tentative="1">
+      <w:start w:val="1"/>
+      <w:numFmt w:val="bullet"/>
+      <w:lvlText w:val=""/>
+      <w:lvlJc w:val="left"/>
+      <w:pPr>
+        <w:tabs>
+          <w:tab w:val="num" w:pos="4320"/>
+        </w:tabs>
+        <w:ind w:left="4320" w:hanging="360"/>
+      </w:pPr>
+      <w:rPr>
+        <w:rFonts w:ascii="Wingdings" w:hAnsi="Wingdings" w:hint="default"/>
+        <w:sz w:val="20"/>
+      </w:rPr>
+    </w:lvl>
+    <w:lvl w:ilvl="6" w:tentative="1">
+      <w:start w:val="1"/>
+      <w:numFmt w:val="bullet"/>
+      <w:lvlText w:val=""/>
+      <w:lvlJc w:val="left"/>
+      <w:pPr>
+        <w:tabs>
+          <w:tab w:val="num" w:pos="5040"/>
+        </w:tabs>
+        <w:ind w:left="5040" w:hanging="360"/>
+      </w:pPr>
+      <w:rPr>
+        <w:rFonts w:ascii="Wingdings" w:hAnsi="Wingdings" w:hint="default"/>
+        <w:sz w:val="20"/>
+      </w:rPr>
+    </w:lvl>
+    <w:lvl w:ilvl="7" w:tentative="1">
+      <w:start w:val="1"/>
+      <w:numFmt w:val="bullet"/>
+      <w:lvlText w:val=""/>
+      <w:lvlJc w:val="left"/>
+      <w:pPr>
+        <w:tabs>
+          <w:tab w:val="num" w:pos="5760"/>
+        </w:tabs>
+        <w:ind w:left="5760" w:hanging="360"/>
+      </w:pPr>
+      <w:rPr>
+        <w:rFonts w:ascii="Wingdings" w:hAnsi="Wingdings" w:hint="default"/>
+        <w:sz w:val="20"/>
+      </w:rPr>
+    </w:lvl>
+    <w:lvl w:ilvl="8" w:tentative="1">
+      <w:start w:val="1"/>
+      <w:numFmt w:val="bullet"/>
+      <w:lvlText w:val=""/>
+      <w:lvlJc w:val="left"/>
+      <w:pPr>
+        <w:tabs>
+          <w:tab w:val="num" w:pos="6480"/>
+        </w:tabs>
+        <w:ind w:left="6480" w:hanging="360"/>
+      </w:pPr>
+      <w:rPr>
+        <w:rFonts w:ascii="Wingdings" w:hAnsi="Wingdings" w:hint="default"/>
+        <w:sz w:val="20"/>
+      </w:rPr>
+    </w:lvl>
+  </w:abstractNum>
+  <w:abstractNum w:abstractNumId="7" w15:restartNumberingAfterBreak="0">
+    <w:nsid w:val="25126171"/>
+    <w:multiLevelType w:val="multilevel"/>
+    <w:tmpl w:val="101ED092"/>
+    <w:lvl w:ilvl="0">
+      <w:start w:val="1"/>
+      <w:numFmt w:val="bullet"/>
+      <w:lvlText w:val=""/>
+      <w:lvlJc w:val="left"/>
+      <w:pPr>
+        <w:tabs>
+          <w:tab w:val="num" w:pos="720"/>
+        </w:tabs>
+        <w:ind w:left="720" w:hanging="360"/>
+      </w:pPr>
+      <w:rPr>
+        <w:rFonts w:ascii="Symbol" w:hAnsi="Symbol" w:hint="default"/>
+        <w:sz w:val="20"/>
+      </w:rPr>
+    </w:lvl>
+    <w:lvl w:ilvl="1" w:tentative="1">
+      <w:start w:val="1"/>
+      <w:numFmt w:val="bullet"/>
+      <w:lvlText w:val="o"/>
+      <w:lvlJc w:val="left"/>
+      <w:pPr>
+        <w:tabs>
+          <w:tab w:val="num" w:pos="1440"/>
+        </w:tabs>
+        <w:ind w:left="1440" w:hanging="360"/>
+      </w:pPr>
+      <w:rPr>
+        <w:rFonts w:ascii="Courier New" w:hAnsi="Courier New" w:hint="default"/>
+        <w:sz w:val="20"/>
+      </w:rPr>
+    </w:lvl>
+    <w:lvl w:ilvl="2" w:tentative="1">
+      <w:start w:val="1"/>
+      <w:numFmt w:val="bullet"/>
+      <w:lvlText w:val=""/>
+      <w:lvlJc w:val="left"/>
+      <w:pPr>
+        <w:tabs>
+          <w:tab w:val="num" w:pos="2160"/>
+        </w:tabs>
+        <w:ind w:left="2160" w:hanging="360"/>
+      </w:pPr>
+      <w:rPr>
+        <w:rFonts w:ascii="Wingdings" w:hAnsi="Wingdings" w:hint="default"/>
+        <w:sz w:val="20"/>
+      </w:rPr>
+    </w:lvl>
+    <w:lvl w:ilvl="3" w:tentative="1">
+      <w:start w:val="1"/>
+      <w:numFmt w:val="bullet"/>
+      <w:lvlText w:val=""/>
+      <w:lvlJc w:val="left"/>
+      <w:pPr>
+        <w:tabs>
+          <w:tab w:val="num" w:pos="2880"/>
+        </w:tabs>
+        <w:ind w:left="2880" w:hanging="360"/>
+      </w:pPr>
+      <w:rPr>
+        <w:rFonts w:ascii="Wingdings" w:hAnsi="Wingdings" w:hint="default"/>
+        <w:sz w:val="20"/>
+      </w:rPr>
+    </w:lvl>
+    <w:lvl w:ilvl="4" w:tentative="1">
+      <w:start w:val="1"/>
+      <w:numFmt w:val="bullet"/>
+      <w:lvlText w:val=""/>
+      <w:lvlJc w:val="left"/>
+      <w:pPr>
+        <w:tabs>
+          <w:tab w:val="num" w:pos="3600"/>
+        </w:tabs>
+        <w:ind w:left="3600" w:hanging="360"/>
+      </w:pPr>
+      <w:rPr>
+        <w:rFonts w:ascii="Wingdings" w:hAnsi="Wingdings" w:hint="default"/>
+        <w:sz w:val="20"/>
+      </w:rPr>
+    </w:lvl>
+    <w:lvl w:ilvl="5" w:tentative="1">
+      <w:start w:val="1"/>
+      <w:numFmt w:val="bullet"/>
+      <w:lvlText w:val=""/>
+      <w:lvlJc w:val="left"/>
+      <w:pPr>
+        <w:tabs>
+          <w:tab w:val="num" w:pos="4320"/>
+        </w:tabs>
+        <w:ind w:left="4320" w:hanging="360"/>
+      </w:pPr>
+      <w:rPr>
+        <w:rFonts w:ascii="Wingdings" w:hAnsi="Wingdings" w:hint="default"/>
+        <w:sz w:val="20"/>
+      </w:rPr>
+    </w:lvl>
+    <w:lvl w:ilvl="6" w:tentative="1">
+      <w:start w:val="1"/>
+      <w:numFmt w:val="bullet"/>
+      <w:lvlText w:val=""/>
+      <w:lvlJc w:val="left"/>
+      <w:pPr>
+        <w:tabs>
+          <w:tab w:val="num" w:pos="5040"/>
+        </w:tabs>
+        <w:ind w:left="5040" w:hanging="360"/>
+      </w:pPr>
+      <w:rPr>
+        <w:rFonts w:ascii="Wingdings" w:hAnsi="Wingdings" w:hint="default"/>
+        <w:sz w:val="20"/>
+      </w:rPr>
+    </w:lvl>
+    <w:lvl w:ilvl="7" w:tentative="1">
+      <w:start w:val="1"/>
+      <w:numFmt w:val="bullet"/>
+      <w:lvlText w:val=""/>
+      <w:lvlJc w:val="left"/>
+      <w:pPr>
+        <w:tabs>
+          <w:tab w:val="num" w:pos="5760"/>
+        </w:tabs>
+        <w:ind w:left="5760" w:hanging="360"/>
+      </w:pPr>
+      <w:rPr>
+        <w:rFonts w:ascii="Wingdings" w:hAnsi="Wingdings" w:hint="default"/>
+        <w:sz w:val="20"/>
+      </w:rPr>
+    </w:lvl>
+    <w:lvl w:ilvl="8" w:tentative="1">
+      <w:start w:val="1"/>
+      <w:numFmt w:val="bullet"/>
+      <w:lvlText w:val=""/>
+      <w:lvlJc w:val="left"/>
+      <w:pPr>
+        <w:tabs>
+          <w:tab w:val="num" w:pos="6480"/>
+        </w:tabs>
+        <w:ind w:left="6480" w:hanging="360"/>
+      </w:pPr>
+      <w:rPr>
+        <w:rFonts w:ascii="Wingdings" w:hAnsi="Wingdings" w:hint="default"/>
+        <w:sz w:val="20"/>
+      </w:rPr>
+    </w:lvl>
+  </w:abstractNum>
+  <w:abstractNum w:abstractNumId="8" w15:restartNumberingAfterBreak="0">
+    <w:nsid w:val="27022A33"/>
+    <w:multiLevelType w:val="multilevel"/>
+    <w:tmpl w:val="4172237C"/>
+    <w:lvl w:ilvl="0">
+      <w:start w:val="1"/>
+      <w:numFmt w:val="bullet"/>
+      <w:lvlText w:val=""/>
+      <w:lvlJc w:val="left"/>
+      <w:pPr>
+        <w:tabs>
+          <w:tab w:val="num" w:pos="720"/>
+        </w:tabs>
+        <w:ind w:left="720" w:hanging="360"/>
+      </w:pPr>
+      <w:rPr>
+        <w:rFonts w:ascii="Symbol" w:hAnsi="Symbol" w:hint="default"/>
+        <w:sz w:val="20"/>
+      </w:rPr>
+    </w:lvl>
+    <w:lvl w:ilvl="1" w:tentative="1">
+      <w:start w:val="1"/>
+      <w:numFmt w:val="bullet"/>
+      <w:lvlText w:val="o"/>
+      <w:lvlJc w:val="left"/>
+      <w:pPr>
+        <w:tabs>
+          <w:tab w:val="num" w:pos="1440"/>
+        </w:tabs>
+        <w:ind w:left="1440" w:hanging="360"/>
+      </w:pPr>
+      <w:rPr>
+        <w:rFonts w:ascii="Courier New" w:hAnsi="Courier New" w:hint="default"/>
+        <w:sz w:val="20"/>
+      </w:rPr>
+    </w:lvl>
+    <w:lvl w:ilvl="2" w:tentative="1">
+      <w:start w:val="1"/>
+      <w:numFmt w:val="bullet"/>
+      <w:lvlText w:val=""/>
+      <w:lvlJc w:val="left"/>
+      <w:pPr>
+        <w:tabs>
+          <w:tab w:val="num" w:pos="2160"/>
+        </w:tabs>
+        <w:ind w:left="2160" w:hanging="360"/>
+      </w:pPr>
+      <w:rPr>
+        <w:rFonts w:ascii="Wingdings" w:hAnsi="Wingdings" w:hint="default"/>
+        <w:sz w:val="20"/>
+      </w:rPr>
+    </w:lvl>
+    <w:lvl w:ilvl="3" w:tentative="1">
+      <w:start w:val="1"/>
+      <w:numFmt w:val="bullet"/>
+      <w:lvlText w:val=""/>
+      <w:lvlJc w:val="left"/>
+      <w:pPr>
+        <w:tabs>
+          <w:tab w:val="num" w:pos="2880"/>
+        </w:tabs>
+        <w:ind w:left="2880" w:hanging="360"/>
+      </w:pPr>
+      <w:rPr>
+        <w:rFonts w:ascii="Wingdings" w:hAnsi="Wingdings" w:hint="default"/>
+        <w:sz w:val="20"/>
+      </w:rPr>
+    </w:lvl>
+    <w:lvl w:ilvl="4" w:tentative="1">
+      <w:start w:val="1"/>
+      <w:numFmt w:val="bullet"/>
+      <w:lvlText w:val=""/>
+      <w:lvlJc w:val="left"/>
+      <w:pPr>
+        <w:tabs>
+          <w:tab w:val="num" w:pos="3600"/>
+        </w:tabs>
+        <w:ind w:left="3600" w:hanging="360"/>
+      </w:pPr>
+      <w:rPr>
+        <w:rFonts w:ascii="Wingdings" w:hAnsi="Wingdings" w:hint="default"/>
+        <w:sz w:val="20"/>
+      </w:rPr>
+    </w:lvl>
+    <w:lvl w:ilvl="5" w:tentative="1">
+      <w:start w:val="1"/>
+      <w:numFmt w:val="bullet"/>
+      <w:lvlText w:val=""/>
+      <w:lvlJc w:val="left"/>
+      <w:pPr>
+        <w:tabs>
+          <w:tab w:val="num" w:pos="4320"/>
+        </w:tabs>
+        <w:ind w:left="4320" w:hanging="360"/>
+      </w:pPr>
+      <w:rPr>
+        <w:rFonts w:ascii="Wingdings" w:hAnsi="Wingdings" w:hint="default"/>
+        <w:sz w:val="20"/>
+      </w:rPr>
+    </w:lvl>
+    <w:lvl w:ilvl="6" w:tentative="1">
+      <w:start w:val="1"/>
+      <w:numFmt w:val="bullet"/>
+      <w:lvlText w:val=""/>
+      <w:lvlJc w:val="left"/>
+      <w:pPr>
+        <w:tabs>
+          <w:tab w:val="num" w:pos="5040"/>
+        </w:tabs>
+        <w:ind w:left="5040" w:hanging="360"/>
+      </w:pPr>
+      <w:rPr>
+        <w:rFonts w:ascii="Wingdings" w:hAnsi="Wingdings" w:hint="default"/>
+        <w:sz w:val="20"/>
+      </w:rPr>
+    </w:lvl>
+    <w:lvl w:ilvl="7" w:tentative="1">
+      <w:start w:val="1"/>
+      <w:numFmt w:val="bullet"/>
+      <w:lvlText w:val=""/>
+      <w:lvlJc w:val="left"/>
+      <w:pPr>
+        <w:tabs>
+          <w:tab w:val="num" w:pos="5760"/>
+        </w:tabs>
+        <w:ind w:left="5760" w:hanging="360"/>
+      </w:pPr>
+      <w:rPr>
+        <w:rFonts w:ascii="Wingdings" w:hAnsi="Wingdings" w:hint="default"/>
+        <w:sz w:val="20"/>
+      </w:rPr>
+    </w:lvl>
+    <w:lvl w:ilvl="8" w:tentative="1">
+      <w:start w:val="1"/>
+      <w:numFmt w:val="bullet"/>
+      <w:lvlText w:val=""/>
+      <w:lvlJc w:val="left"/>
+      <w:pPr>
+        <w:tabs>
+          <w:tab w:val="num" w:pos="6480"/>
+        </w:tabs>
+        <w:ind w:left="6480" w:hanging="360"/>
+      </w:pPr>
+      <w:rPr>
+        <w:rFonts w:ascii="Wingdings" w:hAnsi="Wingdings" w:hint="default"/>
+        <w:sz w:val="20"/>
+      </w:rPr>
+    </w:lvl>
+  </w:abstractNum>
+  <w:abstractNum w:abstractNumId="9" w15:restartNumberingAfterBreak="0">
+    <w:nsid w:val="27DA0945"/>
+    <w:multiLevelType w:val="multilevel"/>
+    <w:tmpl w:val="73F84C9A"/>
+    <w:lvl w:ilvl="0">
+      <w:start w:val="1"/>
+      <w:numFmt w:val="bullet"/>
+      <w:lvlText w:val=""/>
+      <w:lvlJc w:val="left"/>
+      <w:pPr>
+        <w:tabs>
+          <w:tab w:val="num" w:pos="720"/>
+        </w:tabs>
+        <w:ind w:left="720" w:hanging="360"/>
+      </w:pPr>
+      <w:rPr>
+        <w:rFonts w:ascii="Symbol" w:hAnsi="Symbol" w:hint="default"/>
+        <w:sz w:val="20"/>
+      </w:rPr>
+    </w:lvl>
+    <w:lvl w:ilvl="1" w:tentative="1">
+      <w:start w:val="1"/>
+      <w:numFmt w:val="bullet"/>
+      <w:lvlText w:val="o"/>
+      <w:lvlJc w:val="left"/>
+      <w:pPr>
+        <w:tabs>
+          <w:tab w:val="num" w:pos="1440"/>
+        </w:tabs>
+        <w:ind w:left="1440" w:hanging="360"/>
+      </w:pPr>
+      <w:rPr>
+        <w:rFonts w:ascii="Courier New" w:hAnsi="Courier New" w:hint="default"/>
+        <w:sz w:val="20"/>
+      </w:rPr>
+    </w:lvl>
+    <w:lvl w:ilvl="2" w:tentative="1">
+      <w:start w:val="1"/>
+      <w:numFmt w:val="bullet"/>
+      <w:lvlText w:val=""/>
+      <w:lvlJc w:val="left"/>
+      <w:pPr>
+        <w:tabs>
+          <w:tab w:val="num" w:pos="2160"/>
+        </w:tabs>
+        <w:ind w:left="2160" w:hanging="360"/>
+      </w:pPr>
+      <w:rPr>
+        <w:rFonts w:ascii="Wingdings" w:hAnsi="Wingdings" w:hint="default"/>
+        <w:sz w:val="20"/>
+      </w:rPr>
+    </w:lvl>
+    <w:lvl w:ilvl="3" w:tentative="1">
+      <w:start w:val="1"/>
+      <w:numFmt w:val="bullet"/>
+      <w:lvlText w:val=""/>
+      <w:lvlJc w:val="left"/>
+      <w:pPr>
+        <w:tabs>
+          <w:tab w:val="num" w:pos="2880"/>
+        </w:tabs>
+        <w:ind w:left="2880" w:hanging="360"/>
+      </w:pPr>
+      <w:rPr>
+        <w:rFonts w:ascii="Wingdings" w:hAnsi="Wingdings" w:hint="default"/>
+        <w:sz w:val="20"/>
+      </w:rPr>
+    </w:lvl>
+    <w:lvl w:ilvl="4" w:tentative="1">
+      <w:start w:val="1"/>
+      <w:numFmt w:val="bullet"/>
+      <w:lvlText w:val=""/>
+      <w:lvlJc w:val="left"/>
+      <w:pPr>
+        <w:tabs>
+          <w:tab w:val="num" w:pos="3600"/>
+        </w:tabs>
+        <w:ind w:left="3600" w:hanging="360"/>
+      </w:pPr>
+      <w:rPr>
+        <w:rFonts w:ascii="Wingdings" w:hAnsi="Wingdings" w:hint="default"/>
+        <w:sz w:val="20"/>
+      </w:rPr>
+    </w:lvl>
+    <w:lvl w:ilvl="5" w:tentative="1">
+      <w:start w:val="1"/>
+      <w:numFmt w:val="bullet"/>
+      <w:lvlText w:val=""/>
+      <w:lvlJc w:val="left"/>
+      <w:pPr>
+        <w:tabs>
+          <w:tab w:val="num" w:pos="4320"/>
+        </w:tabs>
+        <w:ind w:left="4320" w:hanging="360"/>
+      </w:pPr>
+      <w:rPr>
+        <w:rFonts w:ascii="Wingdings" w:hAnsi="Wingdings" w:hint="default"/>
+        <w:sz w:val="20"/>
+      </w:rPr>
+    </w:lvl>
+    <w:lvl w:ilvl="6" w:tentative="1">
+      <w:start w:val="1"/>
+      <w:numFmt w:val="bullet"/>
+      <w:lvlText w:val=""/>
+      <w:lvlJc w:val="left"/>
+      <w:pPr>
+        <w:tabs>
+          <w:tab w:val="num" w:pos="5040"/>
+        </w:tabs>
+        <w:ind w:left="5040" w:hanging="360"/>
+      </w:pPr>
+      <w:rPr>
+        <w:rFonts w:ascii="Wingdings" w:hAnsi="Wingdings" w:hint="default"/>
+        <w:sz w:val="20"/>
+      </w:rPr>
+    </w:lvl>
+    <w:lvl w:ilvl="7" w:tentative="1">
+      <w:start w:val="1"/>
+      <w:numFmt w:val="bullet"/>
+      <w:lvlText w:val=""/>
+      <w:lvlJc w:val="left"/>
+      <w:pPr>
+        <w:tabs>
+          <w:tab w:val="num" w:pos="5760"/>
+        </w:tabs>
+        <w:ind w:left="5760" w:hanging="360"/>
+      </w:pPr>
+      <w:rPr>
+        <w:rFonts w:ascii="Wingdings" w:hAnsi="Wingdings" w:hint="default"/>
+        <w:sz w:val="20"/>
+      </w:rPr>
+    </w:lvl>
+    <w:lvl w:ilvl="8" w:tentative="1">
+      <w:start w:val="1"/>
+      <w:numFmt w:val="bullet"/>
+      <w:lvlText w:val=""/>
+      <w:lvlJc w:val="left"/>
+      <w:pPr>
+        <w:tabs>
+          <w:tab w:val="num" w:pos="6480"/>
+        </w:tabs>
+        <w:ind w:left="6480" w:hanging="360"/>
+      </w:pPr>
+      <w:rPr>
+        <w:rFonts w:ascii="Wingdings" w:hAnsi="Wingdings" w:hint="default"/>
+        <w:sz w:val="20"/>
+      </w:rPr>
+    </w:lvl>
+  </w:abstractNum>
+  <w:abstractNum w:abstractNumId="10" w15:restartNumberingAfterBreak="0">
+    <w:nsid w:val="29071D06"/>
+    <w:multiLevelType w:val="multilevel"/>
+    <w:tmpl w:val="45A6683A"/>
+    <w:lvl w:ilvl="0">
+      <w:start w:val="1"/>
+      <w:numFmt w:val="bullet"/>
+      <w:lvlText w:val=""/>
+      <w:lvlJc w:val="left"/>
+      <w:pPr>
+        <w:tabs>
+          <w:tab w:val="num" w:pos="720"/>
+        </w:tabs>
+        <w:ind w:left="720" w:hanging="360"/>
+      </w:pPr>
+      <w:rPr>
+        <w:rFonts w:ascii="Symbol" w:hAnsi="Symbol" w:hint="default"/>
+        <w:sz w:val="20"/>
+      </w:rPr>
+    </w:lvl>
+    <w:lvl w:ilvl="1" w:tentative="1">
+      <w:start w:val="1"/>
+      <w:numFmt w:val="bullet"/>
+      <w:lvlText w:val="o"/>
+      <w:lvlJc w:val="left"/>
+      <w:pPr>
+        <w:tabs>
+          <w:tab w:val="num" w:pos="1440"/>
+        </w:tabs>
+        <w:ind w:left="1440" w:hanging="360"/>
+      </w:pPr>
+      <w:rPr>
+        <w:rFonts w:ascii="Courier New" w:hAnsi="Courier New" w:hint="default"/>
+        <w:sz w:val="20"/>
+      </w:rPr>
+    </w:lvl>
+    <w:lvl w:ilvl="2" w:tentative="1">
+      <w:start w:val="1"/>
+      <w:numFmt w:val="bullet"/>
+      <w:lvlText w:val=""/>
+      <w:lvlJc w:val="left"/>
+      <w:pPr>
+        <w:tabs>
+          <w:tab w:val="num" w:pos="2160"/>
+        </w:tabs>
+        <w:ind w:left="2160" w:hanging="360"/>
+      </w:pPr>
+      <w:rPr>
+        <w:rFonts w:ascii="Wingdings" w:hAnsi="Wingdings" w:hint="default"/>
+        <w:sz w:val="20"/>
+      </w:rPr>
+    </w:lvl>
+    <w:lvl w:ilvl="3" w:tentative="1">
+      <w:start w:val="1"/>
+      <w:numFmt w:val="bullet"/>
+      <w:lvlText w:val=""/>
+      <w:lvlJc w:val="left"/>
+      <w:pPr>
+        <w:tabs>
+          <w:tab w:val="num" w:pos="2880"/>
+        </w:tabs>
+        <w:ind w:left="2880" w:hanging="360"/>
+      </w:pPr>
+      <w:rPr>
+        <w:rFonts w:ascii="Wingdings" w:hAnsi="Wingdings" w:hint="default"/>
+        <w:sz w:val="20"/>
+      </w:rPr>
+    </w:lvl>
+    <w:lvl w:ilvl="4" w:tentative="1">
+      <w:start w:val="1"/>
+      <w:numFmt w:val="bullet"/>
+      <w:lvlText w:val=""/>
+      <w:lvlJc w:val="left"/>
+      <w:pPr>
+        <w:tabs>
+          <w:tab w:val="num" w:pos="3600"/>
+        </w:tabs>
+        <w:ind w:left="3600" w:hanging="360"/>
+      </w:pPr>
+      <w:rPr>
+        <w:rFonts w:ascii="Wingdings" w:hAnsi="Wingdings" w:hint="default"/>
+        <w:sz w:val="20"/>
+      </w:rPr>
+    </w:lvl>
+    <w:lvl w:ilvl="5" w:tentative="1">
+      <w:start w:val="1"/>
+      <w:numFmt w:val="bullet"/>
+      <w:lvlText w:val=""/>
+      <w:lvlJc w:val="left"/>
+      <w:pPr>
+        <w:tabs>
+          <w:tab w:val="num" w:pos="4320"/>
+        </w:tabs>
+        <w:ind w:left="4320" w:hanging="360"/>
+      </w:pPr>
+      <w:rPr>
+        <w:rFonts w:ascii="Wingdings" w:hAnsi="Wingdings" w:hint="default"/>
+        <w:sz w:val="20"/>
+      </w:rPr>
+    </w:lvl>
+    <w:lvl w:ilvl="6" w:tentative="1">
+      <w:start w:val="1"/>
+      <w:numFmt w:val="bullet"/>
+      <w:lvlText w:val=""/>
+      <w:lvlJc w:val="left"/>
+      <w:pPr>
+        <w:tabs>
+          <w:tab w:val="num" w:pos="5040"/>
+        </w:tabs>
+        <w:ind w:left="5040" w:hanging="360"/>
+      </w:pPr>
+      <w:rPr>
+        <w:rFonts w:ascii="Wingdings" w:hAnsi="Wingdings" w:hint="default"/>
+        <w:sz w:val="20"/>
+      </w:rPr>
+    </w:lvl>
+    <w:lvl w:ilvl="7" w:tentative="1">
+      <w:start w:val="1"/>
+      <w:numFmt w:val="bullet"/>
+      <w:lvlText w:val=""/>
+      <w:lvlJc w:val="left"/>
+      <w:pPr>
+        <w:tabs>
+          <w:tab w:val="num" w:pos="5760"/>
+        </w:tabs>
+        <w:ind w:left="5760" w:hanging="360"/>
+      </w:pPr>
+      <w:rPr>
+        <w:rFonts w:ascii="Wingdings" w:hAnsi="Wingdings" w:hint="default"/>
+        <w:sz w:val="20"/>
+      </w:rPr>
+    </w:lvl>
+    <w:lvl w:ilvl="8" w:tentative="1">
+      <w:start w:val="1"/>
+      <w:numFmt w:val="bullet"/>
+      <w:lvlText w:val=""/>
+      <w:lvlJc w:val="left"/>
+      <w:pPr>
+        <w:tabs>
+          <w:tab w:val="num" w:pos="6480"/>
+        </w:tabs>
+        <w:ind w:left="6480" w:hanging="360"/>
+      </w:pPr>
+      <w:rPr>
+        <w:rFonts w:ascii="Wingdings" w:hAnsi="Wingdings" w:hint="default"/>
+        <w:sz w:val="20"/>
+      </w:rPr>
+    </w:lvl>
+  </w:abstractNum>
+  <w:abstractNum w:abstractNumId="11" w15:restartNumberingAfterBreak="0">
+    <w:nsid w:val="2CEF0946"/>
+    <w:multiLevelType w:val="multilevel"/>
+    <w:tmpl w:val="C700040E"/>
+    <w:lvl w:ilvl="0">
+      <w:start w:val="1"/>
+      <w:numFmt w:val="bullet"/>
+      <w:lvlText w:val=""/>
+      <w:lvlJc w:val="left"/>
+      <w:pPr>
+        <w:tabs>
+          <w:tab w:val="num" w:pos="720"/>
+        </w:tabs>
+        <w:ind w:left="720" w:hanging="360"/>
+      </w:pPr>
+      <w:rPr>
+        <w:rFonts w:ascii="Symbol" w:hAnsi="Symbol" w:hint="default"/>
+        <w:sz w:val="20"/>
+      </w:rPr>
+    </w:lvl>
+    <w:lvl w:ilvl="1" w:tentative="1">
+      <w:start w:val="1"/>
+      <w:numFmt w:val="bullet"/>
+      <w:lvlText w:val="o"/>
+      <w:lvlJc w:val="left"/>
+      <w:pPr>
+        <w:tabs>
+          <w:tab w:val="num" w:pos="1440"/>
+        </w:tabs>
+        <w:ind w:left="1440" w:hanging="360"/>
+      </w:pPr>
+      <w:rPr>
+        <w:rFonts w:ascii="Courier New" w:hAnsi="Courier New" w:hint="default"/>
+        <w:sz w:val="20"/>
+      </w:rPr>
+    </w:lvl>
+    <w:lvl w:ilvl="2" w:tentative="1">
+      <w:start w:val="1"/>
+      <w:numFmt w:val="bullet"/>
+      <w:lvlText w:val=""/>
+      <w:lvlJc w:val="left"/>
+      <w:pPr>
+        <w:tabs>
+          <w:tab w:val="num" w:pos="2160"/>
+        </w:tabs>
+        <w:ind w:left="2160" w:hanging="360"/>
+      </w:pPr>
+      <w:rPr>
+        <w:rFonts w:ascii="Wingdings" w:hAnsi="Wingdings" w:hint="default"/>
+        <w:sz w:val="20"/>
+      </w:rPr>
+    </w:lvl>
+    <w:lvl w:ilvl="3" w:tentative="1">
+      <w:start w:val="1"/>
+      <w:numFmt w:val="bullet"/>
+      <w:lvlText w:val=""/>
+      <w:lvlJc w:val="left"/>
+      <w:pPr>
+        <w:tabs>
+          <w:tab w:val="num" w:pos="2880"/>
+        </w:tabs>
+        <w:ind w:left="2880" w:hanging="360"/>
+      </w:pPr>
+      <w:rPr>
+        <w:rFonts w:ascii="Wingdings" w:hAnsi="Wingdings" w:hint="default"/>
+        <w:sz w:val="20"/>
+      </w:rPr>
+    </w:lvl>
+    <w:lvl w:ilvl="4" w:tentative="1">
+      <w:start w:val="1"/>
+      <w:numFmt w:val="bullet"/>
+      <w:lvlText w:val=""/>
+      <w:lvlJc w:val="left"/>
+      <w:pPr>
+        <w:tabs>
+          <w:tab w:val="num" w:pos="3600"/>
+        </w:tabs>
+        <w:ind w:left="3600" w:hanging="360"/>
+      </w:pPr>
+      <w:rPr>
+        <w:rFonts w:ascii="Wingdings" w:hAnsi="Wingdings" w:hint="default"/>
+        <w:sz w:val="20"/>
+      </w:rPr>
+    </w:lvl>
+    <w:lvl w:ilvl="5" w:tentative="1">
+      <w:start w:val="1"/>
+      <w:numFmt w:val="bullet"/>
+      <w:lvlText w:val=""/>
+      <w:lvlJc w:val="left"/>
+      <w:pPr>
+        <w:tabs>
+          <w:tab w:val="num" w:pos="4320"/>
+        </w:tabs>
+        <w:ind w:left="4320" w:hanging="360"/>
+      </w:pPr>
+      <w:rPr>
+        <w:rFonts w:ascii="Wingdings" w:hAnsi="Wingdings" w:hint="default"/>
+        <w:sz w:val="20"/>
+      </w:rPr>
+    </w:lvl>
+    <w:lvl w:ilvl="6" w:tentative="1">
+      <w:start w:val="1"/>
+      <w:numFmt w:val="bullet"/>
+      <w:lvlText w:val=""/>
+      <w:lvlJc w:val="left"/>
+      <w:pPr>
+        <w:tabs>
+          <w:tab w:val="num" w:pos="5040"/>
+        </w:tabs>
+        <w:ind w:left="5040" w:hanging="360"/>
+      </w:pPr>
+      <w:rPr>
+        <w:rFonts w:ascii="Wingdings" w:hAnsi="Wingdings" w:hint="default"/>
+        <w:sz w:val="20"/>
+      </w:rPr>
+    </w:lvl>
+    <w:lvl w:ilvl="7" w:tentative="1">
+      <w:start w:val="1"/>
+      <w:numFmt w:val="bullet"/>
+      <w:lvlText w:val=""/>
+      <w:lvlJc w:val="left"/>
+      <w:pPr>
+        <w:tabs>
+          <w:tab w:val="num" w:pos="5760"/>
+        </w:tabs>
+        <w:ind w:left="5760" w:hanging="360"/>
+      </w:pPr>
+      <w:rPr>
+        <w:rFonts w:ascii="Wingdings" w:hAnsi="Wingdings" w:hint="default"/>
+        <w:sz w:val="20"/>
+      </w:rPr>
+    </w:lvl>
+    <w:lvl w:ilvl="8" w:tentative="1">
+      <w:start w:val="1"/>
+      <w:numFmt w:val="bullet"/>
+      <w:lvlText w:val=""/>
+      <w:lvlJc w:val="left"/>
+      <w:pPr>
+        <w:tabs>
+          <w:tab w:val="num" w:pos="6480"/>
+        </w:tabs>
+        <w:ind w:left="6480" w:hanging="360"/>
+      </w:pPr>
+      <w:rPr>
+        <w:rFonts w:ascii="Wingdings" w:hAnsi="Wingdings" w:hint="default"/>
+        <w:sz w:val="20"/>
+      </w:rPr>
+    </w:lvl>
+  </w:abstractNum>
+  <w:abstractNum w:abstractNumId="12" w15:restartNumberingAfterBreak="0">
+    <w:nsid w:val="2E2037BC"/>
+    <w:multiLevelType w:val="multilevel"/>
+    <w:tmpl w:val="C2BC45B4"/>
+    <w:lvl w:ilvl="0">
+      <w:start w:val="1"/>
+      <w:numFmt w:val="bullet"/>
+      <w:lvlText w:val=""/>
+      <w:lvlJc w:val="left"/>
+      <w:pPr>
+        <w:tabs>
+          <w:tab w:val="num" w:pos="720"/>
+        </w:tabs>
+        <w:ind w:left="720" w:hanging="360"/>
+      </w:pPr>
+      <w:rPr>
+        <w:rFonts w:ascii="Symbol" w:hAnsi="Symbol" w:hint="default"/>
+        <w:sz w:val="20"/>
+      </w:rPr>
+    </w:lvl>
+    <w:lvl w:ilvl="1" w:tentative="1">
+      <w:start w:val="1"/>
+      <w:numFmt w:val="bullet"/>
+      <w:lvlText w:val="o"/>
+      <w:lvlJc w:val="left"/>
+      <w:pPr>
+        <w:tabs>
+          <w:tab w:val="num" w:pos="1440"/>
+        </w:tabs>
+        <w:ind w:left="1440" w:hanging="360"/>
+      </w:pPr>
+      <w:rPr>
+        <w:rFonts w:ascii="Courier New" w:hAnsi="Courier New" w:hint="default"/>
+        <w:sz w:val="20"/>
+      </w:rPr>
+    </w:lvl>
+    <w:lvl w:ilvl="2" w:tentative="1">
+      <w:start w:val="1"/>
+      <w:numFmt w:val="bullet"/>
+      <w:lvlText w:val=""/>
+      <w:lvlJc w:val="left"/>
+      <w:pPr>
+        <w:tabs>
+          <w:tab w:val="num" w:pos="2160"/>
+        </w:tabs>
+        <w:ind w:left="2160" w:hanging="360"/>
+      </w:pPr>
+      <w:rPr>
+        <w:rFonts w:ascii="Wingdings" w:hAnsi="Wingdings" w:hint="default"/>
+        <w:sz w:val="20"/>
+      </w:rPr>
+    </w:lvl>
+    <w:lvl w:ilvl="3" w:tentative="1">
+      <w:start w:val="1"/>
+      <w:numFmt w:val="bullet"/>
+      <w:lvlText w:val=""/>
+      <w:lvlJc w:val="left"/>
+      <w:pPr>
+        <w:tabs>
+          <w:tab w:val="num" w:pos="2880"/>
+        </w:tabs>
+        <w:ind w:left="2880" w:hanging="360"/>
+      </w:pPr>
+      <w:rPr>
+        <w:rFonts w:ascii="Wingdings" w:hAnsi="Wingdings" w:hint="default"/>
+        <w:sz w:val="20"/>
+      </w:rPr>
+    </w:lvl>
+    <w:lvl w:ilvl="4" w:tentative="1">
+      <w:start w:val="1"/>
+      <w:numFmt w:val="bullet"/>
+      <w:lvlText w:val=""/>
+      <w:lvlJc w:val="left"/>
+      <w:pPr>
+        <w:tabs>
+          <w:tab w:val="num" w:pos="3600"/>
+        </w:tabs>
+        <w:ind w:left="3600" w:hanging="360"/>
+      </w:pPr>
+      <w:rPr>
+        <w:rFonts w:ascii="Wingdings" w:hAnsi="Wingdings" w:hint="default"/>
+        <w:sz w:val="20"/>
+      </w:rPr>
+    </w:lvl>
+    <w:lvl w:ilvl="5" w:tentative="1">
+      <w:start w:val="1"/>
+      <w:numFmt w:val="bullet"/>
+      <w:lvlText w:val=""/>
+      <w:lvlJc w:val="left"/>
+      <w:pPr>
+        <w:tabs>
+          <w:tab w:val="num" w:pos="4320"/>
+        </w:tabs>
+        <w:ind w:left="4320" w:hanging="360"/>
+      </w:pPr>
+      <w:rPr>
+        <w:rFonts w:ascii="Wingdings" w:hAnsi="Wingdings" w:hint="default"/>
+        <w:sz w:val="20"/>
+      </w:rPr>
+    </w:lvl>
+    <w:lvl w:ilvl="6" w:tentative="1">
+      <w:start w:val="1"/>
+      <w:numFmt w:val="bullet"/>
+      <w:lvlText w:val=""/>
+      <w:lvlJc w:val="left"/>
+      <w:pPr>
+        <w:tabs>
+          <w:tab w:val="num" w:pos="5040"/>
+        </w:tabs>
+        <w:ind w:left="5040" w:hanging="360"/>
+      </w:pPr>
+      <w:rPr>
+        <w:rFonts w:ascii="Wingdings" w:hAnsi="Wingdings" w:hint="default"/>
+        <w:sz w:val="20"/>
+      </w:rPr>
+    </w:lvl>
+    <w:lvl w:ilvl="7" w:tentative="1">
+      <w:start w:val="1"/>
+      <w:numFmt w:val="bullet"/>
+      <w:lvlText w:val=""/>
+      <w:lvlJc w:val="left"/>
+      <w:pPr>
+        <w:tabs>
+          <w:tab w:val="num" w:pos="5760"/>
+        </w:tabs>
+        <w:ind w:left="5760" w:hanging="360"/>
+      </w:pPr>
+      <w:rPr>
+        <w:rFonts w:ascii="Wingdings" w:hAnsi="Wingdings" w:hint="default"/>
+        <w:sz w:val="20"/>
+      </w:rPr>
+    </w:lvl>
+    <w:lvl w:ilvl="8" w:tentative="1">
+      <w:start w:val="1"/>
+      <w:numFmt w:val="bullet"/>
+      <w:lvlText w:val=""/>
+      <w:lvlJc w:val="left"/>
+      <w:pPr>
+        <w:tabs>
+          <w:tab w:val="num" w:pos="6480"/>
+        </w:tabs>
+        <w:ind w:left="6480" w:hanging="360"/>
+      </w:pPr>
+      <w:rPr>
+        <w:rFonts w:ascii="Wingdings" w:hAnsi="Wingdings" w:hint="default"/>
+        <w:sz w:val="20"/>
+      </w:rPr>
+    </w:lvl>
+  </w:abstractNum>
+  <w:abstractNum w:abstractNumId="13" w15:restartNumberingAfterBreak="0">
+    <w:nsid w:val="2FF61BDC"/>
+    <w:multiLevelType w:val="multilevel"/>
+    <w:tmpl w:val="D94A7206"/>
+    <w:lvl w:ilvl="0">
+      <w:start w:val="1"/>
+      <w:numFmt w:val="bullet"/>
+      <w:lvlText w:val=""/>
+      <w:lvlJc w:val="left"/>
+      <w:pPr>
+        <w:tabs>
+          <w:tab w:val="num" w:pos="720"/>
+        </w:tabs>
+        <w:ind w:left="720" w:hanging="360"/>
+      </w:pPr>
+      <w:rPr>
+        <w:rFonts w:ascii="Symbol" w:hAnsi="Symbol" w:hint="default"/>
+        <w:sz w:val="20"/>
+      </w:rPr>
+    </w:lvl>
+    <w:lvl w:ilvl="1" w:tentative="1">
+      <w:start w:val="1"/>
+      <w:numFmt w:val="bullet"/>
+      <w:lvlText w:val="o"/>
+      <w:lvlJc w:val="left"/>
+      <w:pPr>
+        <w:tabs>
+          <w:tab w:val="num" w:pos="1440"/>
+        </w:tabs>
+        <w:ind w:left="1440" w:hanging="360"/>
+      </w:pPr>
+      <w:rPr>
+        <w:rFonts w:ascii="Courier New" w:hAnsi="Courier New" w:hint="default"/>
+        <w:sz w:val="20"/>
+      </w:rPr>
+    </w:lvl>
+    <w:lvl w:ilvl="2" w:tentative="1">
+      <w:start w:val="1"/>
+      <w:numFmt w:val="bullet"/>
+      <w:lvlText w:val=""/>
+      <w:lvlJc w:val="left"/>
+      <w:pPr>
+        <w:tabs>
+          <w:tab w:val="num" w:pos="2160"/>
+        </w:tabs>
+        <w:ind w:left="2160" w:hanging="360"/>
+      </w:pPr>
+      <w:rPr>
+        <w:rFonts w:ascii="Wingdings" w:hAnsi="Wingdings" w:hint="default"/>
+        <w:sz w:val="20"/>
+      </w:rPr>
+    </w:lvl>
+    <w:lvl w:ilvl="3" w:tentative="1">
+      <w:start w:val="1"/>
+      <w:numFmt w:val="bullet"/>
+      <w:lvlText w:val=""/>
+      <w:lvlJc w:val="left"/>
+      <w:pPr>
+        <w:tabs>
+          <w:tab w:val="num" w:pos="2880"/>
+        </w:tabs>
+        <w:ind w:left="2880" w:hanging="360"/>
+      </w:pPr>
+      <w:rPr>
+        <w:rFonts w:ascii="Wingdings" w:hAnsi="Wingdings" w:hint="default"/>
+        <w:sz w:val="20"/>
+      </w:rPr>
+    </w:lvl>
+    <w:lvl w:ilvl="4" w:tentative="1">
+      <w:start w:val="1"/>
+      <w:numFmt w:val="bullet"/>
+      <w:lvlText w:val=""/>
+      <w:lvlJc w:val="left"/>
+      <w:pPr>
+        <w:tabs>
+          <w:tab w:val="num" w:pos="3600"/>
+        </w:tabs>
+        <w:ind w:left="3600" w:hanging="360"/>
+      </w:pPr>
+      <w:rPr>
+        <w:rFonts w:ascii="Wingdings" w:hAnsi="Wingdings" w:hint="default"/>
+        <w:sz w:val="20"/>
+      </w:rPr>
+    </w:lvl>
+    <w:lvl w:ilvl="5" w:tentative="1">
+      <w:start w:val="1"/>
+      <w:numFmt w:val="bullet"/>
+      <w:lvlText w:val=""/>
+      <w:lvlJc w:val="left"/>
+      <w:pPr>
+        <w:tabs>
+          <w:tab w:val="num" w:pos="4320"/>
+        </w:tabs>
+        <w:ind w:left="4320" w:hanging="360"/>
+      </w:pPr>
+      <w:rPr>
+        <w:rFonts w:ascii="Wingdings" w:hAnsi="Wingdings" w:hint="default"/>
+        <w:sz w:val="20"/>
+      </w:rPr>
+    </w:lvl>
+    <w:lvl w:ilvl="6" w:tentative="1">
+      <w:start w:val="1"/>
+      <w:numFmt w:val="bullet"/>
+      <w:lvlText w:val=""/>
+      <w:lvlJc w:val="left"/>
+      <w:pPr>
+        <w:tabs>
+          <w:tab w:val="num" w:pos="5040"/>
+        </w:tabs>
+        <w:ind w:left="5040" w:hanging="360"/>
+      </w:pPr>
+      <w:rPr>
+        <w:rFonts w:ascii="Wingdings" w:hAnsi="Wingdings" w:hint="default"/>
+        <w:sz w:val="20"/>
+      </w:rPr>
+    </w:lvl>
+    <w:lvl w:ilvl="7" w:tentative="1">
+      <w:start w:val="1"/>
+      <w:numFmt w:val="bullet"/>
+      <w:lvlText w:val=""/>
+      <w:lvlJc w:val="left"/>
+      <w:pPr>
+        <w:tabs>
+          <w:tab w:val="num" w:pos="5760"/>
+        </w:tabs>
+        <w:ind w:left="5760" w:hanging="360"/>
+      </w:pPr>
+      <w:rPr>
+        <w:rFonts w:ascii="Wingdings" w:hAnsi="Wingdings" w:hint="default"/>
+        <w:sz w:val="20"/>
+      </w:rPr>
+    </w:lvl>
+    <w:lvl w:ilvl="8" w:tentative="1">
+      <w:start w:val="1"/>
+      <w:numFmt w:val="bullet"/>
+      <w:lvlText w:val=""/>
+      <w:lvlJc w:val="left"/>
+      <w:pPr>
+        <w:tabs>
+          <w:tab w:val="num" w:pos="6480"/>
+        </w:tabs>
+        <w:ind w:left="6480" w:hanging="360"/>
+      </w:pPr>
+      <w:rPr>
+        <w:rFonts w:ascii="Wingdings" w:hAnsi="Wingdings" w:hint="default"/>
+        <w:sz w:val="20"/>
+      </w:rPr>
+    </w:lvl>
+  </w:abstractNum>
+  <w:abstractNum w:abstractNumId="14" w15:restartNumberingAfterBreak="0">
+    <w:nsid w:val="37452052"/>
+    <w:multiLevelType w:val="multilevel"/>
+    <w:tmpl w:val="5EFEC088"/>
+    <w:lvl w:ilvl="0">
+      <w:start w:val="1"/>
+      <w:numFmt w:val="bullet"/>
+      <w:lvlText w:val=""/>
+      <w:lvlJc w:val="left"/>
+      <w:pPr>
+        <w:tabs>
+          <w:tab w:val="num" w:pos="720"/>
+        </w:tabs>
+        <w:ind w:left="720" w:hanging="360"/>
+      </w:pPr>
+      <w:rPr>
+        <w:rFonts w:ascii="Symbol" w:hAnsi="Symbol" w:hint="default"/>
+        <w:sz w:val="20"/>
+      </w:rPr>
+    </w:lvl>
+    <w:lvl w:ilvl="1">
+      <w:start w:val="1"/>
+      <w:numFmt w:val="bullet"/>
+      <w:lvlText w:val="o"/>
+      <w:lvlJc w:val="left"/>
+      <w:pPr>
+        <w:tabs>
+          <w:tab w:val="num" w:pos="1440"/>
+        </w:tabs>
+        <w:ind w:left="1440" w:hanging="360"/>
+      </w:pPr>
+      <w:rPr>
+        <w:rFonts w:ascii="Courier New" w:hAnsi="Courier New" w:hint="default"/>
+        <w:sz w:val="20"/>
+      </w:rPr>
+    </w:lvl>
+    <w:lvl w:ilvl="2" w:tentative="1">
+      <w:start w:val="1"/>
+      <w:numFmt w:val="bullet"/>
+      <w:lvlText w:val=""/>
+      <w:lvlJc w:val="left"/>
+      <w:pPr>
+        <w:tabs>
+          <w:tab w:val="num" w:pos="2160"/>
+        </w:tabs>
+        <w:ind w:left="2160" w:hanging="360"/>
+      </w:pPr>
+      <w:rPr>
+        <w:rFonts w:ascii="Wingdings" w:hAnsi="Wingdings" w:hint="default"/>
+        <w:sz w:val="20"/>
+      </w:rPr>
+    </w:lvl>
+    <w:lvl w:ilvl="3" w:tentative="1">
+      <w:start w:val="1"/>
+      <w:numFmt w:val="bullet"/>
+      <w:lvlText w:val=""/>
+      <w:lvlJc w:val="left"/>
+      <w:pPr>
+        <w:tabs>
+          <w:tab w:val="num" w:pos="2880"/>
+        </w:tabs>
+        <w:ind w:left="2880" w:hanging="360"/>
+      </w:pPr>
+      <w:rPr>
+        <w:rFonts w:ascii="Wingdings" w:hAnsi="Wingdings" w:hint="default"/>
+        <w:sz w:val="20"/>
+      </w:rPr>
+    </w:lvl>
+    <w:lvl w:ilvl="4" w:tentative="1">
+      <w:start w:val="1"/>
+      <w:numFmt w:val="bullet"/>
+      <w:lvlText w:val=""/>
+      <w:lvlJc w:val="left"/>
+      <w:pPr>
+        <w:tabs>
+          <w:tab w:val="num" w:pos="3600"/>
+        </w:tabs>
+        <w:ind w:left="3600" w:hanging="360"/>
+      </w:pPr>
+      <w:rPr>
+        <w:rFonts w:ascii="Wingdings" w:hAnsi="Wingdings" w:hint="default"/>
+        <w:sz w:val="20"/>
+      </w:rPr>
+    </w:lvl>
+    <w:lvl w:ilvl="5" w:tentative="1">
+      <w:start w:val="1"/>
+      <w:numFmt w:val="bullet"/>
+      <w:lvlText w:val=""/>
+      <w:lvlJc w:val="left"/>
+      <w:pPr>
+        <w:tabs>
+          <w:tab w:val="num" w:pos="4320"/>
+        </w:tabs>
+        <w:ind w:left="4320" w:hanging="360"/>
+      </w:pPr>
+      <w:rPr>
+        <w:rFonts w:ascii="Wingdings" w:hAnsi="Wingdings" w:hint="default"/>
+        <w:sz w:val="20"/>
+      </w:rPr>
+    </w:lvl>
+    <w:lvl w:ilvl="6" w:tentative="1">
+      <w:start w:val="1"/>
+      <w:numFmt w:val="bullet"/>
+      <w:lvlText w:val=""/>
+      <w:lvlJc w:val="left"/>
+      <w:pPr>
+        <w:tabs>
+          <w:tab w:val="num" w:pos="5040"/>
+        </w:tabs>
+        <w:ind w:left="5040" w:hanging="360"/>
+      </w:pPr>
+      <w:rPr>
+        <w:rFonts w:ascii="Wingdings" w:hAnsi="Wingdings" w:hint="default"/>
+        <w:sz w:val="20"/>
+      </w:rPr>
+    </w:lvl>
+    <w:lvl w:ilvl="7" w:tentative="1">
+      <w:start w:val="1"/>
+      <w:numFmt w:val="bullet"/>
+      <w:lvlText w:val=""/>
+      <w:lvlJc w:val="left"/>
+      <w:pPr>
+        <w:tabs>
+          <w:tab w:val="num" w:pos="5760"/>
+        </w:tabs>
+        <w:ind w:left="5760" w:hanging="360"/>
+      </w:pPr>
+      <w:rPr>
+        <w:rFonts w:ascii="Wingdings" w:hAnsi="Wingdings" w:hint="default"/>
+        <w:sz w:val="20"/>
+      </w:rPr>
+    </w:lvl>
+    <w:lvl w:ilvl="8" w:tentative="1">
+      <w:start w:val="1"/>
+      <w:numFmt w:val="bullet"/>
+      <w:lvlText w:val=""/>
+      <w:lvlJc w:val="left"/>
+      <w:pPr>
+        <w:tabs>
+          <w:tab w:val="num" w:pos="6480"/>
+        </w:tabs>
+        <w:ind w:left="6480" w:hanging="360"/>
+      </w:pPr>
+      <w:rPr>
+        <w:rFonts w:ascii="Wingdings" w:hAnsi="Wingdings" w:hint="default"/>
+        <w:sz w:val="20"/>
+      </w:rPr>
+    </w:lvl>
+  </w:abstractNum>
+  <w:abstractNum w:abstractNumId="15" w15:restartNumberingAfterBreak="0">
+    <w:nsid w:val="37EE71FC"/>
+    <w:multiLevelType w:val="multilevel"/>
+    <w:tmpl w:val="4E3EF976"/>
+    <w:lvl w:ilvl="0">
+      <w:start w:val="1"/>
+      <w:numFmt w:val="bullet"/>
+      <w:lvlText w:val=""/>
+      <w:lvlJc w:val="left"/>
+      <w:pPr>
+        <w:tabs>
+          <w:tab w:val="num" w:pos="720"/>
+        </w:tabs>
+        <w:ind w:left="720" w:hanging="360"/>
+      </w:pPr>
+      <w:rPr>
+        <w:rFonts w:ascii="Symbol" w:hAnsi="Symbol" w:hint="default"/>
+        <w:sz w:val="20"/>
+      </w:rPr>
+    </w:lvl>
+    <w:lvl w:ilvl="1" w:tentative="1">
+      <w:start w:val="1"/>
+      <w:numFmt w:val="bullet"/>
+      <w:lvlText w:val="o"/>
+      <w:lvlJc w:val="left"/>
+      <w:pPr>
+        <w:tabs>
+          <w:tab w:val="num" w:pos="1440"/>
+        </w:tabs>
+        <w:ind w:left="1440" w:hanging="360"/>
+      </w:pPr>
+      <w:rPr>
+        <w:rFonts w:ascii="Courier New" w:hAnsi="Courier New" w:hint="default"/>
+        <w:sz w:val="20"/>
+      </w:rPr>
+    </w:lvl>
+    <w:lvl w:ilvl="2" w:tentative="1">
+      <w:start w:val="1"/>
+      <w:numFmt w:val="bullet"/>
+      <w:lvlText w:val=""/>
+      <w:lvlJc w:val="left"/>
+      <w:pPr>
+        <w:tabs>
+          <w:tab w:val="num" w:pos="2160"/>
+        </w:tabs>
+        <w:ind w:left="2160" w:hanging="360"/>
+      </w:pPr>
+      <w:rPr>
+        <w:rFonts w:ascii="Wingdings" w:hAnsi="Wingdings" w:hint="default"/>
+        <w:sz w:val="20"/>
+      </w:rPr>
+    </w:lvl>
+    <w:lvl w:ilvl="3" w:tentative="1">
+      <w:start w:val="1"/>
+      <w:numFmt w:val="bullet"/>
+      <w:lvlText w:val=""/>
+      <w:lvlJc w:val="left"/>
+      <w:pPr>
+        <w:tabs>
+          <w:tab w:val="num" w:pos="2880"/>
+        </w:tabs>
+        <w:ind w:left="2880" w:hanging="360"/>
+      </w:pPr>
+      <w:rPr>
+        <w:rFonts w:ascii="Wingdings" w:hAnsi="Wingdings" w:hint="default"/>
+        <w:sz w:val="20"/>
+      </w:rPr>
+    </w:lvl>
+    <w:lvl w:ilvl="4" w:tentative="1">
+      <w:start w:val="1"/>
+      <w:numFmt w:val="bullet"/>
+      <w:lvlText w:val=""/>
+      <w:lvlJc w:val="left"/>
+      <w:pPr>
+        <w:tabs>
+          <w:tab w:val="num" w:pos="3600"/>
+        </w:tabs>
+        <w:ind w:left="3600" w:hanging="360"/>
+      </w:pPr>
+      <w:rPr>
+        <w:rFonts w:ascii="Wingdings" w:hAnsi="Wingdings" w:hint="default"/>
+        <w:sz w:val="20"/>
+      </w:rPr>
+    </w:lvl>
+    <w:lvl w:ilvl="5" w:tentative="1">
+      <w:start w:val="1"/>
+      <w:numFmt w:val="bullet"/>
+      <w:lvlText w:val=""/>
+      <w:lvlJc w:val="left"/>
+      <w:pPr>
+        <w:tabs>
+          <w:tab w:val="num" w:pos="4320"/>
+        </w:tabs>
+        <w:ind w:left="4320" w:hanging="360"/>
+      </w:pPr>
+      <w:rPr>
+        <w:rFonts w:ascii="Wingdings" w:hAnsi="Wingdings" w:hint="default"/>
+        <w:sz w:val="20"/>
+      </w:rPr>
+    </w:lvl>
+    <w:lvl w:ilvl="6" w:tentative="1">
+      <w:start w:val="1"/>
+      <w:numFmt w:val="bullet"/>
+      <w:lvlText w:val=""/>
+      <w:lvlJc w:val="left"/>
+      <w:pPr>
+        <w:tabs>
+          <w:tab w:val="num" w:pos="5040"/>
+        </w:tabs>
+        <w:ind w:left="5040" w:hanging="360"/>
+      </w:pPr>
+      <w:rPr>
+        <w:rFonts w:ascii="Wingdings" w:hAnsi="Wingdings" w:hint="default"/>
+        <w:sz w:val="20"/>
+      </w:rPr>
+    </w:lvl>
+    <w:lvl w:ilvl="7" w:tentative="1">
+      <w:start w:val="1"/>
+      <w:numFmt w:val="bullet"/>
+      <w:lvlText w:val=""/>
+      <w:lvlJc w:val="left"/>
+      <w:pPr>
+        <w:tabs>
+          <w:tab w:val="num" w:pos="5760"/>
+        </w:tabs>
+        <w:ind w:left="5760" w:hanging="360"/>
+      </w:pPr>
+      <w:rPr>
+        <w:rFonts w:ascii="Wingdings" w:hAnsi="Wingdings" w:hint="default"/>
+        <w:sz w:val="20"/>
+      </w:rPr>
+    </w:lvl>
+    <w:lvl w:ilvl="8" w:tentative="1">
+      <w:start w:val="1"/>
+      <w:numFmt w:val="bullet"/>
+      <w:lvlText w:val=""/>
+      <w:lvlJc w:val="left"/>
+      <w:pPr>
+        <w:tabs>
+          <w:tab w:val="num" w:pos="6480"/>
+        </w:tabs>
+        <w:ind w:left="6480" w:hanging="360"/>
+      </w:pPr>
+      <w:rPr>
+        <w:rFonts w:ascii="Wingdings" w:hAnsi="Wingdings" w:hint="default"/>
+        <w:sz w:val="20"/>
+      </w:rPr>
+    </w:lvl>
+  </w:abstractNum>
+  <w:abstractNum w:abstractNumId="16" w15:restartNumberingAfterBreak="0">
+    <w:nsid w:val="3E3963FB"/>
+    <w:multiLevelType w:val="multilevel"/>
+    <w:tmpl w:val="A46402FC"/>
+    <w:lvl w:ilvl="0">
+      <w:start w:val="1"/>
+      <w:numFmt w:val="bullet"/>
+      <w:lvlText w:val=""/>
+      <w:lvlJc w:val="left"/>
+      <w:pPr>
+        <w:tabs>
+          <w:tab w:val="num" w:pos="720"/>
+        </w:tabs>
+        <w:ind w:left="720" w:hanging="360"/>
+      </w:pPr>
+      <w:rPr>
+        <w:rFonts w:ascii="Symbol" w:hAnsi="Symbol" w:hint="default"/>
+        <w:sz w:val="20"/>
+      </w:rPr>
+    </w:lvl>
+    <w:lvl w:ilvl="1">
+      <w:start w:val="1"/>
+      <w:numFmt w:val="bullet"/>
+      <w:lvlText w:val="o"/>
+      <w:lvlJc w:val="left"/>
+      <w:pPr>
+        <w:tabs>
+          <w:tab w:val="num" w:pos="1440"/>
+        </w:tabs>
+        <w:ind w:left="1440" w:hanging="360"/>
+      </w:pPr>
+      <w:rPr>
+        <w:rFonts w:ascii="Courier New" w:hAnsi="Courier New" w:hint="default"/>
+        <w:sz w:val="20"/>
+      </w:rPr>
+    </w:lvl>
+    <w:lvl w:ilvl="2" w:tentative="1">
+      <w:start w:val="1"/>
+      <w:numFmt w:val="bullet"/>
+      <w:lvlText w:val=""/>
+      <w:lvlJc w:val="left"/>
+      <w:pPr>
+        <w:tabs>
+          <w:tab w:val="num" w:pos="2160"/>
+        </w:tabs>
+        <w:ind w:left="2160" w:hanging="360"/>
+      </w:pPr>
+      <w:rPr>
+        <w:rFonts w:ascii="Wingdings" w:hAnsi="Wingdings" w:hint="default"/>
+        <w:sz w:val="20"/>
+      </w:rPr>
+    </w:lvl>
+    <w:lvl w:ilvl="3" w:tentative="1">
+      <w:start w:val="1"/>
+      <w:numFmt w:val="bullet"/>
+      <w:lvlText w:val=""/>
+      <w:lvlJc w:val="left"/>
+      <w:pPr>
+        <w:tabs>
+          <w:tab w:val="num" w:pos="2880"/>
+        </w:tabs>
+        <w:ind w:left="2880" w:hanging="360"/>
+      </w:pPr>
+      <w:rPr>
+        <w:rFonts w:ascii="Wingdings" w:hAnsi="Wingdings" w:hint="default"/>
+        <w:sz w:val="20"/>
+      </w:rPr>
+    </w:lvl>
+    <w:lvl w:ilvl="4" w:tentative="1">
+      <w:start w:val="1"/>
+      <w:numFmt w:val="bullet"/>
+      <w:lvlText w:val=""/>
+      <w:lvlJc w:val="left"/>
+      <w:pPr>
+        <w:tabs>
+          <w:tab w:val="num" w:pos="3600"/>
+        </w:tabs>
+        <w:ind w:left="3600" w:hanging="360"/>
+      </w:pPr>
+      <w:rPr>
+        <w:rFonts w:ascii="Wingdings" w:hAnsi="Wingdings" w:hint="default"/>
+        <w:sz w:val="20"/>
+      </w:rPr>
+    </w:lvl>
+    <w:lvl w:ilvl="5" w:tentative="1">
+      <w:start w:val="1"/>
+      <w:numFmt w:val="bullet"/>
+      <w:lvlText w:val=""/>
+      <w:lvlJc w:val="left"/>
+      <w:pPr>
+        <w:tabs>
+          <w:tab w:val="num" w:pos="4320"/>
+        </w:tabs>
+        <w:ind w:left="4320" w:hanging="360"/>
+      </w:pPr>
+      <w:rPr>
+        <w:rFonts w:ascii="Wingdings" w:hAnsi="Wingdings" w:hint="default"/>
+        <w:sz w:val="20"/>
+      </w:rPr>
+    </w:lvl>
+    <w:lvl w:ilvl="6" w:tentative="1">
+      <w:start w:val="1"/>
+      <w:numFmt w:val="bullet"/>
+      <w:lvlText w:val=""/>
+      <w:lvlJc w:val="left"/>
+      <w:pPr>
+        <w:tabs>
+          <w:tab w:val="num" w:pos="5040"/>
+        </w:tabs>
+        <w:ind w:left="5040" w:hanging="360"/>
+      </w:pPr>
+      <w:rPr>
+        <w:rFonts w:ascii="Wingdings" w:hAnsi="Wingdings" w:hint="default"/>
+        <w:sz w:val="20"/>
+      </w:rPr>
+    </w:lvl>
+    <w:lvl w:ilvl="7" w:tentative="1">
+      <w:start w:val="1"/>
+      <w:numFmt w:val="bullet"/>
+      <w:lvlText w:val=""/>
+      <w:lvlJc w:val="left"/>
+      <w:pPr>
+        <w:tabs>
+          <w:tab w:val="num" w:pos="5760"/>
+        </w:tabs>
+        <w:ind w:left="5760" w:hanging="360"/>
+      </w:pPr>
+      <w:rPr>
+        <w:rFonts w:ascii="Wingdings" w:hAnsi="Wingdings" w:hint="default"/>
+        <w:sz w:val="20"/>
+      </w:rPr>
+    </w:lvl>
+    <w:lvl w:ilvl="8" w:tentative="1">
+      <w:start w:val="1"/>
+      <w:numFmt w:val="bullet"/>
+      <w:lvlText w:val=""/>
+      <w:lvlJc w:val="left"/>
+      <w:pPr>
+        <w:tabs>
+          <w:tab w:val="num" w:pos="6480"/>
+        </w:tabs>
+        <w:ind w:left="6480" w:hanging="360"/>
+      </w:pPr>
+      <w:rPr>
+        <w:rFonts w:ascii="Wingdings" w:hAnsi="Wingdings" w:hint="default"/>
+        <w:sz w:val="20"/>
+      </w:rPr>
+    </w:lvl>
+  </w:abstractNum>
+  <w:abstractNum w:abstractNumId="17" w15:restartNumberingAfterBreak="0">
+    <w:nsid w:val="3F3814DE"/>
+    <w:multiLevelType w:val="multilevel"/>
+    <w:tmpl w:val="9F8C4414"/>
+    <w:lvl w:ilvl="0">
+      <w:start w:val="1"/>
+      <w:numFmt w:val="bullet"/>
+      <w:lvlText w:val=""/>
+      <w:lvlJc w:val="left"/>
+      <w:pPr>
+        <w:tabs>
+          <w:tab w:val="num" w:pos="720"/>
+        </w:tabs>
+        <w:ind w:left="720" w:hanging="360"/>
+      </w:pPr>
+      <w:rPr>
+        <w:rFonts w:ascii="Symbol" w:hAnsi="Symbol" w:hint="default"/>
+        <w:sz w:val="20"/>
+      </w:rPr>
+    </w:lvl>
+    <w:lvl w:ilvl="1">
+      <w:start w:val="1"/>
+      <w:numFmt w:val="bullet"/>
+      <w:lvlText w:val="o"/>
+      <w:lvlJc w:val="left"/>
+      <w:pPr>
+        <w:tabs>
+          <w:tab w:val="num" w:pos="1440"/>
+        </w:tabs>
+        <w:ind w:left="1440" w:hanging="360"/>
+      </w:pPr>
+      <w:rPr>
+        <w:rFonts w:ascii="Courier New" w:hAnsi="Courier New" w:hint="default"/>
+        <w:sz w:val="20"/>
+      </w:rPr>
+    </w:lvl>
+    <w:lvl w:ilvl="2" w:tentative="1">
+      <w:start w:val="1"/>
+      <w:numFmt w:val="bullet"/>
+      <w:lvlText w:val=""/>
+      <w:lvlJc w:val="left"/>
+      <w:pPr>
+        <w:tabs>
+          <w:tab w:val="num" w:pos="2160"/>
+        </w:tabs>
+        <w:ind w:left="2160" w:hanging="360"/>
+      </w:pPr>
+      <w:rPr>
+        <w:rFonts w:ascii="Wingdings" w:hAnsi="Wingdings" w:hint="default"/>
+        <w:sz w:val="20"/>
+      </w:rPr>
+    </w:lvl>
+    <w:lvl w:ilvl="3" w:tentative="1">
+      <w:start w:val="1"/>
+      <w:numFmt w:val="bullet"/>
+      <w:lvlText w:val=""/>
+      <w:lvlJc w:val="left"/>
+      <w:pPr>
+        <w:tabs>
+          <w:tab w:val="num" w:pos="2880"/>
+        </w:tabs>
+        <w:ind w:left="2880" w:hanging="360"/>
+      </w:pPr>
+      <w:rPr>
+        <w:rFonts w:ascii="Wingdings" w:hAnsi="Wingdings" w:hint="default"/>
+        <w:sz w:val="20"/>
+      </w:rPr>
+    </w:lvl>
+    <w:lvl w:ilvl="4" w:tentative="1">
+      <w:start w:val="1"/>
+      <w:numFmt w:val="bullet"/>
+      <w:lvlText w:val=""/>
+      <w:lvlJc w:val="left"/>
+      <w:pPr>
+        <w:tabs>
+          <w:tab w:val="num" w:pos="3600"/>
+        </w:tabs>
+        <w:ind w:left="3600" w:hanging="360"/>
+      </w:pPr>
+      <w:rPr>
+        <w:rFonts w:ascii="Wingdings" w:hAnsi="Wingdings" w:hint="default"/>
+        <w:sz w:val="20"/>
+      </w:rPr>
+    </w:lvl>
+    <w:lvl w:ilvl="5" w:tentative="1">
+      <w:start w:val="1"/>
+      <w:numFmt w:val="bullet"/>
+      <w:lvlText w:val=""/>
+      <w:lvlJc w:val="left"/>
+      <w:pPr>
+        <w:tabs>
+          <w:tab w:val="num" w:pos="4320"/>
+        </w:tabs>
+        <w:ind w:left="4320" w:hanging="360"/>
+      </w:pPr>
+      <w:rPr>
+        <w:rFonts w:ascii="Wingdings" w:hAnsi="Wingdings" w:hint="default"/>
+        <w:sz w:val="20"/>
+      </w:rPr>
+    </w:lvl>
+    <w:lvl w:ilvl="6" w:tentative="1">
+      <w:start w:val="1"/>
+      <w:numFmt w:val="bullet"/>
+      <w:lvlText w:val=""/>
+      <w:lvlJc w:val="left"/>
+      <w:pPr>
+        <w:tabs>
+          <w:tab w:val="num" w:pos="5040"/>
+        </w:tabs>
+        <w:ind w:left="5040" w:hanging="360"/>
+      </w:pPr>
+      <w:rPr>
+        <w:rFonts w:ascii="Wingdings" w:hAnsi="Wingdings" w:hint="default"/>
+        <w:sz w:val="20"/>
+      </w:rPr>
+    </w:lvl>
+    <w:lvl w:ilvl="7" w:tentative="1">
+      <w:start w:val="1"/>
+      <w:numFmt w:val="bullet"/>
+      <w:lvlText w:val=""/>
+      <w:lvlJc w:val="left"/>
+      <w:pPr>
+        <w:tabs>
+          <w:tab w:val="num" w:pos="5760"/>
+        </w:tabs>
+        <w:ind w:left="5760" w:hanging="360"/>
+      </w:pPr>
+      <w:rPr>
+        <w:rFonts w:ascii="Wingdings" w:hAnsi="Wingdings" w:hint="default"/>
+        <w:sz w:val="20"/>
+      </w:rPr>
+    </w:lvl>
+    <w:lvl w:ilvl="8" w:tentative="1">
+      <w:start w:val="1"/>
+      <w:numFmt w:val="bullet"/>
+      <w:lvlText w:val=""/>
+      <w:lvlJc w:val="left"/>
+      <w:pPr>
+        <w:tabs>
+          <w:tab w:val="num" w:pos="6480"/>
+        </w:tabs>
+        <w:ind w:left="6480" w:hanging="360"/>
+      </w:pPr>
+      <w:rPr>
+        <w:rFonts w:ascii="Wingdings" w:hAnsi="Wingdings" w:hint="default"/>
+        <w:sz w:val="20"/>
+      </w:rPr>
+    </w:lvl>
+  </w:abstractNum>
+  <w:abstractNum w:abstractNumId="18" w15:restartNumberingAfterBreak="0">
+    <w:nsid w:val="3FDD32B5"/>
+    <w:multiLevelType w:val="multilevel"/>
+    <w:tmpl w:val="068099BA"/>
+    <w:lvl w:ilvl="0">
+      <w:start w:val="1"/>
+      <w:numFmt w:val="bullet"/>
+      <w:lvlText w:val=""/>
+      <w:lvlJc w:val="left"/>
+      <w:pPr>
+        <w:tabs>
+          <w:tab w:val="num" w:pos="720"/>
+        </w:tabs>
+        <w:ind w:left="720" w:hanging="360"/>
+      </w:pPr>
+      <w:rPr>
+        <w:rFonts w:ascii="Symbol" w:hAnsi="Symbol" w:hint="default"/>
+        <w:sz w:val="20"/>
+      </w:rPr>
+    </w:lvl>
+    <w:lvl w:ilvl="1" w:tentative="1">
+      <w:start w:val="1"/>
+      <w:numFmt w:val="bullet"/>
+      <w:lvlText w:val="o"/>
+      <w:lvlJc w:val="left"/>
+      <w:pPr>
+        <w:tabs>
+          <w:tab w:val="num" w:pos="1440"/>
+        </w:tabs>
+        <w:ind w:left="1440" w:hanging="360"/>
+      </w:pPr>
+      <w:rPr>
+        <w:rFonts w:ascii="Courier New" w:hAnsi="Courier New" w:hint="default"/>
+        <w:sz w:val="20"/>
+      </w:rPr>
+    </w:lvl>
+    <w:lvl w:ilvl="2" w:tentative="1">
+      <w:start w:val="1"/>
+      <w:numFmt w:val="bullet"/>
+      <w:lvlText w:val=""/>
+      <w:lvlJc w:val="left"/>
+      <w:pPr>
+        <w:tabs>
+          <w:tab w:val="num" w:pos="2160"/>
+        </w:tabs>
+        <w:ind w:left="2160" w:hanging="360"/>
+      </w:pPr>
+      <w:rPr>
+        <w:rFonts w:ascii="Wingdings" w:hAnsi="Wingdings" w:hint="default"/>
+        <w:sz w:val="20"/>
+      </w:rPr>
+    </w:lvl>
+    <w:lvl w:ilvl="3" w:tentative="1">
+      <w:start w:val="1"/>
+      <w:numFmt w:val="bullet"/>
+      <w:lvlText w:val=""/>
+      <w:lvlJc w:val="left"/>
+      <w:pPr>
+        <w:tabs>
+          <w:tab w:val="num" w:pos="2880"/>
+        </w:tabs>
+        <w:ind w:left="2880" w:hanging="360"/>
+      </w:pPr>
+      <w:rPr>
+        <w:rFonts w:ascii="Wingdings" w:hAnsi="Wingdings" w:hint="default"/>
+        <w:sz w:val="20"/>
+      </w:rPr>
+    </w:lvl>
+    <w:lvl w:ilvl="4" w:tentative="1">
+      <w:start w:val="1"/>
+      <w:numFmt w:val="bullet"/>
+      <w:lvlText w:val=""/>
+      <w:lvlJc w:val="left"/>
+      <w:pPr>
+        <w:tabs>
+          <w:tab w:val="num" w:pos="3600"/>
+        </w:tabs>
+        <w:ind w:left="3600" w:hanging="360"/>
+      </w:pPr>
+      <w:rPr>
+        <w:rFonts w:ascii="Wingdings" w:hAnsi="Wingdings" w:hint="default"/>
+        <w:sz w:val="20"/>
+      </w:rPr>
+    </w:lvl>
+    <w:lvl w:ilvl="5" w:tentative="1">
+      <w:start w:val="1"/>
+      <w:numFmt w:val="bullet"/>
+      <w:lvlText w:val=""/>
+      <w:lvlJc w:val="left"/>
+      <w:pPr>
+        <w:tabs>
+          <w:tab w:val="num" w:pos="4320"/>
+        </w:tabs>
+        <w:ind w:left="4320" w:hanging="360"/>
+      </w:pPr>
+      <w:rPr>
+        <w:rFonts w:ascii="Wingdings" w:hAnsi="Wingdings" w:hint="default"/>
+        <w:sz w:val="20"/>
+      </w:rPr>
+    </w:lvl>
+    <w:lvl w:ilvl="6" w:tentative="1">
+      <w:start w:val="1"/>
+      <w:numFmt w:val="bullet"/>
+      <w:lvlText w:val=""/>
+      <w:lvlJc w:val="left"/>
+      <w:pPr>
+        <w:tabs>
+          <w:tab w:val="num" w:pos="5040"/>
+        </w:tabs>
+        <w:ind w:left="5040" w:hanging="360"/>
+      </w:pPr>
+      <w:rPr>
+        <w:rFonts w:ascii="Wingdings" w:hAnsi="Wingdings" w:hint="default"/>
+        <w:sz w:val="20"/>
+      </w:rPr>
+    </w:lvl>
+    <w:lvl w:ilvl="7" w:tentative="1">
+      <w:start w:val="1"/>
+      <w:numFmt w:val="bullet"/>
+      <w:lvlText w:val=""/>
+      <w:lvlJc w:val="left"/>
+      <w:pPr>
+        <w:tabs>
+          <w:tab w:val="num" w:pos="5760"/>
+        </w:tabs>
+        <w:ind w:left="5760" w:hanging="360"/>
+      </w:pPr>
+      <w:rPr>
+        <w:rFonts w:ascii="Wingdings" w:hAnsi="Wingdings" w:hint="default"/>
+        <w:sz w:val="20"/>
+      </w:rPr>
+    </w:lvl>
+    <w:lvl w:ilvl="8" w:tentative="1">
+      <w:start w:val="1"/>
+      <w:numFmt w:val="bullet"/>
+      <w:lvlText w:val=""/>
+      <w:lvlJc w:val="left"/>
+      <w:pPr>
+        <w:tabs>
+          <w:tab w:val="num" w:pos="6480"/>
+        </w:tabs>
+        <w:ind w:left="6480" w:hanging="360"/>
+      </w:pPr>
+      <w:rPr>
+        <w:rFonts w:ascii="Wingdings" w:hAnsi="Wingdings" w:hint="default"/>
+        <w:sz w:val="20"/>
+      </w:rPr>
+    </w:lvl>
+  </w:abstractNum>
+  <w:abstractNum w:abstractNumId="19" w15:restartNumberingAfterBreak="0">
+    <w:nsid w:val="40E12C85"/>
+    <w:multiLevelType w:val="multilevel"/>
+    <w:tmpl w:val="42B21438"/>
+    <w:lvl w:ilvl="0">
+      <w:start w:val="1"/>
+      <w:numFmt w:val="bullet"/>
+      <w:lvlText w:val=""/>
+      <w:lvlJc w:val="left"/>
+      <w:pPr>
+        <w:tabs>
+          <w:tab w:val="num" w:pos="720"/>
+        </w:tabs>
+        <w:ind w:left="720" w:hanging="360"/>
+      </w:pPr>
+      <w:rPr>
+        <w:rFonts w:ascii="Symbol" w:hAnsi="Symbol" w:hint="default"/>
+        <w:sz w:val="20"/>
+      </w:rPr>
+    </w:lvl>
+    <w:lvl w:ilvl="1" w:tentative="1">
+      <w:start w:val="1"/>
+      <w:numFmt w:val="bullet"/>
+      <w:lvlText w:val="o"/>
+      <w:lvlJc w:val="left"/>
+      <w:pPr>
+        <w:tabs>
+          <w:tab w:val="num" w:pos="1440"/>
+        </w:tabs>
+        <w:ind w:left="1440" w:hanging="360"/>
+      </w:pPr>
+      <w:rPr>
+        <w:rFonts w:ascii="Courier New" w:hAnsi="Courier New" w:hint="default"/>
+        <w:sz w:val="20"/>
+      </w:rPr>
+    </w:lvl>
+    <w:lvl w:ilvl="2" w:tentative="1">
+      <w:start w:val="1"/>
+      <w:numFmt w:val="bullet"/>
+      <w:lvlText w:val=""/>
+      <w:lvlJc w:val="left"/>
+      <w:pPr>
+        <w:tabs>
+          <w:tab w:val="num" w:pos="2160"/>
+        </w:tabs>
+        <w:ind w:left="2160" w:hanging="360"/>
+      </w:pPr>
+      <w:rPr>
+        <w:rFonts w:ascii="Wingdings" w:hAnsi="Wingdings" w:hint="default"/>
+        <w:sz w:val="20"/>
+      </w:rPr>
+    </w:lvl>
+    <w:lvl w:ilvl="3" w:tentative="1">
+      <w:start w:val="1"/>
+      <w:numFmt w:val="bullet"/>
+      <w:lvlText w:val=""/>
+      <w:lvlJc w:val="left"/>
+      <w:pPr>
+        <w:tabs>
+          <w:tab w:val="num" w:pos="2880"/>
+        </w:tabs>
+        <w:ind w:left="2880" w:hanging="360"/>
+      </w:pPr>
+      <w:rPr>
+        <w:rFonts w:ascii="Wingdings" w:hAnsi="Wingdings" w:hint="default"/>
+        <w:sz w:val="20"/>
+      </w:rPr>
+    </w:lvl>
+    <w:lvl w:ilvl="4" w:tentative="1">
+      <w:start w:val="1"/>
+      <w:numFmt w:val="bullet"/>
+      <w:lvlText w:val=""/>
+      <w:lvlJc w:val="left"/>
+      <w:pPr>
+        <w:tabs>
+          <w:tab w:val="num" w:pos="3600"/>
+        </w:tabs>
+        <w:ind w:left="3600" w:hanging="360"/>
+      </w:pPr>
+      <w:rPr>
+        <w:rFonts w:ascii="Wingdings" w:hAnsi="Wingdings" w:hint="default"/>
+        <w:sz w:val="20"/>
+      </w:rPr>
+    </w:lvl>
+    <w:lvl w:ilvl="5" w:tentative="1">
+      <w:start w:val="1"/>
+      <w:numFmt w:val="bullet"/>
+      <w:lvlText w:val=""/>
+      <w:lvlJc w:val="left"/>
+      <w:pPr>
+        <w:tabs>
+          <w:tab w:val="num" w:pos="4320"/>
+        </w:tabs>
+        <w:ind w:left="4320" w:hanging="360"/>
+      </w:pPr>
+      <w:rPr>
+        <w:rFonts w:ascii="Wingdings" w:hAnsi="Wingdings" w:hint="default"/>
+        <w:sz w:val="20"/>
+      </w:rPr>
+    </w:lvl>
+    <w:lvl w:ilvl="6" w:tentative="1">
+      <w:start w:val="1"/>
+      <w:numFmt w:val="bullet"/>
+      <w:lvlText w:val=""/>
+      <w:lvlJc w:val="left"/>
+      <w:pPr>
+        <w:tabs>
+          <w:tab w:val="num" w:pos="5040"/>
+        </w:tabs>
+        <w:ind w:left="5040" w:hanging="360"/>
+      </w:pPr>
+      <w:rPr>
+        <w:rFonts w:ascii="Wingdings" w:hAnsi="Wingdings" w:hint="default"/>
+        <w:sz w:val="20"/>
+      </w:rPr>
+    </w:lvl>
+    <w:lvl w:ilvl="7" w:tentative="1">
+      <w:start w:val="1"/>
+      <w:numFmt w:val="bullet"/>
+      <w:lvlText w:val=""/>
+      <w:lvlJc w:val="left"/>
+      <w:pPr>
+        <w:tabs>
+          <w:tab w:val="num" w:pos="5760"/>
+        </w:tabs>
+        <w:ind w:left="5760" w:hanging="360"/>
+      </w:pPr>
+      <w:rPr>
+        <w:rFonts w:ascii="Wingdings" w:hAnsi="Wingdings" w:hint="default"/>
+        <w:sz w:val="20"/>
+      </w:rPr>
+    </w:lvl>
+    <w:lvl w:ilvl="8" w:tentative="1">
+      <w:start w:val="1"/>
+      <w:numFmt w:val="bullet"/>
+      <w:lvlText w:val=""/>
+      <w:lvlJc w:val="left"/>
+      <w:pPr>
+        <w:tabs>
+          <w:tab w:val="num" w:pos="6480"/>
+        </w:tabs>
+        <w:ind w:left="6480" w:hanging="360"/>
+      </w:pPr>
+      <w:rPr>
+        <w:rFonts w:ascii="Wingdings" w:hAnsi="Wingdings" w:hint="default"/>
+        <w:sz w:val="20"/>
+      </w:rPr>
+    </w:lvl>
+  </w:abstractNum>
+  <w:abstractNum w:abstractNumId="20" w15:restartNumberingAfterBreak="0">
+    <w:nsid w:val="44DA0F16"/>
+    <w:multiLevelType w:val="multilevel"/>
+    <w:tmpl w:val="E83252FE"/>
+    <w:lvl w:ilvl="0">
+      <w:start w:val="1"/>
+      <w:numFmt w:val="bullet"/>
+      <w:lvlText w:val=""/>
+      <w:lvlJc w:val="left"/>
+      <w:pPr>
+        <w:tabs>
+          <w:tab w:val="num" w:pos="720"/>
+        </w:tabs>
+        <w:ind w:left="720" w:hanging="360"/>
+      </w:pPr>
+      <w:rPr>
+        <w:rFonts w:ascii="Symbol" w:hAnsi="Symbol" w:hint="default"/>
+        <w:sz w:val="20"/>
+      </w:rPr>
+    </w:lvl>
+    <w:lvl w:ilvl="1" w:tentative="1">
+      <w:start w:val="1"/>
+      <w:numFmt w:val="bullet"/>
+      <w:lvlText w:val="o"/>
+      <w:lvlJc w:val="left"/>
+      <w:pPr>
+        <w:tabs>
+          <w:tab w:val="num" w:pos="1440"/>
+        </w:tabs>
+        <w:ind w:left="1440" w:hanging="360"/>
+      </w:pPr>
+      <w:rPr>
+        <w:rFonts w:ascii="Courier New" w:hAnsi="Courier New" w:hint="default"/>
+        <w:sz w:val="20"/>
+      </w:rPr>
+    </w:lvl>
+    <w:lvl w:ilvl="2" w:tentative="1">
+      <w:start w:val="1"/>
+      <w:numFmt w:val="bullet"/>
+      <w:lvlText w:val=""/>
+      <w:lvlJc w:val="left"/>
+      <w:pPr>
+        <w:tabs>
+          <w:tab w:val="num" w:pos="2160"/>
+        </w:tabs>
+        <w:ind w:left="2160" w:hanging="360"/>
+      </w:pPr>
+      <w:rPr>
+        <w:rFonts w:ascii="Wingdings" w:hAnsi="Wingdings" w:hint="default"/>
+        <w:sz w:val="20"/>
+      </w:rPr>
+    </w:lvl>
+    <w:lvl w:ilvl="3" w:tentative="1">
+      <w:start w:val="1"/>
+      <w:numFmt w:val="bullet"/>
+      <w:lvlText w:val=""/>
+      <w:lvlJc w:val="left"/>
+      <w:pPr>
+        <w:tabs>
+          <w:tab w:val="num" w:pos="2880"/>
+        </w:tabs>
+        <w:ind w:left="2880" w:hanging="360"/>
+      </w:pPr>
+      <w:rPr>
+        <w:rFonts w:ascii="Wingdings" w:hAnsi="Wingdings" w:hint="default"/>
+        <w:sz w:val="20"/>
+      </w:rPr>
+    </w:lvl>
+    <w:lvl w:ilvl="4" w:tentative="1">
+      <w:start w:val="1"/>
+      <w:numFmt w:val="bullet"/>
+      <w:lvlText w:val=""/>
+      <w:lvlJc w:val="left"/>
+      <w:pPr>
+        <w:tabs>
+          <w:tab w:val="num" w:pos="3600"/>
+        </w:tabs>
+        <w:ind w:left="3600" w:hanging="360"/>
+      </w:pPr>
+      <w:rPr>
+        <w:rFonts w:ascii="Wingdings" w:hAnsi="Wingdings" w:hint="default"/>
+        <w:sz w:val="20"/>
+      </w:rPr>
+    </w:lvl>
+    <w:lvl w:ilvl="5" w:tentative="1">
+      <w:start w:val="1"/>
+      <w:numFmt w:val="bullet"/>
+      <w:lvlText w:val=""/>
+      <w:lvlJc w:val="left"/>
+      <w:pPr>
+        <w:tabs>
+          <w:tab w:val="num" w:pos="4320"/>
+        </w:tabs>
+        <w:ind w:left="4320" w:hanging="360"/>
+      </w:pPr>
+      <w:rPr>
+        <w:rFonts w:ascii="Wingdings" w:hAnsi="Wingdings" w:hint="default"/>
+        <w:sz w:val="20"/>
+      </w:rPr>
+    </w:lvl>
+    <w:lvl w:ilvl="6" w:tentative="1">
+      <w:start w:val="1"/>
+      <w:numFmt w:val="bullet"/>
+      <w:lvlText w:val=""/>
+      <w:lvlJc w:val="left"/>
+      <w:pPr>
+        <w:tabs>
+          <w:tab w:val="num" w:pos="5040"/>
+        </w:tabs>
+        <w:ind w:left="5040" w:hanging="360"/>
+      </w:pPr>
+      <w:rPr>
+        <w:rFonts w:ascii="Wingdings" w:hAnsi="Wingdings" w:hint="default"/>
+        <w:sz w:val="20"/>
+      </w:rPr>
+    </w:lvl>
+    <w:lvl w:ilvl="7" w:tentative="1">
+      <w:start w:val="1"/>
+      <w:numFmt w:val="bullet"/>
+      <w:lvlText w:val=""/>
+      <w:lvlJc w:val="left"/>
+      <w:pPr>
+        <w:tabs>
+          <w:tab w:val="num" w:pos="5760"/>
+        </w:tabs>
+        <w:ind w:left="5760" w:hanging="360"/>
+      </w:pPr>
+      <w:rPr>
+        <w:rFonts w:ascii="Wingdings" w:hAnsi="Wingdings" w:hint="default"/>
+        <w:sz w:val="20"/>
+      </w:rPr>
+    </w:lvl>
+    <w:lvl w:ilvl="8" w:tentative="1">
+      <w:start w:val="1"/>
+      <w:numFmt w:val="bullet"/>
+      <w:lvlText w:val=""/>
+      <w:lvlJc w:val="left"/>
+      <w:pPr>
+        <w:tabs>
+          <w:tab w:val="num" w:pos="6480"/>
+        </w:tabs>
+        <w:ind w:left="6480" w:hanging="360"/>
+      </w:pPr>
+      <w:rPr>
+        <w:rFonts w:ascii="Wingdings" w:hAnsi="Wingdings" w:hint="default"/>
+        <w:sz w:val="20"/>
+      </w:rPr>
+    </w:lvl>
+  </w:abstractNum>
+  <w:abstractNum w:abstractNumId="21" w15:restartNumberingAfterBreak="0">
+    <w:nsid w:val="4D05106B"/>
+    <w:multiLevelType w:val="multilevel"/>
+    <w:tmpl w:val="03961144"/>
+    <w:lvl w:ilvl="0">
+      <w:start w:val="1"/>
+      <w:numFmt w:val="bullet"/>
+      <w:lvlText w:val=""/>
+      <w:lvlJc w:val="left"/>
+      <w:pPr>
+        <w:tabs>
+          <w:tab w:val="num" w:pos="720"/>
+        </w:tabs>
+        <w:ind w:left="720" w:hanging="360"/>
+      </w:pPr>
+      <w:rPr>
+        <w:rFonts w:ascii="Symbol" w:hAnsi="Symbol" w:hint="default"/>
+        <w:sz w:val="20"/>
+      </w:rPr>
+    </w:lvl>
+    <w:lvl w:ilvl="1" w:tentative="1">
+      <w:start w:val="1"/>
+      <w:numFmt w:val="bullet"/>
+      <w:lvlText w:val="o"/>
+      <w:lvlJc w:val="left"/>
+      <w:pPr>
+        <w:tabs>
+          <w:tab w:val="num" w:pos="1440"/>
+        </w:tabs>
+        <w:ind w:left="1440" w:hanging="360"/>
+      </w:pPr>
+      <w:rPr>
+        <w:rFonts w:ascii="Courier New" w:hAnsi="Courier New" w:hint="default"/>
+        <w:sz w:val="20"/>
+      </w:rPr>
+    </w:lvl>
+    <w:lvl w:ilvl="2" w:tentative="1">
+      <w:start w:val="1"/>
+      <w:numFmt w:val="bullet"/>
+      <w:lvlText w:val=""/>
+      <w:lvlJc w:val="left"/>
+      <w:pPr>
+        <w:tabs>
+          <w:tab w:val="num" w:pos="2160"/>
+        </w:tabs>
+        <w:ind w:left="2160" w:hanging="360"/>
+      </w:pPr>
+      <w:rPr>
+        <w:rFonts w:ascii="Wingdings" w:hAnsi="Wingdings" w:hint="default"/>
+        <w:sz w:val="20"/>
+      </w:rPr>
+    </w:lvl>
+    <w:lvl w:ilvl="3" w:tentative="1">
+      <w:start w:val="1"/>
+      <w:numFmt w:val="bullet"/>
+      <w:lvlText w:val=""/>
+      <w:lvlJc w:val="left"/>
+      <w:pPr>
+        <w:tabs>
+          <w:tab w:val="num" w:pos="2880"/>
+        </w:tabs>
+        <w:ind w:left="2880" w:hanging="360"/>
+      </w:pPr>
+      <w:rPr>
+        <w:rFonts w:ascii="Wingdings" w:hAnsi="Wingdings" w:hint="default"/>
+        <w:sz w:val="20"/>
+      </w:rPr>
+    </w:lvl>
+    <w:lvl w:ilvl="4" w:tentative="1">
+      <w:start w:val="1"/>
+      <w:numFmt w:val="bullet"/>
+      <w:lvlText w:val=""/>
+      <w:lvlJc w:val="left"/>
+      <w:pPr>
+        <w:tabs>
+          <w:tab w:val="num" w:pos="3600"/>
+        </w:tabs>
+        <w:ind w:left="3600" w:hanging="360"/>
+      </w:pPr>
+      <w:rPr>
+        <w:rFonts w:ascii="Wingdings" w:hAnsi="Wingdings" w:hint="default"/>
+        <w:sz w:val="20"/>
+      </w:rPr>
+    </w:lvl>
+    <w:lvl w:ilvl="5" w:tentative="1">
+      <w:start w:val="1"/>
+      <w:numFmt w:val="bullet"/>
+      <w:lvlText w:val=""/>
+      <w:lvlJc w:val="left"/>
+      <w:pPr>
+        <w:tabs>
+          <w:tab w:val="num" w:pos="4320"/>
+        </w:tabs>
+        <w:ind w:left="4320" w:hanging="360"/>
+      </w:pPr>
+      <w:rPr>
+        <w:rFonts w:ascii="Wingdings" w:hAnsi="Wingdings" w:hint="default"/>
+        <w:sz w:val="20"/>
+      </w:rPr>
+    </w:lvl>
+    <w:lvl w:ilvl="6" w:tentative="1">
+      <w:start w:val="1"/>
+      <w:numFmt w:val="bullet"/>
+      <w:lvlText w:val=""/>
+      <w:lvlJc w:val="left"/>
+      <w:pPr>
+        <w:tabs>
+          <w:tab w:val="num" w:pos="5040"/>
+        </w:tabs>
+        <w:ind w:left="5040" w:hanging="360"/>
+      </w:pPr>
+      <w:rPr>
+        <w:rFonts w:ascii="Wingdings" w:hAnsi="Wingdings" w:hint="default"/>
+        <w:sz w:val="20"/>
+      </w:rPr>
+    </w:lvl>
+    <w:lvl w:ilvl="7" w:tentative="1">
+      <w:start w:val="1"/>
+      <w:numFmt w:val="bullet"/>
+      <w:lvlText w:val=""/>
+      <w:lvlJc w:val="left"/>
+      <w:pPr>
+        <w:tabs>
+          <w:tab w:val="num" w:pos="5760"/>
+        </w:tabs>
+        <w:ind w:left="5760" w:hanging="360"/>
+      </w:pPr>
+      <w:rPr>
+        <w:rFonts w:ascii="Wingdings" w:hAnsi="Wingdings" w:hint="default"/>
+        <w:sz w:val="20"/>
+      </w:rPr>
+    </w:lvl>
+    <w:lvl w:ilvl="8" w:tentative="1">
+      <w:start w:val="1"/>
+      <w:numFmt w:val="bullet"/>
+      <w:lvlText w:val=""/>
+      <w:lvlJc w:val="left"/>
+      <w:pPr>
+        <w:tabs>
+          <w:tab w:val="num" w:pos="6480"/>
+        </w:tabs>
+        <w:ind w:left="6480" w:hanging="360"/>
+      </w:pPr>
+      <w:rPr>
+        <w:rFonts w:ascii="Wingdings" w:hAnsi="Wingdings" w:hint="default"/>
+        <w:sz w:val="20"/>
+      </w:rPr>
+    </w:lvl>
+  </w:abstractNum>
+  <w:abstractNum w:abstractNumId="22" w15:restartNumberingAfterBreak="0">
+    <w:nsid w:val="523D2582"/>
+    <w:multiLevelType w:val="multilevel"/>
+    <w:tmpl w:val="47BEA77C"/>
+    <w:lvl w:ilvl="0">
+      <w:start w:val="1"/>
+      <w:numFmt w:val="bullet"/>
+      <w:lvlText w:val=""/>
+      <w:lvlJc w:val="left"/>
+      <w:pPr>
+        <w:tabs>
+          <w:tab w:val="num" w:pos="720"/>
+        </w:tabs>
+        <w:ind w:left="720" w:hanging="360"/>
+      </w:pPr>
+      <w:rPr>
+        <w:rFonts w:ascii="Symbol" w:hAnsi="Symbol" w:hint="default"/>
+        <w:sz w:val="20"/>
+      </w:rPr>
+    </w:lvl>
+    <w:lvl w:ilvl="1">
+      <w:start w:val="1"/>
+      <w:numFmt w:val="bullet"/>
+      <w:lvlText w:val="o"/>
+      <w:lvlJc w:val="left"/>
+      <w:pPr>
+        <w:tabs>
+          <w:tab w:val="num" w:pos="1440"/>
+        </w:tabs>
+        <w:ind w:left="1440" w:hanging="360"/>
+      </w:pPr>
+      <w:rPr>
+        <w:rFonts w:ascii="Courier New" w:hAnsi="Courier New" w:hint="default"/>
+        <w:sz w:val="20"/>
+      </w:rPr>
+    </w:lvl>
+    <w:lvl w:ilvl="2" w:tentative="1">
+      <w:start w:val="1"/>
+      <w:numFmt w:val="bullet"/>
+      <w:lvlText w:val=""/>
+      <w:lvlJc w:val="left"/>
+      <w:pPr>
+        <w:tabs>
+          <w:tab w:val="num" w:pos="2160"/>
+        </w:tabs>
+        <w:ind w:left="2160" w:hanging="360"/>
+      </w:pPr>
+      <w:rPr>
+        <w:rFonts w:ascii="Wingdings" w:hAnsi="Wingdings" w:hint="default"/>
+        <w:sz w:val="20"/>
+      </w:rPr>
+    </w:lvl>
+    <w:lvl w:ilvl="3" w:tentative="1">
+      <w:start w:val="1"/>
+      <w:numFmt w:val="bullet"/>
+      <w:lvlText w:val=""/>
+      <w:lvlJc w:val="left"/>
+      <w:pPr>
+        <w:tabs>
+          <w:tab w:val="num" w:pos="2880"/>
+        </w:tabs>
+        <w:ind w:left="2880" w:hanging="360"/>
+      </w:pPr>
+      <w:rPr>
+        <w:rFonts w:ascii="Wingdings" w:hAnsi="Wingdings" w:hint="default"/>
+        <w:sz w:val="20"/>
+      </w:rPr>
+    </w:lvl>
+    <w:lvl w:ilvl="4" w:tentative="1">
+      <w:start w:val="1"/>
+      <w:numFmt w:val="bullet"/>
+      <w:lvlText w:val=""/>
+      <w:lvlJc w:val="left"/>
+      <w:pPr>
+        <w:tabs>
+          <w:tab w:val="num" w:pos="3600"/>
+        </w:tabs>
+        <w:ind w:left="3600" w:hanging="360"/>
+      </w:pPr>
+      <w:rPr>
+        <w:rFonts w:ascii="Wingdings" w:hAnsi="Wingdings" w:hint="default"/>
+        <w:sz w:val="20"/>
+      </w:rPr>
+    </w:lvl>
+    <w:lvl w:ilvl="5" w:tentative="1">
+      <w:start w:val="1"/>
+      <w:numFmt w:val="bullet"/>
+      <w:lvlText w:val=""/>
+      <w:lvlJc w:val="left"/>
+      <w:pPr>
+        <w:tabs>
+          <w:tab w:val="num" w:pos="4320"/>
+        </w:tabs>
+        <w:ind w:left="4320" w:hanging="360"/>
+      </w:pPr>
+      <w:rPr>
+        <w:rFonts w:ascii="Wingdings" w:hAnsi="Wingdings" w:hint="default"/>
+        <w:sz w:val="20"/>
+      </w:rPr>
+    </w:lvl>
+    <w:lvl w:ilvl="6" w:tentative="1">
+      <w:start w:val="1"/>
+      <w:numFmt w:val="bullet"/>
+      <w:lvlText w:val=""/>
+      <w:lvlJc w:val="left"/>
+      <w:pPr>
+        <w:tabs>
+          <w:tab w:val="num" w:pos="5040"/>
+        </w:tabs>
+        <w:ind w:left="5040" w:hanging="360"/>
+      </w:pPr>
+      <w:rPr>
+        <w:rFonts w:ascii="Wingdings" w:hAnsi="Wingdings" w:hint="default"/>
+        <w:sz w:val="20"/>
+      </w:rPr>
+    </w:lvl>
+    <w:lvl w:ilvl="7" w:tentative="1">
+      <w:start w:val="1"/>
+      <w:numFmt w:val="bullet"/>
+      <w:lvlText w:val=""/>
+      <w:lvlJc w:val="left"/>
+      <w:pPr>
+        <w:tabs>
+          <w:tab w:val="num" w:pos="5760"/>
+        </w:tabs>
+        <w:ind w:left="5760" w:hanging="360"/>
+      </w:pPr>
+      <w:rPr>
+        <w:rFonts w:ascii="Wingdings" w:hAnsi="Wingdings" w:hint="default"/>
+        <w:sz w:val="20"/>
+      </w:rPr>
+    </w:lvl>
+    <w:lvl w:ilvl="8" w:tentative="1">
+      <w:start w:val="1"/>
+      <w:numFmt w:val="bullet"/>
+      <w:lvlText w:val=""/>
+      <w:lvlJc w:val="left"/>
+      <w:pPr>
+        <w:tabs>
+          <w:tab w:val="num" w:pos="6480"/>
+        </w:tabs>
+        <w:ind w:left="6480" w:hanging="360"/>
+      </w:pPr>
+      <w:rPr>
+        <w:rFonts w:ascii="Wingdings" w:hAnsi="Wingdings" w:hint="default"/>
+        <w:sz w:val="20"/>
+      </w:rPr>
+    </w:lvl>
+  </w:abstractNum>
+  <w:abstractNum w:abstractNumId="23" w15:restartNumberingAfterBreak="0">
+    <w:nsid w:val="53BA544E"/>
+    <w:multiLevelType w:val="multilevel"/>
+    <w:tmpl w:val="1610D49A"/>
+    <w:lvl w:ilvl="0">
+      <w:start w:val="1"/>
+      <w:numFmt w:val="bullet"/>
+      <w:lvlText w:val=""/>
+      <w:lvlJc w:val="left"/>
+      <w:pPr>
+        <w:tabs>
+          <w:tab w:val="num" w:pos="720"/>
+        </w:tabs>
+        <w:ind w:left="720" w:hanging="360"/>
+      </w:pPr>
+      <w:rPr>
+        <w:rFonts w:ascii="Symbol" w:hAnsi="Symbol" w:hint="default"/>
+        <w:sz w:val="20"/>
+      </w:rPr>
+    </w:lvl>
+    <w:lvl w:ilvl="1" w:tentative="1">
+      <w:start w:val="1"/>
+      <w:numFmt w:val="bullet"/>
+      <w:lvlText w:val="o"/>
+      <w:lvlJc w:val="left"/>
+      <w:pPr>
+        <w:tabs>
+          <w:tab w:val="num" w:pos="1440"/>
+        </w:tabs>
+        <w:ind w:left="1440" w:hanging="360"/>
+      </w:pPr>
+      <w:rPr>
+        <w:rFonts w:ascii="Courier New" w:hAnsi="Courier New" w:hint="default"/>
+        <w:sz w:val="20"/>
+      </w:rPr>
+    </w:lvl>
+    <w:lvl w:ilvl="2" w:tentative="1">
+      <w:start w:val="1"/>
+      <w:numFmt w:val="bullet"/>
+      <w:lvlText w:val=""/>
+      <w:lvlJc w:val="left"/>
+      <w:pPr>
+        <w:tabs>
+          <w:tab w:val="num" w:pos="2160"/>
+        </w:tabs>
+        <w:ind w:left="2160" w:hanging="360"/>
+      </w:pPr>
+      <w:rPr>
+        <w:rFonts w:ascii="Wingdings" w:hAnsi="Wingdings" w:hint="default"/>
+        <w:sz w:val="20"/>
+      </w:rPr>
+    </w:lvl>
+    <w:lvl w:ilvl="3" w:tentative="1">
+      <w:start w:val="1"/>
+      <w:numFmt w:val="bullet"/>
+      <w:lvlText w:val=""/>
+      <w:lvlJc w:val="left"/>
+      <w:pPr>
+        <w:tabs>
+          <w:tab w:val="num" w:pos="2880"/>
+        </w:tabs>
+        <w:ind w:left="2880" w:hanging="360"/>
+      </w:pPr>
+      <w:rPr>
+        <w:rFonts w:ascii="Wingdings" w:hAnsi="Wingdings" w:hint="default"/>
+        <w:sz w:val="20"/>
+      </w:rPr>
+    </w:lvl>
+    <w:lvl w:ilvl="4" w:tentative="1">
+      <w:start w:val="1"/>
+      <w:numFmt w:val="bullet"/>
+      <w:lvlText w:val=""/>
+      <w:lvlJc w:val="left"/>
+      <w:pPr>
+        <w:tabs>
+          <w:tab w:val="num" w:pos="3600"/>
+        </w:tabs>
+        <w:ind w:left="3600" w:hanging="360"/>
+      </w:pPr>
+      <w:rPr>
+        <w:rFonts w:ascii="Wingdings" w:hAnsi="Wingdings" w:hint="default"/>
+        <w:sz w:val="20"/>
+      </w:rPr>
+    </w:lvl>
+    <w:lvl w:ilvl="5" w:tentative="1">
+      <w:start w:val="1"/>
+      <w:numFmt w:val="bullet"/>
+      <w:lvlText w:val=""/>
+      <w:lvlJc w:val="left"/>
+      <w:pPr>
+        <w:tabs>
+          <w:tab w:val="num" w:pos="4320"/>
+        </w:tabs>
+        <w:ind w:left="4320" w:hanging="360"/>
+      </w:pPr>
+      <w:rPr>
+        <w:rFonts w:ascii="Wingdings" w:hAnsi="Wingdings" w:hint="default"/>
+        <w:sz w:val="20"/>
+      </w:rPr>
+    </w:lvl>
+    <w:lvl w:ilvl="6" w:tentative="1">
+      <w:start w:val="1"/>
+      <w:numFmt w:val="bullet"/>
+      <w:lvlText w:val=""/>
+      <w:lvlJc w:val="left"/>
+      <w:pPr>
+        <w:tabs>
+          <w:tab w:val="num" w:pos="5040"/>
+        </w:tabs>
+        <w:ind w:left="5040" w:hanging="360"/>
+      </w:pPr>
+      <w:rPr>
+        <w:rFonts w:ascii="Wingdings" w:hAnsi="Wingdings" w:hint="default"/>
+        <w:sz w:val="20"/>
+      </w:rPr>
+    </w:lvl>
+    <w:lvl w:ilvl="7" w:tentative="1">
+      <w:start w:val="1"/>
+      <w:numFmt w:val="bullet"/>
+      <w:lvlText w:val=""/>
+      <w:lvlJc w:val="left"/>
+      <w:pPr>
+        <w:tabs>
+          <w:tab w:val="num" w:pos="5760"/>
+        </w:tabs>
+        <w:ind w:left="5760" w:hanging="360"/>
+      </w:pPr>
+      <w:rPr>
+        <w:rFonts w:ascii="Wingdings" w:hAnsi="Wingdings" w:hint="default"/>
+        <w:sz w:val="20"/>
+      </w:rPr>
+    </w:lvl>
+    <w:lvl w:ilvl="8" w:tentative="1">
+      <w:start w:val="1"/>
+      <w:numFmt w:val="bullet"/>
+      <w:lvlText w:val=""/>
+      <w:lvlJc w:val="left"/>
+      <w:pPr>
+        <w:tabs>
+          <w:tab w:val="num" w:pos="6480"/>
+        </w:tabs>
+        <w:ind w:left="6480" w:hanging="360"/>
+      </w:pPr>
+      <w:rPr>
+        <w:rFonts w:ascii="Wingdings" w:hAnsi="Wingdings" w:hint="default"/>
+        <w:sz w:val="20"/>
+      </w:rPr>
+    </w:lvl>
+  </w:abstractNum>
+  <w:abstractNum w:abstractNumId="24" w15:restartNumberingAfterBreak="0">
+    <w:nsid w:val="556D7F77"/>
+    <w:multiLevelType w:val="multilevel"/>
+    <w:tmpl w:val="8FE24DBE"/>
+    <w:lvl w:ilvl="0">
+      <w:start w:val="1"/>
+      <w:numFmt w:val="bullet"/>
+      <w:lvlText w:val=""/>
+      <w:lvlJc w:val="left"/>
+      <w:pPr>
+        <w:tabs>
+          <w:tab w:val="num" w:pos="720"/>
+        </w:tabs>
+        <w:ind w:left="720" w:hanging="360"/>
+      </w:pPr>
+      <w:rPr>
+        <w:rFonts w:ascii="Symbol" w:hAnsi="Symbol" w:hint="default"/>
+        <w:sz w:val="20"/>
+      </w:rPr>
+    </w:lvl>
+    <w:lvl w:ilvl="1">
+      <w:start w:val="1"/>
+      <w:numFmt w:val="bullet"/>
+      <w:lvlText w:val="o"/>
+      <w:lvlJc w:val="left"/>
+      <w:pPr>
+        <w:tabs>
+          <w:tab w:val="num" w:pos="1440"/>
+        </w:tabs>
+        <w:ind w:left="1440" w:hanging="360"/>
+      </w:pPr>
+      <w:rPr>
+        <w:rFonts w:ascii="Courier New" w:hAnsi="Courier New" w:hint="default"/>
+        <w:sz w:val="20"/>
+      </w:rPr>
+    </w:lvl>
+    <w:lvl w:ilvl="2" w:tentative="1">
+      <w:start w:val="1"/>
+      <w:numFmt w:val="bullet"/>
+      <w:lvlText w:val=""/>
+      <w:lvlJc w:val="left"/>
+      <w:pPr>
+        <w:tabs>
+          <w:tab w:val="num" w:pos="2160"/>
+        </w:tabs>
+        <w:ind w:left="2160" w:hanging="360"/>
+      </w:pPr>
+      <w:rPr>
+        <w:rFonts w:ascii="Wingdings" w:hAnsi="Wingdings" w:hint="default"/>
+        <w:sz w:val="20"/>
+      </w:rPr>
+    </w:lvl>
+    <w:lvl w:ilvl="3" w:tentative="1">
+      <w:start w:val="1"/>
+      <w:numFmt w:val="bullet"/>
+      <w:lvlText w:val=""/>
+      <w:lvlJc w:val="left"/>
+      <w:pPr>
+        <w:tabs>
+          <w:tab w:val="num" w:pos="2880"/>
+        </w:tabs>
+        <w:ind w:left="2880" w:hanging="360"/>
+      </w:pPr>
+      <w:rPr>
+        <w:rFonts w:ascii="Wingdings" w:hAnsi="Wingdings" w:hint="default"/>
+        <w:sz w:val="20"/>
+      </w:rPr>
+    </w:lvl>
+    <w:lvl w:ilvl="4" w:tentative="1">
+      <w:start w:val="1"/>
+      <w:numFmt w:val="bullet"/>
+      <w:lvlText w:val=""/>
+      <w:lvlJc w:val="left"/>
+      <w:pPr>
+        <w:tabs>
+          <w:tab w:val="num" w:pos="3600"/>
+        </w:tabs>
+        <w:ind w:left="3600" w:hanging="360"/>
+      </w:pPr>
+      <w:rPr>
+        <w:rFonts w:ascii="Wingdings" w:hAnsi="Wingdings" w:hint="default"/>
+        <w:sz w:val="20"/>
+      </w:rPr>
+    </w:lvl>
+    <w:lvl w:ilvl="5" w:tentative="1">
+      <w:start w:val="1"/>
+      <w:numFmt w:val="bullet"/>
+      <w:lvlText w:val=""/>
+      <w:lvlJc w:val="left"/>
+      <w:pPr>
+        <w:tabs>
+          <w:tab w:val="num" w:pos="4320"/>
+        </w:tabs>
+        <w:ind w:left="4320" w:hanging="360"/>
+      </w:pPr>
+      <w:rPr>
+        <w:rFonts w:ascii="Wingdings" w:hAnsi="Wingdings" w:hint="default"/>
+        <w:sz w:val="20"/>
+      </w:rPr>
+    </w:lvl>
+    <w:lvl w:ilvl="6" w:tentative="1">
+      <w:start w:val="1"/>
+      <w:numFmt w:val="bullet"/>
+      <w:lvlText w:val=""/>
+      <w:lvlJc w:val="left"/>
+      <w:pPr>
+        <w:tabs>
+          <w:tab w:val="num" w:pos="5040"/>
+        </w:tabs>
+        <w:ind w:left="5040" w:hanging="360"/>
+      </w:pPr>
+      <w:rPr>
+        <w:rFonts w:ascii="Wingdings" w:hAnsi="Wingdings" w:hint="default"/>
+        <w:sz w:val="20"/>
+      </w:rPr>
+    </w:lvl>
+    <w:lvl w:ilvl="7" w:tentative="1">
+      <w:start w:val="1"/>
+      <w:numFmt w:val="bullet"/>
+      <w:lvlText w:val=""/>
+      <w:lvlJc w:val="left"/>
+      <w:pPr>
+        <w:tabs>
+          <w:tab w:val="num" w:pos="5760"/>
+        </w:tabs>
+        <w:ind w:left="5760" w:hanging="360"/>
+      </w:pPr>
+      <w:rPr>
+        <w:rFonts w:ascii="Wingdings" w:hAnsi="Wingdings" w:hint="default"/>
+        <w:sz w:val="20"/>
+      </w:rPr>
+    </w:lvl>
+    <w:lvl w:ilvl="8" w:tentative="1">
+      <w:start w:val="1"/>
+      <w:numFmt w:val="bullet"/>
+      <w:lvlText w:val=""/>
+      <w:lvlJc w:val="left"/>
+      <w:pPr>
+        <w:tabs>
+          <w:tab w:val="num" w:pos="6480"/>
+        </w:tabs>
+        <w:ind w:left="6480" w:hanging="360"/>
+      </w:pPr>
+      <w:rPr>
+        <w:rFonts w:ascii="Wingdings" w:hAnsi="Wingdings" w:hint="default"/>
+        <w:sz w:val="20"/>
+      </w:rPr>
+    </w:lvl>
+  </w:abstractNum>
+  <w:abstractNum w:abstractNumId="25" w15:restartNumberingAfterBreak="0">
+    <w:nsid w:val="64E16491"/>
+    <w:multiLevelType w:val="multilevel"/>
+    <w:tmpl w:val="AE046BF0"/>
+    <w:lvl w:ilvl="0">
+      <w:start w:val="1"/>
+      <w:numFmt w:val="bullet"/>
+      <w:lvlText w:val=""/>
+      <w:lvlJc w:val="left"/>
+      <w:pPr>
+        <w:tabs>
+          <w:tab w:val="num" w:pos="720"/>
+        </w:tabs>
+        <w:ind w:left="720" w:hanging="360"/>
+      </w:pPr>
+      <w:rPr>
+        <w:rFonts w:ascii="Symbol" w:hAnsi="Symbol" w:hint="default"/>
+        <w:sz w:val="20"/>
+      </w:rPr>
+    </w:lvl>
+    <w:lvl w:ilvl="1" w:tentative="1">
+      <w:start w:val="1"/>
+      <w:numFmt w:val="bullet"/>
+      <w:lvlText w:val="o"/>
+      <w:lvlJc w:val="left"/>
+      <w:pPr>
+        <w:tabs>
+          <w:tab w:val="num" w:pos="1440"/>
+        </w:tabs>
+        <w:ind w:left="1440" w:hanging="360"/>
+      </w:pPr>
+      <w:rPr>
+        <w:rFonts w:ascii="Courier New" w:hAnsi="Courier New" w:hint="default"/>
+        <w:sz w:val="20"/>
+      </w:rPr>
+    </w:lvl>
+    <w:lvl w:ilvl="2" w:tentative="1">
+      <w:start w:val="1"/>
+      <w:numFmt w:val="bullet"/>
+      <w:lvlText w:val=""/>
+      <w:lvlJc w:val="left"/>
+      <w:pPr>
+        <w:tabs>
+          <w:tab w:val="num" w:pos="2160"/>
+        </w:tabs>
+        <w:ind w:left="2160" w:hanging="360"/>
+      </w:pPr>
+      <w:rPr>
+        <w:rFonts w:ascii="Wingdings" w:hAnsi="Wingdings" w:hint="default"/>
+        <w:sz w:val="20"/>
+      </w:rPr>
+    </w:lvl>
+    <w:lvl w:ilvl="3" w:tentative="1">
+      <w:start w:val="1"/>
+      <w:numFmt w:val="bullet"/>
+      <w:lvlText w:val=""/>
+      <w:lvlJc w:val="left"/>
+      <w:pPr>
+        <w:tabs>
+          <w:tab w:val="num" w:pos="2880"/>
+        </w:tabs>
+        <w:ind w:left="2880" w:hanging="360"/>
+      </w:pPr>
+      <w:rPr>
+        <w:rFonts w:ascii="Wingdings" w:hAnsi="Wingdings" w:hint="default"/>
+        <w:sz w:val="20"/>
+      </w:rPr>
+    </w:lvl>
+    <w:lvl w:ilvl="4" w:tentative="1">
+      <w:start w:val="1"/>
+      <w:numFmt w:val="bullet"/>
+      <w:lvlText w:val=""/>
+      <w:lvlJc w:val="left"/>
+      <w:pPr>
+        <w:tabs>
+          <w:tab w:val="num" w:pos="3600"/>
+        </w:tabs>
+        <w:ind w:left="3600" w:hanging="360"/>
+      </w:pPr>
+      <w:rPr>
+        <w:rFonts w:ascii="Wingdings" w:hAnsi="Wingdings" w:hint="default"/>
+        <w:sz w:val="20"/>
+      </w:rPr>
+    </w:lvl>
+    <w:lvl w:ilvl="5" w:tentative="1">
+      <w:start w:val="1"/>
+      <w:numFmt w:val="bullet"/>
+      <w:lvlText w:val=""/>
+      <w:lvlJc w:val="left"/>
+      <w:pPr>
+        <w:tabs>
+          <w:tab w:val="num" w:pos="4320"/>
+        </w:tabs>
+        <w:ind w:left="4320" w:hanging="360"/>
+      </w:pPr>
+      <w:rPr>
+        <w:rFonts w:ascii="Wingdings" w:hAnsi="Wingdings" w:hint="default"/>
+        <w:sz w:val="20"/>
+      </w:rPr>
+    </w:lvl>
+    <w:lvl w:ilvl="6" w:tentative="1">
+      <w:start w:val="1"/>
+      <w:numFmt w:val="bullet"/>
+      <w:lvlText w:val=""/>
+      <w:lvlJc w:val="left"/>
+      <w:pPr>
+        <w:tabs>
+          <w:tab w:val="num" w:pos="5040"/>
+        </w:tabs>
+        <w:ind w:left="5040" w:hanging="360"/>
+      </w:pPr>
+      <w:rPr>
+        <w:rFonts w:ascii="Wingdings" w:hAnsi="Wingdings" w:hint="default"/>
+        <w:sz w:val="20"/>
+      </w:rPr>
+    </w:lvl>
+    <w:lvl w:ilvl="7" w:tentative="1">
+      <w:start w:val="1"/>
+      <w:numFmt w:val="bullet"/>
+      <w:lvlText w:val=""/>
+      <w:lvlJc w:val="left"/>
+      <w:pPr>
+        <w:tabs>
+          <w:tab w:val="num" w:pos="5760"/>
+        </w:tabs>
+        <w:ind w:left="5760" w:hanging="360"/>
+      </w:pPr>
+      <w:rPr>
+        <w:rFonts w:ascii="Wingdings" w:hAnsi="Wingdings" w:hint="default"/>
+        <w:sz w:val="20"/>
+      </w:rPr>
+    </w:lvl>
+    <w:lvl w:ilvl="8" w:tentative="1">
+      <w:start w:val="1"/>
+      <w:numFmt w:val="bullet"/>
+      <w:lvlText w:val=""/>
+      <w:lvlJc w:val="left"/>
+      <w:pPr>
+        <w:tabs>
+          <w:tab w:val="num" w:pos="6480"/>
+        </w:tabs>
+        <w:ind w:left="6480" w:hanging="360"/>
+      </w:pPr>
+      <w:rPr>
+        <w:rFonts w:ascii="Wingdings" w:hAnsi="Wingdings" w:hint="default"/>
+        <w:sz w:val="20"/>
+      </w:rPr>
+    </w:lvl>
+  </w:abstractNum>
+  <w:abstractNum w:abstractNumId="26" w15:restartNumberingAfterBreak="0">
+    <w:nsid w:val="67B56875"/>
+    <w:multiLevelType w:val="multilevel"/>
+    <w:tmpl w:val="244A84EE"/>
+    <w:lvl w:ilvl="0">
+      <w:start w:val="1"/>
+      <w:numFmt w:val="bullet"/>
+      <w:lvlText w:val=""/>
+      <w:lvlJc w:val="left"/>
+      <w:pPr>
+        <w:tabs>
+          <w:tab w:val="num" w:pos="720"/>
+        </w:tabs>
+        <w:ind w:left="720" w:hanging="360"/>
+      </w:pPr>
+      <w:rPr>
+        <w:rFonts w:ascii="Symbol" w:hAnsi="Symbol" w:hint="default"/>
+        <w:sz w:val="20"/>
+      </w:rPr>
+    </w:lvl>
+    <w:lvl w:ilvl="1" w:tentative="1">
+      <w:start w:val="1"/>
+      <w:numFmt w:val="bullet"/>
+      <w:lvlText w:val="o"/>
+      <w:lvlJc w:val="left"/>
+      <w:pPr>
+        <w:tabs>
+          <w:tab w:val="num" w:pos="1440"/>
+        </w:tabs>
+        <w:ind w:left="1440" w:hanging="360"/>
+      </w:pPr>
+      <w:rPr>
+        <w:rFonts w:ascii="Courier New" w:hAnsi="Courier New" w:hint="default"/>
+        <w:sz w:val="20"/>
+      </w:rPr>
+    </w:lvl>
+    <w:lvl w:ilvl="2" w:tentative="1">
+      <w:start w:val="1"/>
+      <w:numFmt w:val="bullet"/>
+      <w:lvlText w:val=""/>
+      <w:lvlJc w:val="left"/>
+      <w:pPr>
+        <w:tabs>
+          <w:tab w:val="num" w:pos="2160"/>
+        </w:tabs>
+        <w:ind w:left="2160" w:hanging="360"/>
+      </w:pPr>
+      <w:rPr>
+        <w:rFonts w:ascii="Wingdings" w:hAnsi="Wingdings" w:hint="default"/>
+        <w:sz w:val="20"/>
+      </w:rPr>
+    </w:lvl>
+    <w:lvl w:ilvl="3" w:tentative="1">
+      <w:start w:val="1"/>
+      <w:numFmt w:val="bullet"/>
+      <w:lvlText w:val=""/>
+      <w:lvlJc w:val="left"/>
+      <w:pPr>
+        <w:tabs>
+          <w:tab w:val="num" w:pos="2880"/>
+        </w:tabs>
+        <w:ind w:left="2880" w:hanging="360"/>
+      </w:pPr>
+      <w:rPr>
+        <w:rFonts w:ascii="Wingdings" w:hAnsi="Wingdings" w:hint="default"/>
+        <w:sz w:val="20"/>
+      </w:rPr>
+    </w:lvl>
+    <w:lvl w:ilvl="4" w:tentative="1">
+      <w:start w:val="1"/>
+      <w:numFmt w:val="bullet"/>
+      <w:lvlText w:val=""/>
+      <w:lvlJc w:val="left"/>
+      <w:pPr>
+        <w:tabs>
+          <w:tab w:val="num" w:pos="3600"/>
+        </w:tabs>
+        <w:ind w:left="3600" w:hanging="360"/>
+      </w:pPr>
+      <w:rPr>
+        <w:rFonts w:ascii="Wingdings" w:hAnsi="Wingdings" w:hint="default"/>
+        <w:sz w:val="20"/>
+      </w:rPr>
+    </w:lvl>
+    <w:lvl w:ilvl="5" w:tentative="1">
+      <w:start w:val="1"/>
+      <w:numFmt w:val="bullet"/>
+      <w:lvlText w:val=""/>
+      <w:lvlJc w:val="left"/>
+      <w:pPr>
+        <w:tabs>
+          <w:tab w:val="num" w:pos="4320"/>
+        </w:tabs>
+        <w:ind w:left="4320" w:hanging="360"/>
+      </w:pPr>
+      <w:rPr>
+        <w:rFonts w:ascii="Wingdings" w:hAnsi="Wingdings" w:hint="default"/>
+        <w:sz w:val="20"/>
+      </w:rPr>
+    </w:lvl>
+    <w:lvl w:ilvl="6" w:tentative="1">
+      <w:start w:val="1"/>
+      <w:numFmt w:val="bullet"/>
+      <w:lvlText w:val=""/>
+      <w:lvlJc w:val="left"/>
+      <w:pPr>
+        <w:tabs>
+          <w:tab w:val="num" w:pos="5040"/>
+        </w:tabs>
+        <w:ind w:left="5040" w:hanging="360"/>
+      </w:pPr>
+      <w:rPr>
+        <w:rFonts w:ascii="Wingdings" w:hAnsi="Wingdings" w:hint="default"/>
+        <w:sz w:val="20"/>
+      </w:rPr>
+    </w:lvl>
+    <w:lvl w:ilvl="7" w:tentative="1">
+      <w:start w:val="1"/>
+      <w:numFmt w:val="bullet"/>
+      <w:lvlText w:val=""/>
+      <w:lvlJc w:val="left"/>
+      <w:pPr>
+        <w:tabs>
+          <w:tab w:val="num" w:pos="5760"/>
+        </w:tabs>
+        <w:ind w:left="5760" w:hanging="360"/>
+      </w:pPr>
+      <w:rPr>
+        <w:rFonts w:ascii="Wingdings" w:hAnsi="Wingdings" w:hint="default"/>
+        <w:sz w:val="20"/>
+      </w:rPr>
+    </w:lvl>
+    <w:lvl w:ilvl="8" w:tentative="1">
+      <w:start w:val="1"/>
+      <w:numFmt w:val="bullet"/>
+      <w:lvlText w:val=""/>
+      <w:lvlJc w:val="left"/>
+      <w:pPr>
+        <w:tabs>
+          <w:tab w:val="num" w:pos="6480"/>
+        </w:tabs>
+        <w:ind w:left="6480" w:hanging="360"/>
+      </w:pPr>
+      <w:rPr>
+        <w:rFonts w:ascii="Wingdings" w:hAnsi="Wingdings" w:hint="default"/>
+        <w:sz w:val="20"/>
+      </w:rPr>
+    </w:lvl>
+  </w:abstractNum>
+  <w:abstractNum w:abstractNumId="27" w15:restartNumberingAfterBreak="0">
+    <w:nsid w:val="6BC81AFE"/>
+    <w:multiLevelType w:val="multilevel"/>
+    <w:tmpl w:val="8B7228F6"/>
+    <w:lvl w:ilvl="0">
+      <w:start w:val="1"/>
+      <w:numFmt w:val="bullet"/>
+      <w:lvlText w:val=""/>
+      <w:lvlJc w:val="left"/>
+      <w:pPr>
+        <w:tabs>
+          <w:tab w:val="num" w:pos="720"/>
+        </w:tabs>
+        <w:ind w:left="720" w:hanging="360"/>
+      </w:pPr>
+      <w:rPr>
+        <w:rFonts w:ascii="Symbol" w:hAnsi="Symbol" w:hint="default"/>
+        <w:sz w:val="20"/>
+      </w:rPr>
+    </w:lvl>
+    <w:lvl w:ilvl="1" w:tentative="1">
+      <w:start w:val="1"/>
+      <w:numFmt w:val="bullet"/>
+      <w:lvlText w:val="o"/>
+      <w:lvlJc w:val="left"/>
+      <w:pPr>
+        <w:tabs>
+          <w:tab w:val="num" w:pos="1440"/>
+        </w:tabs>
+        <w:ind w:left="1440" w:hanging="360"/>
+      </w:pPr>
+      <w:rPr>
+        <w:rFonts w:ascii="Courier New" w:hAnsi="Courier New" w:hint="default"/>
+        <w:sz w:val="20"/>
+      </w:rPr>
+    </w:lvl>
+    <w:lvl w:ilvl="2" w:tentative="1">
+      <w:start w:val="1"/>
+      <w:numFmt w:val="bullet"/>
+      <w:lvlText w:val=""/>
+      <w:lvlJc w:val="left"/>
+      <w:pPr>
+        <w:tabs>
+          <w:tab w:val="num" w:pos="2160"/>
+        </w:tabs>
+        <w:ind w:left="2160" w:hanging="360"/>
+      </w:pPr>
+      <w:rPr>
+        <w:rFonts w:ascii="Wingdings" w:hAnsi="Wingdings" w:hint="default"/>
+        <w:sz w:val="20"/>
+      </w:rPr>
+    </w:lvl>
+    <w:lvl w:ilvl="3" w:tentative="1">
+      <w:start w:val="1"/>
+      <w:numFmt w:val="bullet"/>
+      <w:lvlText w:val=""/>
+      <w:lvlJc w:val="left"/>
+      <w:pPr>
+        <w:tabs>
+          <w:tab w:val="num" w:pos="2880"/>
+        </w:tabs>
+        <w:ind w:left="2880" w:hanging="360"/>
+      </w:pPr>
+      <w:rPr>
+        <w:rFonts w:ascii="Wingdings" w:hAnsi="Wingdings" w:hint="default"/>
+        <w:sz w:val="20"/>
+      </w:rPr>
+    </w:lvl>
+    <w:lvl w:ilvl="4" w:tentative="1">
+      <w:start w:val="1"/>
+      <w:numFmt w:val="bullet"/>
+      <w:lvlText w:val=""/>
+      <w:lvlJc w:val="left"/>
+      <w:pPr>
+        <w:tabs>
+          <w:tab w:val="num" w:pos="3600"/>
+        </w:tabs>
+        <w:ind w:left="3600" w:hanging="360"/>
+      </w:pPr>
+      <w:rPr>
+        <w:rFonts w:ascii="Wingdings" w:hAnsi="Wingdings" w:hint="default"/>
+        <w:sz w:val="20"/>
+      </w:rPr>
+    </w:lvl>
+    <w:lvl w:ilvl="5" w:tentative="1">
+      <w:start w:val="1"/>
+      <w:numFmt w:val="bullet"/>
+      <w:lvlText w:val=""/>
+      <w:lvlJc w:val="left"/>
+      <w:pPr>
+        <w:tabs>
+          <w:tab w:val="num" w:pos="4320"/>
+        </w:tabs>
+        <w:ind w:left="4320" w:hanging="360"/>
+      </w:pPr>
+      <w:rPr>
+        <w:rFonts w:ascii="Wingdings" w:hAnsi="Wingdings" w:hint="default"/>
+        <w:sz w:val="20"/>
+      </w:rPr>
+    </w:lvl>
+    <w:lvl w:ilvl="6" w:tentative="1">
+      <w:start w:val="1"/>
+      <w:numFmt w:val="bullet"/>
+      <w:lvlText w:val=""/>
+      <w:lvlJc w:val="left"/>
+      <w:pPr>
+        <w:tabs>
+          <w:tab w:val="num" w:pos="5040"/>
+        </w:tabs>
+        <w:ind w:left="5040" w:hanging="360"/>
+      </w:pPr>
+      <w:rPr>
+        <w:rFonts w:ascii="Wingdings" w:hAnsi="Wingdings" w:hint="default"/>
+        <w:sz w:val="20"/>
+      </w:rPr>
+    </w:lvl>
+    <w:lvl w:ilvl="7" w:tentative="1">
+      <w:start w:val="1"/>
+      <w:numFmt w:val="bullet"/>
+      <w:lvlText w:val=""/>
+      <w:lvlJc w:val="left"/>
+      <w:pPr>
+        <w:tabs>
+          <w:tab w:val="num" w:pos="5760"/>
+        </w:tabs>
+        <w:ind w:left="5760" w:hanging="360"/>
+      </w:pPr>
+      <w:rPr>
+        <w:rFonts w:ascii="Wingdings" w:hAnsi="Wingdings" w:hint="default"/>
+        <w:sz w:val="20"/>
+      </w:rPr>
+    </w:lvl>
+    <w:lvl w:ilvl="8" w:tentative="1">
+      <w:start w:val="1"/>
+      <w:numFmt w:val="bullet"/>
+      <w:lvlText w:val=""/>
+      <w:lvlJc w:val="left"/>
+      <w:pPr>
+        <w:tabs>
+          <w:tab w:val="num" w:pos="6480"/>
+        </w:tabs>
+        <w:ind w:left="6480" w:hanging="360"/>
+      </w:pPr>
+      <w:rPr>
+        <w:rFonts w:ascii="Wingdings" w:hAnsi="Wingdings" w:hint="default"/>
+        <w:sz w:val="20"/>
+      </w:rPr>
+    </w:lvl>
+  </w:abstractNum>
+  <w:abstractNum w:abstractNumId="28" w15:restartNumberingAfterBreak="0">
+    <w:nsid w:val="76B55FF2"/>
+    <w:multiLevelType w:val="multilevel"/>
+    <w:tmpl w:val="3E1887BA"/>
+    <w:lvl w:ilvl="0">
+      <w:start w:val="1"/>
+      <w:numFmt w:val="bullet"/>
+      <w:lvlText w:val=""/>
+      <w:lvlJc w:val="left"/>
+      <w:pPr>
+        <w:tabs>
+          <w:tab w:val="num" w:pos="720"/>
+        </w:tabs>
+        <w:ind w:left="720" w:hanging="360"/>
+      </w:pPr>
+      <w:rPr>
+        <w:rFonts w:ascii="Symbol" w:hAnsi="Symbol" w:hint="default"/>
+        <w:sz w:val="20"/>
+      </w:rPr>
+    </w:lvl>
+    <w:lvl w:ilvl="1">
+      <w:start w:val="1"/>
+      <w:numFmt w:val="bullet"/>
+      <w:lvlText w:val="o"/>
+      <w:lvlJc w:val="left"/>
+      <w:pPr>
+        <w:tabs>
+          <w:tab w:val="num" w:pos="1440"/>
+        </w:tabs>
+        <w:ind w:left="1440" w:hanging="360"/>
+      </w:pPr>
+      <w:rPr>
+        <w:rFonts w:ascii="Courier New" w:hAnsi="Courier New" w:hint="default"/>
+        <w:sz w:val="20"/>
+      </w:rPr>
+    </w:lvl>
+    <w:lvl w:ilvl="2" w:tentative="1">
+      <w:start w:val="1"/>
+      <w:numFmt w:val="bullet"/>
+      <w:lvlText w:val=""/>
+      <w:lvlJc w:val="left"/>
+      <w:pPr>
+        <w:tabs>
+          <w:tab w:val="num" w:pos="2160"/>
+        </w:tabs>
+        <w:ind w:left="2160" w:hanging="360"/>
+      </w:pPr>
+      <w:rPr>
+        <w:rFonts w:ascii="Wingdings" w:hAnsi="Wingdings" w:hint="default"/>
+        <w:sz w:val="20"/>
+      </w:rPr>
+    </w:lvl>
+    <w:lvl w:ilvl="3" w:tentative="1">
+      <w:start w:val="1"/>
+      <w:numFmt w:val="bullet"/>
+      <w:lvlText w:val=""/>
+      <w:lvlJc w:val="left"/>
+      <w:pPr>
+        <w:tabs>
+          <w:tab w:val="num" w:pos="2880"/>
+        </w:tabs>
+        <w:ind w:left="2880" w:hanging="360"/>
+      </w:pPr>
+      <w:rPr>
+        <w:rFonts w:ascii="Wingdings" w:hAnsi="Wingdings" w:hint="default"/>
+        <w:sz w:val="20"/>
+      </w:rPr>
+    </w:lvl>
+    <w:lvl w:ilvl="4" w:tentative="1">
+      <w:start w:val="1"/>
+      <w:numFmt w:val="bullet"/>
+      <w:lvlText w:val=""/>
+      <w:lvlJc w:val="left"/>
+      <w:pPr>
+        <w:tabs>
+          <w:tab w:val="num" w:pos="3600"/>
+        </w:tabs>
+        <w:ind w:left="3600" w:hanging="360"/>
+      </w:pPr>
+      <w:rPr>
+        <w:rFonts w:ascii="Wingdings" w:hAnsi="Wingdings" w:hint="default"/>
+        <w:sz w:val="20"/>
+      </w:rPr>
+    </w:lvl>
+    <w:lvl w:ilvl="5" w:tentative="1">
+      <w:start w:val="1"/>
+      <w:numFmt w:val="bullet"/>
+      <w:lvlText w:val=""/>
+      <w:lvlJc w:val="left"/>
+      <w:pPr>
+        <w:tabs>
+          <w:tab w:val="num" w:pos="4320"/>
+        </w:tabs>
+        <w:ind w:left="4320" w:hanging="360"/>
+      </w:pPr>
+      <w:rPr>
+        <w:rFonts w:ascii="Wingdings" w:hAnsi="Wingdings" w:hint="default"/>
+        <w:sz w:val="20"/>
+      </w:rPr>
+    </w:lvl>
+    <w:lvl w:ilvl="6" w:tentative="1">
+      <w:start w:val="1"/>
+      <w:numFmt w:val="bullet"/>
+      <w:lvlText w:val=""/>
+      <w:lvlJc w:val="left"/>
+      <w:pPr>
+        <w:tabs>
+          <w:tab w:val="num" w:pos="5040"/>
+        </w:tabs>
+        <w:ind w:left="5040" w:hanging="360"/>
+      </w:pPr>
+      <w:rPr>
+        <w:rFonts w:ascii="Wingdings" w:hAnsi="Wingdings" w:hint="default"/>
+        <w:sz w:val="20"/>
+      </w:rPr>
+    </w:lvl>
+    <w:lvl w:ilvl="7" w:tentative="1">
+      <w:start w:val="1"/>
+      <w:numFmt w:val="bullet"/>
+      <w:lvlText w:val=""/>
+      <w:lvlJc w:val="left"/>
+      <w:pPr>
+        <w:tabs>
+          <w:tab w:val="num" w:pos="5760"/>
+        </w:tabs>
+        <w:ind w:left="5760" w:hanging="360"/>
+      </w:pPr>
+      <w:rPr>
+        <w:rFonts w:ascii="Wingdings" w:hAnsi="Wingdings" w:hint="default"/>
+        <w:sz w:val="20"/>
+      </w:rPr>
+    </w:lvl>
+    <w:lvl w:ilvl="8" w:tentative="1">
+      <w:start w:val="1"/>
+      <w:numFmt w:val="bullet"/>
+      <w:lvlText w:val=""/>
+      <w:lvlJc w:val="left"/>
+      <w:pPr>
+        <w:tabs>
+          <w:tab w:val="num" w:pos="6480"/>
+        </w:tabs>
+        <w:ind w:left="6480" w:hanging="360"/>
+      </w:pPr>
+      <w:rPr>
+        <w:rFonts w:ascii="Wingdings" w:hAnsi="Wingdings" w:hint="default"/>
+        <w:sz w:val="20"/>
+      </w:rPr>
+    </w:lvl>
+  </w:abstractNum>
+  <w:abstractNum w:abstractNumId="29" w15:restartNumberingAfterBreak="0">
+    <w:nsid w:val="77DB5B9E"/>
+    <w:multiLevelType w:val="multilevel"/>
+    <w:tmpl w:val="284AF9DC"/>
+    <w:lvl w:ilvl="0">
+      <w:start w:val="1"/>
+      <w:numFmt w:val="bullet"/>
+      <w:lvlText w:val=""/>
+      <w:lvlJc w:val="left"/>
+      <w:pPr>
+        <w:tabs>
+          <w:tab w:val="num" w:pos="720"/>
+        </w:tabs>
+        <w:ind w:left="720" w:hanging="360"/>
+      </w:pPr>
+      <w:rPr>
+        <w:rFonts w:ascii="Symbol" w:hAnsi="Symbol" w:hint="default"/>
+        <w:sz w:val="20"/>
+      </w:rPr>
+    </w:lvl>
+    <w:lvl w:ilvl="1" w:tentative="1">
+      <w:start w:val="1"/>
+      <w:numFmt w:val="bullet"/>
+      <w:lvlText w:val="o"/>
+      <w:lvlJc w:val="left"/>
+      <w:pPr>
+        <w:tabs>
+          <w:tab w:val="num" w:pos="1440"/>
+        </w:tabs>
+        <w:ind w:left="1440" w:hanging="360"/>
+      </w:pPr>
+      <w:rPr>
+        <w:rFonts w:ascii="Courier New" w:hAnsi="Courier New" w:hint="default"/>
+        <w:sz w:val="20"/>
+      </w:rPr>
+    </w:lvl>
+    <w:lvl w:ilvl="2" w:tentative="1">
+      <w:start w:val="1"/>
+      <w:numFmt w:val="bullet"/>
+      <w:lvlText w:val=""/>
+      <w:lvlJc w:val="left"/>
+      <w:pPr>
+        <w:tabs>
+          <w:tab w:val="num" w:pos="2160"/>
+        </w:tabs>
+        <w:ind w:left="2160" w:hanging="360"/>
+      </w:pPr>
+      <w:rPr>
+        <w:rFonts w:ascii="Wingdings" w:hAnsi="Wingdings" w:hint="default"/>
+        <w:sz w:val="20"/>
+      </w:rPr>
+    </w:lvl>
+    <w:lvl w:ilvl="3" w:tentative="1">
+      <w:start w:val="1"/>
+      <w:numFmt w:val="bullet"/>
+      <w:lvlText w:val=""/>
+      <w:lvlJc w:val="left"/>
+      <w:pPr>
+        <w:tabs>
+          <w:tab w:val="num" w:pos="2880"/>
+        </w:tabs>
+        <w:ind w:left="2880" w:hanging="360"/>
+      </w:pPr>
+      <w:rPr>
+        <w:rFonts w:ascii="Wingdings" w:hAnsi="Wingdings" w:hint="default"/>
+        <w:sz w:val="20"/>
+      </w:rPr>
+    </w:lvl>
+    <w:lvl w:ilvl="4" w:tentative="1">
+      <w:start w:val="1"/>
+      <w:numFmt w:val="bullet"/>
+      <w:lvlText w:val=""/>
+      <w:lvlJc w:val="left"/>
+      <w:pPr>
+        <w:tabs>
+          <w:tab w:val="num" w:pos="3600"/>
+        </w:tabs>
+        <w:ind w:left="3600" w:hanging="360"/>
+      </w:pPr>
+      <w:rPr>
+        <w:rFonts w:ascii="Wingdings" w:hAnsi="Wingdings" w:hint="default"/>
+        <w:sz w:val="20"/>
+      </w:rPr>
+    </w:lvl>
+    <w:lvl w:ilvl="5" w:tentative="1">
+      <w:start w:val="1"/>
+      <w:numFmt w:val="bullet"/>
+      <w:lvlText w:val=""/>
+      <w:lvlJc w:val="left"/>
+      <w:pPr>
+        <w:tabs>
+          <w:tab w:val="num" w:pos="4320"/>
+        </w:tabs>
+        <w:ind w:left="4320" w:hanging="360"/>
+      </w:pPr>
+      <w:rPr>
+        <w:rFonts w:ascii="Wingdings" w:hAnsi="Wingdings" w:hint="default"/>
+        <w:sz w:val="20"/>
+      </w:rPr>
+    </w:lvl>
+    <w:lvl w:ilvl="6" w:tentative="1">
+      <w:start w:val="1"/>
+      <w:numFmt w:val="bullet"/>
+      <w:lvlText w:val=""/>
+      <w:lvlJc w:val="left"/>
+      <w:pPr>
+        <w:tabs>
+          <w:tab w:val="num" w:pos="5040"/>
+        </w:tabs>
+        <w:ind w:left="5040" w:hanging="360"/>
+      </w:pPr>
+      <w:rPr>
+        <w:rFonts w:ascii="Wingdings" w:hAnsi="Wingdings" w:hint="default"/>
+        <w:sz w:val="20"/>
+      </w:rPr>
+    </w:lvl>
+    <w:lvl w:ilvl="7" w:tentative="1">
+      <w:start w:val="1"/>
+      <w:numFmt w:val="bullet"/>
+      <w:lvlText w:val=""/>
+      <w:lvlJc w:val="left"/>
+      <w:pPr>
+        <w:tabs>
+          <w:tab w:val="num" w:pos="5760"/>
+        </w:tabs>
+        <w:ind w:left="5760" w:hanging="360"/>
+      </w:pPr>
+      <w:rPr>
+        <w:rFonts w:ascii="Wingdings" w:hAnsi="Wingdings" w:hint="default"/>
+        <w:sz w:val="20"/>
+      </w:rPr>
+    </w:lvl>
+    <w:lvl w:ilvl="8" w:tentative="1">
+      <w:start w:val="1"/>
+      <w:numFmt w:val="bullet"/>
+      <w:lvlText w:val=""/>
+      <w:lvlJc w:val="left"/>
+      <w:pPr>
+        <w:tabs>
+          <w:tab w:val="num" w:pos="6480"/>
+        </w:tabs>
+        <w:ind w:left="6480" w:hanging="360"/>
+      </w:pPr>
+      <w:rPr>
+        <w:rFonts w:ascii="Wingdings" w:hAnsi="Wingdings" w:hint="default"/>
+        <w:sz w:val="20"/>
+      </w:rPr>
+    </w:lvl>
+  </w:abstractNum>
+  <w:abstractNum w:abstractNumId="30" w15:restartNumberingAfterBreak="0">
+    <w:nsid w:val="7A515146"/>
+    <w:multiLevelType w:val="multilevel"/>
+    <w:tmpl w:val="68F62372"/>
+    <w:lvl w:ilvl="0">
+      <w:start w:val="1"/>
+      <w:numFmt w:val="bullet"/>
+      <w:lvlText w:val=""/>
+      <w:lvlJc w:val="left"/>
+      <w:pPr>
+        <w:tabs>
+          <w:tab w:val="num" w:pos="720"/>
+        </w:tabs>
+        <w:ind w:left="720" w:hanging="360"/>
+      </w:pPr>
+      <w:rPr>
+        <w:rFonts w:ascii="Symbol" w:hAnsi="Symbol" w:hint="default"/>
+        <w:sz w:val="20"/>
+      </w:rPr>
+    </w:lvl>
+    <w:lvl w:ilvl="1" w:tentative="1">
+      <w:start w:val="1"/>
+      <w:numFmt w:val="bullet"/>
+      <w:lvlText w:val="o"/>
+      <w:lvlJc w:val="left"/>
+      <w:pPr>
+        <w:tabs>
+          <w:tab w:val="num" w:pos="1440"/>
+        </w:tabs>
+        <w:ind w:left="1440" w:hanging="360"/>
+      </w:pPr>
+      <w:rPr>
+        <w:rFonts w:ascii="Courier New" w:hAnsi="Courier New" w:hint="default"/>
+        <w:sz w:val="20"/>
+      </w:rPr>
+    </w:lvl>
+    <w:lvl w:ilvl="2" w:tentative="1">
+      <w:start w:val="1"/>
+      <w:numFmt w:val="bullet"/>
+      <w:lvlText w:val=""/>
+      <w:lvlJc w:val="left"/>
+      <w:pPr>
+        <w:tabs>
+          <w:tab w:val="num" w:pos="2160"/>
+        </w:tabs>
+        <w:ind w:left="2160" w:hanging="360"/>
+      </w:pPr>
+      <w:rPr>
+        <w:rFonts w:ascii="Wingdings" w:hAnsi="Wingdings" w:hint="default"/>
+        <w:sz w:val="20"/>
+      </w:rPr>
+    </w:lvl>
+    <w:lvl w:ilvl="3" w:tentative="1">
+      <w:start w:val="1"/>
+      <w:numFmt w:val="bullet"/>
+      <w:lvlText w:val=""/>
+      <w:lvlJc w:val="left"/>
+      <w:pPr>
+        <w:tabs>
+          <w:tab w:val="num" w:pos="2880"/>
+        </w:tabs>
+        <w:ind w:left="2880" w:hanging="360"/>
+      </w:pPr>
+      <w:rPr>
+        <w:rFonts w:ascii="Wingdings" w:hAnsi="Wingdings" w:hint="default"/>
+        <w:sz w:val="20"/>
+      </w:rPr>
+    </w:lvl>
+    <w:lvl w:ilvl="4" w:tentative="1">
+      <w:start w:val="1"/>
+      <w:numFmt w:val="bullet"/>
+      <w:lvlText w:val=""/>
+      <w:lvlJc w:val="left"/>
+      <w:pPr>
+        <w:tabs>
+          <w:tab w:val="num" w:pos="3600"/>
+        </w:tabs>
+        <w:ind w:left="3600" w:hanging="360"/>
+      </w:pPr>
+      <w:rPr>
+        <w:rFonts w:ascii="Wingdings" w:hAnsi="Wingdings" w:hint="default"/>
+        <w:sz w:val="20"/>
+      </w:rPr>
+    </w:lvl>
+    <w:lvl w:ilvl="5" w:tentative="1">
+      <w:start w:val="1"/>
+      <w:numFmt w:val="bullet"/>
+      <w:lvlText w:val=""/>
+      <w:lvlJc w:val="left"/>
+      <w:pPr>
+        <w:tabs>
+          <w:tab w:val="num" w:pos="4320"/>
+        </w:tabs>
+        <w:ind w:left="4320" w:hanging="360"/>
+      </w:pPr>
+      <w:rPr>
+        <w:rFonts w:ascii="Wingdings" w:hAnsi="Wingdings" w:hint="default"/>
+        <w:sz w:val="20"/>
+      </w:rPr>
+    </w:lvl>
+    <w:lvl w:ilvl="6" w:tentative="1">
+      <w:start w:val="1"/>
+      <w:numFmt w:val="bullet"/>
+      <w:lvlText w:val=""/>
+      <w:lvlJc w:val="left"/>
+      <w:pPr>
+        <w:tabs>
+          <w:tab w:val="num" w:pos="5040"/>
+        </w:tabs>
+        <w:ind w:left="5040" w:hanging="360"/>
+      </w:pPr>
+      <w:rPr>
+        <w:rFonts w:ascii="Wingdings" w:hAnsi="Wingdings" w:hint="default"/>
+        <w:sz w:val="20"/>
+      </w:rPr>
+    </w:lvl>
+    <w:lvl w:ilvl="7" w:tentative="1">
+      <w:start w:val="1"/>
+      <w:numFmt w:val="bullet"/>
+      <w:lvlText w:val=""/>
+      <w:lvlJc w:val="left"/>
+      <w:pPr>
+        <w:tabs>
+          <w:tab w:val="num" w:pos="5760"/>
+        </w:tabs>
+        <w:ind w:left="5760" w:hanging="360"/>
+      </w:pPr>
+      <w:rPr>
+        <w:rFonts w:ascii="Wingdings" w:hAnsi="Wingdings" w:hint="default"/>
+        <w:sz w:val="20"/>
+      </w:rPr>
+    </w:lvl>
+    <w:lvl w:ilvl="8" w:tentative="1">
+      <w:start w:val="1"/>
+      <w:numFmt w:val="bullet"/>
+      <w:lvlText w:val=""/>
+      <w:lvlJc w:val="left"/>
+      <w:pPr>
+        <w:tabs>
+          <w:tab w:val="num" w:pos="6480"/>
+        </w:tabs>
+        <w:ind w:left="6480" w:hanging="360"/>
+      </w:pPr>
+      <w:rPr>
+        <w:rFonts w:ascii="Wingdings" w:hAnsi="Wingdings" w:hint="default"/>
+        <w:sz w:val="20"/>
+      </w:rPr>
+    </w:lvl>
+  </w:abstractNum>
+  <w:abstractNum w:abstractNumId="31" w15:restartNumberingAfterBreak="0">
+    <w:nsid w:val="7DB84D07"/>
+    <w:multiLevelType w:val="multilevel"/>
+    <w:tmpl w:val="B504CD22"/>
+    <w:lvl w:ilvl="0">
+      <w:start w:val="1"/>
+      <w:numFmt w:val="bullet"/>
+      <w:lvlText w:val=""/>
+      <w:lvlJc w:val="left"/>
+      <w:pPr>
+        <w:tabs>
+          <w:tab w:val="num" w:pos="720"/>
+        </w:tabs>
+        <w:ind w:left="720" w:hanging="360"/>
+      </w:pPr>
+      <w:rPr>
+        <w:rFonts w:ascii="Symbol" w:hAnsi="Symbol" w:hint="default"/>
+        <w:sz w:val="20"/>
+      </w:rPr>
+    </w:lvl>
+    <w:lvl w:ilvl="1" w:tentative="1">
+      <w:start w:val="1"/>
+      <w:numFmt w:val="bullet"/>
+      <w:lvlText w:val="o"/>
+      <w:lvlJc w:val="left"/>
+      <w:pPr>
+        <w:tabs>
+          <w:tab w:val="num" w:pos="1440"/>
+        </w:tabs>
+        <w:ind w:left="1440" w:hanging="360"/>
+      </w:pPr>
+      <w:rPr>
+        <w:rFonts w:ascii="Courier New" w:hAnsi="Courier New" w:hint="default"/>
+        <w:sz w:val="20"/>
+      </w:rPr>
+    </w:lvl>
+    <w:lvl w:ilvl="2" w:tentative="1">
+      <w:start w:val="1"/>
+      <w:numFmt w:val="bullet"/>
+      <w:lvlText w:val=""/>
+      <w:lvlJc w:val="left"/>
+      <w:pPr>
+        <w:tabs>
+          <w:tab w:val="num" w:pos="2160"/>
+        </w:tabs>
+        <w:ind w:left="2160" w:hanging="360"/>
+      </w:pPr>
+      <w:rPr>
+        <w:rFonts w:ascii="Wingdings" w:hAnsi="Wingdings" w:hint="default"/>
+        <w:sz w:val="20"/>
+      </w:rPr>
+    </w:lvl>
+    <w:lvl w:ilvl="3" w:tentative="1">
+      <w:start w:val="1"/>
+      <w:numFmt w:val="bullet"/>
+      <w:lvlText w:val=""/>
+      <w:lvlJc w:val="left"/>
+      <w:pPr>
+        <w:tabs>
+          <w:tab w:val="num" w:pos="2880"/>
+        </w:tabs>
+        <w:ind w:left="2880" w:hanging="360"/>
+      </w:pPr>
+      <w:rPr>
+        <w:rFonts w:ascii="Wingdings" w:hAnsi="Wingdings" w:hint="default"/>
+        <w:sz w:val="20"/>
+      </w:rPr>
+    </w:lvl>
+    <w:lvl w:ilvl="4" w:tentative="1">
+      <w:start w:val="1"/>
+      <w:numFmt w:val="bullet"/>
+      <w:lvlText w:val=""/>
+      <w:lvlJc w:val="left"/>
+      <w:pPr>
+        <w:tabs>
+          <w:tab w:val="num" w:pos="3600"/>
+        </w:tabs>
+        <w:ind w:left="3600" w:hanging="360"/>
+      </w:pPr>
+      <w:rPr>
+        <w:rFonts w:ascii="Wingdings" w:hAnsi="Wingdings" w:hint="default"/>
+        <w:sz w:val="20"/>
+      </w:rPr>
+    </w:lvl>
+    <w:lvl w:ilvl="5" w:tentative="1">
+      <w:start w:val="1"/>
+      <w:numFmt w:val="bullet"/>
+      <w:lvlText w:val=""/>
+      <w:lvlJc w:val="left"/>
+      <w:pPr>
+        <w:tabs>
+          <w:tab w:val="num" w:pos="4320"/>
+        </w:tabs>
+        <w:ind w:left="4320" w:hanging="360"/>
+      </w:pPr>
+      <w:rPr>
+        <w:rFonts w:ascii="Wingdings" w:hAnsi="Wingdings" w:hint="default"/>
+        <w:sz w:val="20"/>
+      </w:rPr>
+    </w:lvl>
+    <w:lvl w:ilvl="6" w:tentative="1">
+      <w:start w:val="1"/>
+      <w:numFmt w:val="bullet"/>
+      <w:lvlText w:val=""/>
+      <w:lvlJc w:val="left"/>
+      <w:pPr>
+        <w:tabs>
+          <w:tab w:val="num" w:pos="5040"/>
+        </w:tabs>
+        <w:ind w:left="5040" w:hanging="360"/>
+      </w:pPr>
+      <w:rPr>
+        <w:rFonts w:ascii="Wingdings" w:hAnsi="Wingdings" w:hint="default"/>
+        <w:sz w:val="20"/>
+      </w:rPr>
+    </w:lvl>
+    <w:lvl w:ilvl="7" w:tentative="1">
+      <w:start w:val="1"/>
+      <w:numFmt w:val="bullet"/>
+      <w:lvlText w:val=""/>
+      <w:lvlJc w:val="left"/>
+      <w:pPr>
+        <w:tabs>
+          <w:tab w:val="num" w:pos="5760"/>
+        </w:tabs>
+        <w:ind w:left="5760" w:hanging="360"/>
+      </w:pPr>
+      <w:rPr>
+        <w:rFonts w:ascii="Wingdings" w:hAnsi="Wingdings" w:hint="default"/>
+        <w:sz w:val="20"/>
+      </w:rPr>
+    </w:lvl>
+    <w:lvl w:ilvl="8" w:tentative="1">
+      <w:start w:val="1"/>
+      <w:numFmt w:val="bullet"/>
+      <w:lvlText w:val=""/>
+      <w:lvlJc w:val="left"/>
+      <w:pPr>
+        <w:tabs>
+          <w:tab w:val="num" w:pos="6480"/>
+        </w:tabs>
+        <w:ind w:left="6480" w:hanging="360"/>
+      </w:pPr>
+      <w:rPr>
+        <w:rFonts w:ascii="Wingdings" w:hAnsi="Wingdings" w:hint="default"/>
+        <w:sz w:val="20"/>
+      </w:rPr>
+    </w:lvl>
+  </w:abstractNum>
+  <w:num w:numId="1" w16cid:durableId="1545093150">
+    <w:abstractNumId w:val="3"/>
+  </w:num>
+  <w:num w:numId="2" w16cid:durableId="386683453">
+    <w:abstractNumId w:val="30"/>
+  </w:num>
+  <w:num w:numId="3" w16cid:durableId="355544117">
+    <w:abstractNumId w:val="9"/>
+  </w:num>
+  <w:num w:numId="4" w16cid:durableId="775951631">
+    <w:abstractNumId w:val="12"/>
+  </w:num>
+  <w:num w:numId="5" w16cid:durableId="2084796224">
+    <w:abstractNumId w:val="5"/>
+  </w:num>
+  <w:num w:numId="6" w16cid:durableId="1522863889">
+    <w:abstractNumId w:val="14"/>
+  </w:num>
+  <w:num w:numId="7" w16cid:durableId="1647002949">
+    <w:abstractNumId w:val="16"/>
+  </w:num>
+  <w:num w:numId="8" w16cid:durableId="2101368610">
+    <w:abstractNumId w:val="7"/>
+  </w:num>
+  <w:num w:numId="9" w16cid:durableId="646595436">
+    <w:abstractNumId w:val="28"/>
+  </w:num>
+  <w:num w:numId="10" w16cid:durableId="1825969580">
+    <w:abstractNumId w:val="23"/>
+  </w:num>
+  <w:num w:numId="11" w16cid:durableId="2060861623">
+    <w:abstractNumId w:val="11"/>
+  </w:num>
+  <w:num w:numId="12" w16cid:durableId="792941563">
+    <w:abstractNumId w:val="25"/>
+  </w:num>
+  <w:num w:numId="13" w16cid:durableId="261570079">
+    <w:abstractNumId w:val="31"/>
+  </w:num>
+  <w:num w:numId="14" w16cid:durableId="1783374593">
+    <w:abstractNumId w:val="27"/>
+  </w:num>
+  <w:num w:numId="15" w16cid:durableId="770199343">
+    <w:abstractNumId w:val="2"/>
+  </w:num>
+  <w:num w:numId="16" w16cid:durableId="627202834">
+    <w:abstractNumId w:val="1"/>
+  </w:num>
+  <w:num w:numId="17" w16cid:durableId="1390222851">
+    <w:abstractNumId w:val="15"/>
+  </w:num>
+  <w:num w:numId="18" w16cid:durableId="274755632">
+    <w:abstractNumId w:val="4"/>
+  </w:num>
+  <w:num w:numId="19" w16cid:durableId="1985621118">
+    <w:abstractNumId w:val="19"/>
+  </w:num>
+  <w:num w:numId="20" w16cid:durableId="1859931275">
+    <w:abstractNumId w:val="6"/>
+  </w:num>
+  <w:num w:numId="21" w16cid:durableId="1526554028">
+    <w:abstractNumId w:val="8"/>
+  </w:num>
+  <w:num w:numId="22" w16cid:durableId="1978801265">
+    <w:abstractNumId w:val="24"/>
+  </w:num>
+  <w:num w:numId="23" w16cid:durableId="1510217006">
+    <w:abstractNumId w:val="22"/>
+  </w:num>
+  <w:num w:numId="24" w16cid:durableId="1687831120">
+    <w:abstractNumId w:val="21"/>
+  </w:num>
+  <w:num w:numId="25" w16cid:durableId="473254805">
+    <w:abstractNumId w:val="17"/>
+  </w:num>
+  <w:num w:numId="26" w16cid:durableId="3437131">
+    <w:abstractNumId w:val="26"/>
+  </w:num>
+  <w:num w:numId="27" w16cid:durableId="36125364">
+    <w:abstractNumId w:val="29"/>
+  </w:num>
+  <w:num w:numId="28" w16cid:durableId="1943298282">
+    <w:abstractNumId w:val="18"/>
+  </w:num>
+  <w:num w:numId="29" w16cid:durableId="956640589">
+    <w:abstractNumId w:val="20"/>
+  </w:num>
+  <w:num w:numId="30" w16cid:durableId="150948414">
+    <w:abstractNumId w:val="10"/>
+  </w:num>
+  <w:num w:numId="31" w16cid:durableId="868564266">
+    <w:abstractNumId w:val="0"/>
+  </w:num>
+  <w:num w:numId="32" w16cid:durableId="1862009438">
+    <w:abstractNumId w:val="13"/>
+  </w:num>
+</w:numbering>
 </file>
 
 <file path=word/styles.xml><?xml version="1.0" encoding="utf-8"?>
@@ -1945,7 +8494,6 @@
     <w:next w:val="Normal"/>
     <w:link w:val="Ttulo2Car"/>
     <w:uiPriority w:val="9"/>
-    <w:semiHidden/>
     <w:unhideWhenUsed/>
     <w:qFormat/>
     <w:rsid w:val="00F660BC"/>
@@ -1968,7 +8516,6 @@
     <w:next w:val="Normal"/>
     <w:link w:val="Ttulo3Car"/>
     <w:uiPriority w:val="9"/>
-    <w:semiHidden/>
     <w:unhideWhenUsed/>
     <w:qFormat/>
     <w:rsid w:val="00F660BC"/>
@@ -2161,7 +8708,6 @@
     <w:basedOn w:val="Fuentedeprrafopredeter"/>
     <w:link w:val="Ttulo2"/>
     <w:uiPriority w:val="9"/>
-    <w:semiHidden/>
     <w:rsid w:val="00F660BC"/>
     <w:rPr>
       <w:rFonts w:asciiTheme="majorHAnsi" w:eastAsiaTheme="majorEastAsia" w:hAnsiTheme="majorHAnsi" w:cstheme="majorBidi"/>
@@ -2175,7 +8721,6 @@
     <w:basedOn w:val="Fuentedeprrafopredeter"/>
     <w:link w:val="Ttulo3"/>
     <w:uiPriority w:val="9"/>
-    <w:semiHidden/>
     <w:rsid w:val="00F660BC"/>
     <w:rPr>
       <w:rFonts w:eastAsiaTheme="majorEastAsia" w:cstheme="majorBidi"/>

--- a/docs/Requerimientos.docx
+++ b/docs/Requerimientos.docx
@@ -55,21 +55,7 @@
           <w:sz w:val="32"/>
           <w:szCs w:val="32"/>
         </w:rPr>
-        <w:t>Versión:</w:t>
-      </w:r>
-      <w:r>
-        <w:rPr>
-          <w:sz w:val="32"/>
-          <w:szCs w:val="32"/>
-        </w:rPr>
-        <w:t xml:space="preserve"> 0.1 </w:t>
-      </w:r>
-      <w:r>
-        <w:rPr>
-          <w:sz w:val="32"/>
-          <w:szCs w:val="32"/>
-        </w:rPr>
-        <w:t xml:space="preserve">Fecha: </w:t>
+        <w:t xml:space="preserve">Versión: 0.1 Fecha: </w:t>
       </w:r>
       <w:r>
         <w:rPr>
@@ -800,23 +786,13 @@
                 <w:bCs/>
               </w:rPr>
             </w:pPr>
-            <w:proofErr w:type="spellStart"/>
             <w:r>
               <w:rPr>
                 <w:rFonts w:ascii="Arial" w:hAnsi="Arial" w:cs="Arial"/>
                 <w:b/>
                 <w:bCs/>
               </w:rPr>
-              <w:t>Nº</w:t>
-            </w:r>
-            <w:proofErr w:type="spellEnd"/>
-            <w:r>
-              <w:rPr>
-                <w:rFonts w:ascii="Arial" w:hAnsi="Arial" w:cs="Arial"/>
-                <w:b/>
-                <w:bCs/>
-              </w:rPr>
-              <w:t xml:space="preserve"> Total de Páginas</w:t>
+              <w:t>Nº Total de Páginas</w:t>
             </w:r>
           </w:p>
         </w:tc>
@@ -1587,25 +1563,7 @@
           <w:b/>
           <w:bCs/>
         </w:rPr>
-        <w:t>1.1 Administrador (</w:t>
-      </w:r>
-      <w:proofErr w:type="spellStart"/>
-      <w:r>
-        <w:rPr>
-          <w:rFonts w:ascii="Arial" w:hAnsi="Arial" w:cs="Arial"/>
-          <w:b/>
-          <w:bCs/>
-        </w:rPr>
-        <w:t>Admin</w:t>
-      </w:r>
-      <w:proofErr w:type="spellEnd"/>
-      <w:r>
-        <w:rPr>
-          <w:rFonts w:ascii="Arial" w:hAnsi="Arial" w:cs="Arial"/>
-          <w:b/>
-          <w:bCs/>
-        </w:rPr>
-        <w:t>)</w:t>
+        <w:t>1.1 Administrador (Admin)</w:t>
       </w:r>
     </w:p>
     <w:p>
@@ -1784,14 +1742,6 @@
           <w:rFonts w:ascii="Arial" w:hAnsi="Arial" w:cs="Arial"/>
         </w:rPr>
       </w:pPr>
-      <w:r>
-        <w:rPr>
-          <w:rFonts w:ascii="Arial" w:hAnsi="Arial" w:cs="Arial"/>
-        </w:rPr>
-        <w:pict w14:anchorId="1080F000">
-          <v:rect id="_x0000_i1073" style="width:0;height:1.5pt" o:hralign="center" o:hrstd="t" o:hr="t" fillcolor="#a0a0a0" stroked="f"/>
-        </w:pict>
-      </w:r>
     </w:p>
     <w:p>
       <w:pPr>
@@ -1808,6 +1758,14 @@
           <w:bCs/>
         </w:rPr>
         <w:t>2. Reglas de negocio</w:t>
+      </w:r>
+      <w:r>
+        <w:rPr>
+          <w:rFonts w:ascii="Arial" w:hAnsi="Arial" w:cs="Arial"/>
+          <w:b/>
+          <w:bCs/>
+        </w:rPr>
+        <w:t xml:space="preserve"> (RN)</w:t>
       </w:r>
     </w:p>
     <w:p>
@@ -2392,14 +2350,6 @@
           <w:rFonts w:ascii="Arial" w:hAnsi="Arial" w:cs="Arial"/>
         </w:rPr>
       </w:pPr>
-      <w:r>
-        <w:rPr>
-          <w:rFonts w:ascii="Arial" w:hAnsi="Arial" w:cs="Arial"/>
-        </w:rPr>
-        <w:pict w14:anchorId="3D83E4D4">
-          <v:rect id="_x0000_i1074" style="width:0;height:1.5pt" o:hralign="center" o:hrstd="t" o:hr="t" fillcolor="#a0a0a0" stroked="f"/>
-        </w:pict>
-      </w:r>
     </w:p>
     <w:p>
       <w:pPr>
@@ -2417,6 +2367,14 @@
         </w:rPr>
         <w:lastRenderedPageBreak/>
         <w:t>3. Requerimientos funcionales</w:t>
+      </w:r>
+      <w:r>
+        <w:rPr>
+          <w:rFonts w:ascii="Arial" w:hAnsi="Arial" w:cs="Arial"/>
+          <w:b/>
+          <w:bCs/>
+        </w:rPr>
+        <w:t xml:space="preserve"> (RF)</w:t>
       </w:r>
     </w:p>
     <w:p>
@@ -2493,14 +2451,6 @@
           <w:rFonts w:ascii="Arial" w:hAnsi="Arial" w:cs="Arial"/>
         </w:rPr>
       </w:pPr>
-      <w:r>
-        <w:rPr>
-          <w:rFonts w:ascii="Arial" w:hAnsi="Arial" w:cs="Arial"/>
-        </w:rPr>
-        <w:pict w14:anchorId="07EE65AC">
-          <v:rect id="_x0000_i1075" style="width:0;height:1.5pt" o:hralign="center" o:hrstd="t" o:hr="t" fillcolor="#a0a0a0" stroked="f"/>
-        </w:pict>
-      </w:r>
     </w:p>
     <w:p>
       <w:pPr>
@@ -2593,14 +2543,6 @@
           <w:rFonts w:ascii="Arial" w:hAnsi="Arial" w:cs="Arial"/>
         </w:rPr>
       </w:pPr>
-      <w:r>
-        <w:rPr>
-          <w:rFonts w:ascii="Arial" w:hAnsi="Arial" w:cs="Arial"/>
-        </w:rPr>
-        <w:pict w14:anchorId="5FBF23FD">
-          <v:rect id="_x0000_i1076" style="width:0;height:1.5pt" o:hralign="center" o:hrstd="t" o:hr="t" fillcolor="#a0a0a0" stroked="f"/>
-        </w:pict>
-      </w:r>
     </w:p>
     <w:p>
       <w:pPr>
@@ -2667,21 +2609,7 @@
         <w:rPr>
           <w:rFonts w:ascii="Arial" w:hAnsi="Arial" w:cs="Arial"/>
         </w:rPr>
-        <w:t xml:space="preserve">RF-10: El sistema debe permitir actualizar información de núcleos (solo </w:t>
-      </w:r>
-      <w:proofErr w:type="spellStart"/>
-      <w:r>
-        <w:rPr>
-          <w:rFonts w:ascii="Arial" w:hAnsi="Arial" w:cs="Arial"/>
-        </w:rPr>
-        <w:t>Admin</w:t>
-      </w:r>
-      <w:proofErr w:type="spellEnd"/>
-      <w:r>
-        <w:rPr>
-          <w:rFonts w:ascii="Arial" w:hAnsi="Arial" w:cs="Arial"/>
-        </w:rPr>
-        <w:t xml:space="preserve"> y Operador autorizado) </w:t>
+        <w:t xml:space="preserve">RF-10: El sistema debe permitir actualizar información de núcleos (solo Admin y Operador autorizado) </w:t>
       </w:r>
     </w:p>
     <w:p>
@@ -2707,14 +2635,6 @@
           <w:rFonts w:ascii="Arial" w:hAnsi="Arial" w:cs="Arial"/>
         </w:rPr>
       </w:pPr>
-      <w:r>
-        <w:rPr>
-          <w:rFonts w:ascii="Arial" w:hAnsi="Arial" w:cs="Arial"/>
-        </w:rPr>
-        <w:pict w14:anchorId="42D49D11">
-          <v:rect id="_x0000_i1077" style="width:0;height:1.5pt" o:hralign="center" o:hrstd="t" o:hr="t" fillcolor="#a0a0a0" stroked="f"/>
-        </w:pict>
-      </w:r>
     </w:p>
     <w:p>
       <w:pPr>
@@ -2807,14 +2727,6 @@
           <w:rFonts w:ascii="Arial" w:hAnsi="Arial" w:cs="Arial"/>
         </w:rPr>
       </w:pPr>
-      <w:r>
-        <w:rPr>
-          <w:rFonts w:ascii="Arial" w:hAnsi="Arial" w:cs="Arial"/>
-        </w:rPr>
-        <w:pict w14:anchorId="719A6E30">
-          <v:rect id="_x0000_i1078" style="width:0;height:1.5pt" o:hralign="center" o:hrstd="t" o:hr="t" fillcolor="#a0a0a0" stroked="f"/>
-        </w:pict>
-      </w:r>
     </w:p>
     <w:p>
       <w:pPr>
@@ -2925,14 +2837,6 @@
           <w:rFonts w:ascii="Arial" w:hAnsi="Arial" w:cs="Arial"/>
         </w:rPr>
       </w:pPr>
-      <w:r>
-        <w:rPr>
-          <w:rFonts w:ascii="Arial" w:hAnsi="Arial" w:cs="Arial"/>
-        </w:rPr>
-        <w:pict w14:anchorId="4C821F8C">
-          <v:rect id="_x0000_i1079" style="width:0;height:1.5pt" o:hralign="center" o:hrstd="t" o:hr="t" fillcolor="#a0a0a0" stroked="f"/>
-        </w:pict>
-      </w:r>
     </w:p>
     <w:p>
       <w:pPr>
@@ -3042,14 +2946,6 @@
           <w:rFonts w:ascii="Arial" w:hAnsi="Arial" w:cs="Arial"/>
         </w:rPr>
       </w:pPr>
-      <w:r>
-        <w:rPr>
-          <w:rFonts w:ascii="Arial" w:hAnsi="Arial" w:cs="Arial"/>
-        </w:rPr>
-        <w:pict w14:anchorId="37011E4B">
-          <v:rect id="_x0000_i1080" style="width:0;height:1.5pt" o:hralign="center" o:hrstd="t" o:hr="t" fillcolor="#a0a0a0" stroked="f"/>
-        </w:pict>
-      </w:r>
     </w:p>
     <w:p>
       <w:pPr>
@@ -8667,6 +8563,7 @@
   <w:style w:type="character" w:default="1" w:styleId="Fuentedeprrafopredeter">
     <w:name w:val="Default Paragraph Font"/>
     <w:uiPriority w:val="1"/>
+    <w:semiHidden/>
     <w:unhideWhenUsed/>
   </w:style>
   <w:style w:type="table" w:default="1" w:styleId="Tablanormal">
